--- a/12-通用拓扑结构/07-其他拓扑/负反馈结构/负反馈结构.docx
+++ b/12-通用拓扑结构/07-其他拓扑/负反馈结构/负反馈结构.docx
@@ -1814,6 +1814,20 @@
     </w:p>
     <w:bookmarkEnd w:id="26"/>
     <w:bookmarkEnd w:id="27"/>
+    <w:p>
+      <w:pPr>
+        <w:spacing w:before="360"/>
+        <w:jc w:val="center"/>
+      </w:pPr>
+      <w:r>
+        <w:rPr>
+          <w:rFonts w:ascii="Times New Roman" w:hAnsi="Times New Roman"/>
+          <w:color w:val="555555"/>
+          <w:sz w:val="21"/>
+        </w:rPr>
+        <w:t>材料收集者：杜文杰</w:t>
+      </w:r>
+    </w:p>
     <w:sectPr>
       <w:headerReference r:id="rId9" w:type="default"/>
       <w:footerReference r:id="rId10" w:type="default"/>

--- a/12-通用拓扑结构/07-其他拓扑/负反馈结构/负反馈结构.docx
+++ b/12-通用拓扑结构/07-其他拓扑/负反馈结构/负反馈结构.docx
@@ -1,6 +1,6 @@
 
 <file path=word/document.xml><?xml version="1.0" encoding="utf-8"?>
-<w:document xmlns:w="http://schemas.openxmlformats.org/wordprocessingml/2006/main" xmlns:m="http://schemas.openxmlformats.org/officeDocument/2006/math" xmlns:r="http://schemas.openxmlformats.org/officeDocument/2006/relationships" xmlns:o="urn:schemas-microsoft-com:office:office" xmlns:v="urn:schemas-microsoft-com:vml" xmlns:w10="urn:schemas-microsoft-com:office:word" xmlns:a="http://schemas.openxmlformats.org/drawingml/2006/main" xmlns:pic="http://schemas.openxmlformats.org/drawingml/2006/picture" xmlns:wp="http://schemas.openxmlformats.org/drawingml/2006/wordprocessingDrawing">
+<w:document xmlns:m="http://schemas.openxmlformats.org/officeDocument/2006/math" xmlns:r="http://schemas.openxmlformats.org/officeDocument/2006/relationships" xmlns:w="http://schemas.openxmlformats.org/wordprocessingml/2006/main" xmlns:o="urn:schemas-microsoft-com:office:office" xmlns:v="urn:schemas-microsoft-com:vml" xmlns:w10="urn:schemas-microsoft-com:office:word" xmlns:a="http://schemas.openxmlformats.org/drawingml/2006/main" xmlns:pic="http://schemas.openxmlformats.org/drawingml/2006/picture" xmlns:wp="http://schemas.openxmlformats.org/drawingml/2006/wordprocessingDrawing">
   <w:body>
     <w:bookmarkStart w:id="27" w:name="负反馈结构"/>
     <w:p>
@@ -9,7 +9,7 @@
       </w:pPr>
       <w:r>
         <w:rPr>
-          <w:rFonts w:hint="eastAsia"/>
+          <w:rFonts w:hint="eastAsia" w:eastAsia="黑体"/>
         </w:rPr>
         <w:t xml:space="preserve">负反馈结构</w:t>
       </w:r>
@@ -21,7 +21,7 @@
       </w:pPr>
       <w:r>
         <w:rPr>
-          <w:rFonts w:hint="eastAsia"/>
+          <w:rFonts w:hint="eastAsia" w:eastAsia="黑体"/>
         </w:rPr>
         <w:t xml:space="preserve">拓扑描述</w:t>
       </w:r>
@@ -32,16 +32,19 @@
       </w:pPr>
       <w:r>
         <w:rPr>
-          <w:rFonts w:hint="eastAsia"/>
+          <w:rFonts w:hint="eastAsia" w:eastAsia="黑体"/>
         </w:rPr>
         <w:t xml:space="preserve">本结构由</w:t>
       </w:r>
       <w:r>
+        <w:rPr>
+          <w:rFonts w:eastAsia="黑体"/>
+        </w:rPr>
         <w:t xml:space="preserve"> </w:t>
       </w:r>
       <w:r>
         <w:rPr>
-          <w:rFonts w:hint="eastAsia"/>
+          <w:rFonts w:hint="eastAsia" w:eastAsia="黑体"/>
           <w:b/>
           <w:bCs/>
         </w:rPr>
@@ -49,6 +52,7 @@
       </w:r>
       <w:r>
         <w:rPr>
+          <w:rFonts w:eastAsia="黑体"/>
           <w:b/>
           <w:bCs/>
         </w:rPr>
@@ -56,7 +60,7 @@
       </w:r>
       <w:r>
         <w:rPr>
-          <w:rFonts w:hint="eastAsia"/>
+          <w:rFonts w:hint="eastAsia" w:eastAsia="黑体"/>
           <w:b/>
           <w:bCs/>
         </w:rPr>
@@ -64,6 +68,7 @@
       </w:r>
       <w:r>
         <w:rPr>
+          <w:rFonts w:eastAsia="黑体"/>
           <w:b/>
           <w:bCs/>
         </w:rPr>
@@ -71,7 +76,7 @@
       </w:r>
       <w:r>
         <w:rPr>
-          <w:rFonts w:hint="eastAsia"/>
+          <w:rFonts w:hint="eastAsia" w:eastAsia="黑体"/>
           <w:b/>
           <w:bCs/>
         </w:rPr>
@@ -79,6 +84,7 @@
       </w:r>
       <w:r>
         <w:rPr>
+          <w:rFonts w:eastAsia="黑体"/>
           <w:b/>
           <w:bCs/>
         </w:rPr>
@@ -100,6 +106,7 @@
       </m:oMath>
       <w:r>
         <w:rPr>
+          <w:rFonts w:eastAsia="黑体"/>
           <w:b/>
           <w:bCs/>
         </w:rPr>
@@ -121,6 +128,7 @@
       </m:oMath>
       <w:r>
         <w:rPr>
+          <w:rFonts w:eastAsia="黑体"/>
           <w:b/>
           <w:bCs/>
         </w:rPr>
@@ -128,170 +136,28 @@
       </w:r>
       <w:r>
         <w:rPr>
-          <w:rFonts w:hint="eastAsia"/>
+          <w:rFonts w:hint="eastAsia" w:eastAsia="黑体"/>
           <w:b/>
           <w:bCs/>
         </w:rPr>
         <w:t xml:space="preserve">等元件）</w:t>
       </w:r>
       <w:r>
+        <w:rPr>
+          <w:rFonts w:eastAsia="黑体"/>
+        </w:rPr>
         <w:t xml:space="preserve"> </w:t>
       </w:r>
       <w:r>
         <w:rPr>
-          <w:rFonts w:hint="eastAsia"/>
+          <w:rFonts w:hint="eastAsia" w:eastAsia="黑体"/>
         </w:rPr>
         <w:t xml:space="preserve">组成，将输出信号（或其一部分）经反馈网络反相引回输入端与输入信号相减。关键节点命名如下：输入节点</w:t>
       </w:r>
       <w:r>
-        <w:t xml:space="preserve"> </w:t>
-      </w:r>
-      <m:oMath>
-        <m:sSub>
-          <m:e>
-            <m:r>
-              <m:t>N</m:t>
-            </m:r>
-          </m:e>
-          <m:sub>
-            <m:r>
-              <m:t>i</m:t>
-            </m:r>
-            <m:r>
-              <m:t>n</m:t>
-            </m:r>
-          </m:sub>
-        </m:sSub>
-      </m:oMath>
-      <w:r>
-        <w:t xml:space="preserve"> </w:t>
-      </w:r>
-      <w:r>
         <w:rPr>
-          <w:rFonts w:hint="eastAsia"/>
+          <w:rFonts w:eastAsia="黑体"/>
         </w:rPr>
-        <w:t xml:space="preserve">为信号入口，输出节点</w:t>
-      </w:r>
-      <w:r>
-        <w:t xml:space="preserve"> </w:t>
-      </w:r>
-      <m:oMath>
-        <m:sSub>
-          <m:e>
-            <m:r>
-              <m:t>N</m:t>
-            </m:r>
-          </m:e>
-          <m:sub>
-            <m:r>
-              <m:t>o</m:t>
-            </m:r>
-            <m:r>
-              <m:t>u</m:t>
-            </m:r>
-            <m:r>
-              <m:t>t</m:t>
-            </m:r>
-          </m:sub>
-        </m:sSub>
-      </m:oMath>
-      <w:r>
-        <w:t xml:space="preserve"> </w:t>
-      </w:r>
-      <w:r>
-        <w:rPr>
-          <w:rFonts w:hint="eastAsia"/>
-        </w:rPr>
-        <w:t xml:space="preserve">为放大网络输出端，求和（相减）节点</w:t>
-      </w:r>
-      <w:r>
-        <w:t xml:space="preserve"> </w:t>
-      </w:r>
-      <m:oMath>
-        <m:sSub>
-          <m:e>
-            <m:r>
-              <m:t>N</m:t>
-            </m:r>
-          </m:e>
-          <m:sub>
-            <m:r>
-              <m:rPr>
-                <m:sty m:val="p"/>
-              </m:rPr>
-              <m:t>Σ</m:t>
-            </m:r>
-          </m:sub>
-        </m:sSub>
-      </m:oMath>
-      <w:r>
-        <w:t xml:space="preserve"> </w:t>
-      </w:r>
-      <w:r>
-        <w:rPr>
-          <w:rFonts w:hint="eastAsia"/>
-        </w:rPr>
-        <w:t xml:space="preserve">为输入信号与反馈信号相减处，地节点</w:t>
-      </w:r>
-      <w:r>
-        <w:t xml:space="preserve"> </w:t>
-      </w:r>
-      <m:oMath>
-        <m:r>
-          <m:t>G</m:t>
-        </m:r>
-        <m:r>
-          <m:t>N</m:t>
-        </m:r>
-        <m:r>
-          <m:t>D</m:t>
-        </m:r>
-      </m:oMath>
-      <w:r>
-        <w:t xml:space="preserve"> </w:t>
-      </w:r>
-      <w:r>
-        <w:rPr>
-          <w:rFonts w:hint="eastAsia"/>
-        </w:rPr>
-        <w:t xml:space="preserve">为公共参考，反馈取样节点</w:t>
-      </w:r>
-      <w:r>
-        <w:t xml:space="preserve"> </w:t>
-      </w:r>
-      <m:oMath>
-        <m:sSub>
-          <m:e>
-            <m:r>
-              <m:t>N</m:t>
-            </m:r>
-          </m:e>
-          <m:sub>
-            <m:r>
-              <m:t>f</m:t>
-            </m:r>
-          </m:sub>
-        </m:sSub>
-      </m:oMath>
-      <w:r>
-        <w:t xml:space="preserve"> </w:t>
-      </w:r>
-      <w:r>
-        <w:rPr>
-          <w:rFonts w:hint="eastAsia"/>
-        </w:rPr>
-        <w:t xml:space="preserve">为反馈网络取出反馈信号的位置。</w:t>
-      </w:r>
-    </w:p>
-    <w:p>
-      <w:pPr/>
-      <w:r>
-        <w:rPr>
-          <w:rFonts w:hint="eastAsia"/>
-        </w:rPr>
-        <w:t xml:space="preserve">各支路连接：输入支路由信号源接输入节点</w:t>
-      </w:r>
-      <w:r>
         <w:t xml:space="preserve"> </w:t>
       </w:r>
       <m:oMath>
@@ -313,75 +179,20 @@
       </m:oMath>
       <w:r>
         <w:rPr>
-          <w:rFonts w:hint="eastAsia"/>
+          <w:rFonts w:eastAsia="黑体"/>
         </w:rPr>
-        <w:t xml:space="preserve">，再接到求和节点</w:t>
-      </w:r>
-      <w:r>
-        <w:t xml:space="preserve"> </w:t>
-      </w:r>
-      <m:oMath>
-        <m:sSub>
-          <m:e>
-            <m:r>
-              <m:t>N</m:t>
-            </m:r>
-          </m:e>
-          <m:sub>
-            <m:r>
-              <m:rPr>
-                <m:sty m:val="p"/>
-              </m:rPr>
-              <m:t>Σ</m:t>
-            </m:r>
-          </m:sub>
-        </m:sSub>
-      </m:oMath>
-      <w:r>
         <w:t xml:space="preserve"> </w:t>
       </w:r>
       <w:r>
         <w:rPr>
-          <w:rFonts w:hint="eastAsia"/>
+          <w:rFonts w:hint="eastAsia" w:eastAsia="黑体"/>
         </w:rPr>
-        <w:t xml:space="preserve">的同相端；放大网络</w:t>
-      </w:r>
-      <w:r>
-        <w:t xml:space="preserve"> A </w:t>
+        <w:t xml:space="preserve">为信号入口，输出节点</w:t>
       </w:r>
       <w:r>
         <w:rPr>
-          <w:rFonts w:hint="eastAsia"/>
+          <w:rFonts w:eastAsia="黑体"/>
         </w:rPr>
-        <w:t xml:space="preserve">的输入端接</w:t>
-      </w:r>
-      <w:r>
-        <w:t xml:space="preserve"> </w:t>
-      </w:r>
-      <m:oMath>
-        <m:sSub>
-          <m:e>
-            <m:r>
-              <m:t>N</m:t>
-            </m:r>
-          </m:e>
-          <m:sub>
-            <m:r>
-              <m:rPr>
-                <m:sty m:val="p"/>
-              </m:rPr>
-              <m:t>Σ</m:t>
-            </m:r>
-          </m:sub>
-        </m:sSub>
-      </m:oMath>
-      <w:r>
-        <w:rPr>
-          <w:rFonts w:hint="eastAsia"/>
-        </w:rPr>
-        <w:t xml:space="preserve">、输出端接输出节点</w:t>
-      </w:r>
-      <w:r>
         <w:t xml:space="preserve"> </w:t>
       </w:r>
       <m:oMath>
@@ -406,11 +217,20 @@
       </m:oMath>
       <w:r>
         <w:rPr>
-          <w:rFonts w:hint="eastAsia"/>
+          <w:rFonts w:eastAsia="黑体"/>
         </w:rPr>
-        <w:t xml:space="preserve">；负反馈支路从输出节点</w:t>
+        <w:t xml:space="preserve"> </w:t>
       </w:r>
       <w:r>
+        <w:rPr>
+          <w:rFonts w:hint="eastAsia" w:eastAsia="黑体"/>
+        </w:rPr>
+        <w:t xml:space="preserve">为放大网络输出端，求和（相减）节点</w:t>
+      </w:r>
+      <w:r>
+        <w:rPr>
+          <w:rFonts w:eastAsia="黑体"/>
+        </w:rPr>
         <w:t xml:space="preserve"> </w:t>
       </w:r>
       <m:oMath>
@@ -422,43 +242,66 @@
           </m:e>
           <m:sub>
             <m:r>
-              <m:t>o</m:t>
-            </m:r>
-            <m:r>
-              <m:t>u</m:t>
-            </m:r>
-            <m:r>
-              <m:t>t</m:t>
+              <m:rPr>
+                <m:sty m:val="p"/>
+              </m:rPr>
+              <m:t>Σ</m:t>
             </m:r>
           </m:sub>
         </m:sSub>
       </m:oMath>
       <w:r>
+        <w:rPr>
+          <w:rFonts w:eastAsia="黑体"/>
+        </w:rPr>
         <w:t xml:space="preserve"> </w:t>
       </w:r>
       <w:r>
         <w:rPr>
-          <w:rFonts w:hint="eastAsia"/>
+          <w:rFonts w:hint="eastAsia" w:eastAsia="黑体"/>
         </w:rPr>
-        <w:t xml:space="preserve">引出输出信号，经反馈网络</w:t>
+        <w:t xml:space="preserve">为输入信号与反馈信号相减处，地节点</w:t>
       </w:r>
       <w:r>
+        <w:rPr>
+          <w:rFonts w:eastAsia="黑体"/>
+        </w:rPr>
+        <w:t xml:space="preserve"> </w:t>
+      </w:r>
+      <m:oMath>
+        <m:r>
+          <m:t>G</m:t>
+        </m:r>
+        <m:r>
+          <m:t>N</m:t>
+        </m:r>
+        <m:r>
+          <m:t>D</m:t>
+        </m:r>
+      </m:oMath>
+      <w:r>
+        <w:rPr>
+          <w:rFonts w:eastAsia="黑体"/>
+        </w:rPr>
         <w:t xml:space="preserve"> </w:t>
       </w:r>
       <w:r>
         <w:rPr>
-          <w:rFonts w:hint="eastAsia"/>
+          <w:rFonts w:hint="eastAsia" w:eastAsia="黑体"/>
         </w:rPr>
-        <w:t xml:space="preserve">β（如分压电阻</w:t>
+        <w:t xml:space="preserve">为公共参考，反馈取样节点</w:t>
       </w:r>
       <w:r>
+        <w:rPr>
+          <w:rFonts w:eastAsia="黑体"/>
+        </w:rPr>
         <w:t xml:space="preserve"> </w:t>
       </w:r>
       <m:oMath>
         <m:sSub>
           <m:e>
             <m:r>
-              <m:t>R</m:t>
+              <m:t>N</m:t>
             </m:r>
           </m:e>
           <m:sub>
@@ -469,15 +312,135 @@
         </m:sSub>
       </m:oMath>
       <w:r>
+        <w:rPr>
+          <w:rFonts w:eastAsia="黑体"/>
+        </w:rPr>
         <w:t xml:space="preserve"> </w:t>
       </w:r>
       <w:r>
         <w:rPr>
-          <w:rFonts w:hint="eastAsia"/>
+          <w:rFonts w:hint="eastAsia" w:eastAsia="黑体"/>
         </w:rPr>
-        <w:t xml:space="preserve">一端接</w:t>
+        <w:t xml:space="preserve">为反馈网络取出反馈信号的位置。</w:t>
+      </w:r>
+    </w:p>
+    <w:p>
+      <w:pPr/>
+      <w:r>
+        <w:rPr>
+          <w:rFonts w:hint="eastAsia" w:eastAsia="黑体"/>
+        </w:rPr>
+        <w:t xml:space="preserve">各支路连接：输入支路由信号源接输入节点</w:t>
       </w:r>
       <w:r>
+        <w:rPr>
+          <w:rFonts w:eastAsia="黑体"/>
+        </w:rPr>
+        <w:t xml:space="preserve"> </w:t>
+      </w:r>
+      <m:oMath>
+        <m:sSub>
+          <m:e>
+            <m:r>
+              <m:t>N</m:t>
+            </m:r>
+          </m:e>
+          <m:sub>
+            <m:r>
+              <m:t>i</m:t>
+            </m:r>
+            <m:r>
+              <m:t>n</m:t>
+            </m:r>
+          </m:sub>
+        </m:sSub>
+      </m:oMath>
+      <w:r>
+        <w:rPr>
+          <w:rFonts w:hint="eastAsia" w:eastAsia="黑体"/>
+        </w:rPr>
+        <w:t xml:space="preserve">，再接到求和节点</w:t>
+      </w:r>
+      <w:r>
+        <w:rPr>
+          <w:rFonts w:eastAsia="黑体"/>
+        </w:rPr>
+        <w:t xml:space="preserve"> </w:t>
+      </w:r>
+      <m:oMath>
+        <m:sSub>
+          <m:e>
+            <m:r>
+              <m:t>N</m:t>
+            </m:r>
+          </m:e>
+          <m:sub>
+            <m:r>
+              <m:rPr>
+                <m:sty m:val="p"/>
+              </m:rPr>
+              <m:t>Σ</m:t>
+            </m:r>
+          </m:sub>
+        </m:sSub>
+      </m:oMath>
+      <w:r>
+        <w:rPr>
+          <w:rFonts w:eastAsia="黑体"/>
+        </w:rPr>
+        <w:t xml:space="preserve"> </w:t>
+      </w:r>
+      <w:r>
+        <w:rPr>
+          <w:rFonts w:hint="eastAsia" w:eastAsia="黑体"/>
+        </w:rPr>
+        <w:t xml:space="preserve">的同相端；放大网络</w:t>
+      </w:r>
+      <w:r>
+        <w:rPr>
+          <w:rFonts w:eastAsia="黑体"/>
+        </w:rPr>
+        <w:t xml:space="preserve"> A </w:t>
+      </w:r>
+      <w:r>
+        <w:rPr>
+          <w:rFonts w:hint="eastAsia" w:eastAsia="黑体"/>
+        </w:rPr>
+        <w:t xml:space="preserve">的输入端接</w:t>
+      </w:r>
+      <w:r>
+        <w:rPr>
+          <w:rFonts w:eastAsia="黑体"/>
+        </w:rPr>
+        <w:t xml:space="preserve"> </w:t>
+      </w:r>
+      <m:oMath>
+        <m:sSub>
+          <m:e>
+            <m:r>
+              <m:t>N</m:t>
+            </m:r>
+          </m:e>
+          <m:sub>
+            <m:r>
+              <m:rPr>
+                <m:sty m:val="p"/>
+              </m:rPr>
+              <m:t>Σ</m:t>
+            </m:r>
+          </m:sub>
+        </m:sSub>
+      </m:oMath>
+      <w:r>
+        <w:rPr>
+          <w:rFonts w:hint="eastAsia" w:eastAsia="黑体"/>
+        </w:rPr>
+        <w:t xml:space="preserve">、输出端接输出节点</w:t>
+      </w:r>
+      <w:r>
+        <w:rPr>
+          <w:rFonts w:eastAsia="黑体"/>
+        </w:rPr>
         <w:t xml:space="preserve"> </w:t>
       </w:r>
       <m:oMath>
@@ -502,11 +465,128 @@
       </m:oMath>
       <w:r>
         <w:rPr>
-          <w:rFonts w:hint="eastAsia"/>
+          <w:rFonts w:hint="eastAsia" w:eastAsia="黑体"/>
+        </w:rPr>
+        <w:t xml:space="preserve">；负反馈支路从输出节点</w:t>
+      </w:r>
+      <w:r>
+        <w:rPr>
+          <w:rFonts w:eastAsia="黑体"/>
+        </w:rPr>
+        <w:t xml:space="preserve"> </w:t>
+      </w:r>
+      <m:oMath>
+        <m:sSub>
+          <m:e>
+            <m:r>
+              <m:t>N</m:t>
+            </m:r>
+          </m:e>
+          <m:sub>
+            <m:r>
+              <m:t>o</m:t>
+            </m:r>
+            <m:r>
+              <m:t>u</m:t>
+            </m:r>
+            <m:r>
+              <m:t>t</m:t>
+            </m:r>
+          </m:sub>
+        </m:sSub>
+      </m:oMath>
+      <w:r>
+        <w:rPr>
+          <w:rFonts w:eastAsia="黑体"/>
+        </w:rPr>
+        <w:t xml:space="preserve"> </w:t>
+      </w:r>
+      <w:r>
+        <w:rPr>
+          <w:rFonts w:hint="eastAsia" w:eastAsia="黑体"/>
+        </w:rPr>
+        <w:t xml:space="preserve">引出输出信号，经反馈网络</w:t>
+      </w:r>
+      <w:r>
+        <w:rPr>
+          <w:rFonts w:eastAsia="黑体"/>
+        </w:rPr>
+        <w:t xml:space="preserve"> </w:t>
+      </w:r>
+      <w:r>
+        <w:rPr>
+          <w:rFonts w:hint="eastAsia" w:eastAsia="黑体"/>
+        </w:rPr>
+        <w:t xml:space="preserve">β（如分压电阻</w:t>
+      </w:r>
+      <w:r>
+        <w:rPr>
+          <w:rFonts w:eastAsia="黑体"/>
+        </w:rPr>
+        <w:t xml:space="preserve"> </w:t>
+      </w:r>
+      <m:oMath>
+        <m:sSub>
+          <m:e>
+            <m:r>
+              <m:t>R</m:t>
+            </m:r>
+          </m:e>
+          <m:sub>
+            <m:r>
+              <m:t>f</m:t>
+            </m:r>
+          </m:sub>
+        </m:sSub>
+      </m:oMath>
+      <w:r>
+        <w:rPr>
+          <w:rFonts w:eastAsia="黑体"/>
+        </w:rPr>
+        <w:t xml:space="preserve"> </w:t>
+      </w:r>
+      <w:r>
+        <w:rPr>
+          <w:rFonts w:hint="eastAsia" w:eastAsia="黑体"/>
+        </w:rPr>
+        <w:t xml:space="preserve">一端接</w:t>
+      </w:r>
+      <w:r>
+        <w:rPr>
+          <w:rFonts w:eastAsia="黑体"/>
+        </w:rPr>
+        <w:t xml:space="preserve"> </w:t>
+      </w:r>
+      <m:oMath>
+        <m:sSub>
+          <m:e>
+            <m:r>
+              <m:t>N</m:t>
+            </m:r>
+          </m:e>
+          <m:sub>
+            <m:r>
+              <m:t>o</m:t>
+            </m:r>
+            <m:r>
+              <m:t>u</m:t>
+            </m:r>
+            <m:r>
+              <m:t>t</m:t>
+            </m:r>
+          </m:sub>
+        </m:sSub>
+      </m:oMath>
+      <w:r>
+        <w:rPr>
+          <w:rFonts w:hint="eastAsia" w:eastAsia="黑体"/>
         </w:rPr>
         <w:t xml:space="preserve">、另一端接反馈取样节点</w:t>
       </w:r>
       <w:r>
+        <w:rPr>
+          <w:rFonts w:eastAsia="黑体"/>
+        </w:rPr>
         <w:t xml:space="preserve"> </w:t>
       </w:r>
       <m:oMath>
@@ -525,7 +605,7 @@
       </m:oMath>
       <w:r>
         <w:rPr>
-          <w:rFonts w:hint="eastAsia"/>
+          <w:rFonts w:hint="eastAsia" w:eastAsia="黑体"/>
         </w:rPr>
         <w:t xml:space="preserve">，</w:t>
       </w:r>
@@ -544,15 +624,21 @@
         </m:sSub>
       </m:oMath>
       <w:r>
+        <w:rPr>
+          <w:rFonts w:eastAsia="黑体"/>
+        </w:rPr>
         <w:t xml:space="preserve"> </w:t>
       </w:r>
       <w:r>
         <w:rPr>
-          <w:rFonts w:hint="eastAsia"/>
+          <w:rFonts w:hint="eastAsia" w:eastAsia="黑体"/>
         </w:rPr>
         <w:t xml:space="preserve">一端接</w:t>
       </w:r>
       <w:r>
+        <w:rPr>
+          <w:rFonts w:eastAsia="黑体"/>
+        </w:rPr>
         <w:t xml:space="preserve"> </w:t>
       </w:r>
       <m:oMath>
@@ -571,11 +657,14 @@
       </m:oMath>
       <w:r>
         <w:rPr>
-          <w:rFonts w:hint="eastAsia"/>
+          <w:rFonts w:hint="eastAsia" w:eastAsia="黑体"/>
         </w:rPr>
         <w:t xml:space="preserve">、另一端接地节点</w:t>
       </w:r>
       <w:r>
+        <w:rPr>
+          <w:rFonts w:eastAsia="黑体"/>
+        </w:rPr>
         <w:t xml:space="preserve"> </w:t>
       </w:r>
       <m:oMath>
@@ -591,11 +680,14 @@
       </m:oMath>
       <w:r>
         <w:rPr>
-          <w:rFonts w:hint="eastAsia"/>
+          <w:rFonts w:hint="eastAsia" w:eastAsia="黑体"/>
         </w:rPr>
         <w:t xml:space="preserve">）取出反馈分量，再反相引回求和节点</w:t>
       </w:r>
       <w:r>
+        <w:rPr>
+          <w:rFonts w:eastAsia="黑体"/>
+        </w:rPr>
         <w:t xml:space="preserve"> </w:t>
       </w:r>
       <m:oMath>
@@ -616,11 +708,14 @@
         </m:sSub>
       </m:oMath>
       <w:r>
+        <w:rPr>
+          <w:rFonts w:eastAsia="黑体"/>
+        </w:rPr>
         <w:t xml:space="preserve"> </w:t>
       </w:r>
       <w:r>
         <w:rPr>
-          <w:rFonts w:hint="eastAsia"/>
+          <w:rFonts w:hint="eastAsia" w:eastAsia="黑体"/>
         </w:rPr>
         <w:t xml:space="preserve">的反相端与输入信号相减，使净输入信号减小。</w:t>
       </w:r>
@@ -629,7 +724,7 @@
       <w:pPr/>
       <w:r>
         <w:rPr>
-          <w:rFonts w:hint="eastAsia"/>
+          <w:rFonts w:hint="eastAsia" w:eastAsia="黑体"/>
         </w:rPr>
         <w:t xml:space="preserve">组态上，这是反馈信号与输入反相相减、以牺牲增益换取带宽与稳定性改善的负反馈组态，是各类放大电路中稳定增益、展宽频带与降低失真的基本手段。</w:t>
       </w:r>
@@ -642,7 +737,7 @@
       </w:pPr>
       <w:r>
         <w:rPr>
-          <w:rFonts w:hint="eastAsia"/>
+          <w:rFonts w:hint="eastAsia" w:eastAsia="黑体"/>
         </w:rPr>
         <w:t xml:space="preserve">工作原理</w:t>
       </w:r>
@@ -653,7 +748,7 @@
       </w:pPr>
       <w:r>
         <w:rPr>
-          <w:rFonts w:hint="eastAsia"/>
+          <w:rFonts w:hint="eastAsia" w:eastAsia="黑体"/>
         </w:rPr>
         <w:t xml:space="preserve">反馈信号与输入信号相减，使净输入信号减小；当放大器增益变化时，负反馈自动补偿以维持闭环增益基本不变，从而换取稳定性与线性度改善。</w:t>
       </w:r>
@@ -666,7 +761,7 @@
       </w:pPr>
       <w:r>
         <w:rPr>
-          <w:rFonts w:hint="eastAsia"/>
+          <w:rFonts w:hint="eastAsia" w:eastAsia="黑体"/>
         </w:rPr>
         <w:t xml:space="preserve">关键计算公式</w:t>
       </w:r>
@@ -677,7 +772,7 @@
       </w:pPr>
       <w:r>
         <w:rPr>
-          <w:rFonts w:hint="eastAsia"/>
+          <w:rFonts w:hint="eastAsia" w:eastAsia="黑体"/>
         </w:rPr>
         <w:t xml:space="preserve">闭环增益（基本负反馈）：</w:t>
       </w:r>
@@ -746,7 +841,7 @@
       </w:pPr>
       <w:r>
         <w:rPr>
-          <w:rFonts w:hint="eastAsia"/>
+          <w:rFonts w:hint="eastAsia" w:eastAsia="黑体"/>
         </w:rPr>
         <w:t xml:space="preserve">环路增益：</w:t>
       </w:r>
@@ -785,7 +880,7 @@
       </w:pPr>
       <w:r>
         <w:rPr>
-          <w:rFonts w:hint="eastAsia"/>
+          <w:rFonts w:hint="eastAsia" w:eastAsia="黑体"/>
         </w:rPr>
         <w:t xml:space="preserve">反馈深度（返回差）：</w:t>
       </w:r>
@@ -833,7 +928,7 @@
       </w:pPr>
       <w:r>
         <w:rPr>
-          <w:rFonts w:hint="eastAsia"/>
+          <w:rFonts w:hint="eastAsia" w:eastAsia="黑体"/>
         </w:rPr>
         <w:t xml:space="preserve">深度负反馈时：</w:t>
       </w:r>
@@ -890,7 +985,7 @@
       </w:pPr>
       <w:r>
         <w:rPr>
-          <w:rFonts w:hint="eastAsia"/>
+          <w:rFonts w:hint="eastAsia" w:eastAsia="黑体"/>
         </w:rPr>
         <w:t xml:space="preserve">稳定判据（巴克豪森反条件，不自激需）：</w:t>
       </w:r>
@@ -976,7 +1071,7 @@
             </w:pPr>
             <w:r>
               <w:rPr>
-                <w:rFonts w:hint="eastAsia"/>
+                <w:rFonts w:hint="eastAsia" w:eastAsia="黑体"/>
               </w:rPr>
               <w:t xml:space="preserve">符号</w:t>
             </w:r>
@@ -990,7 +1085,7 @@
             </w:pPr>
             <w:r>
               <w:rPr>
-                <w:rFonts w:hint="eastAsia"/>
+                <w:rFonts w:hint="eastAsia" w:eastAsia="黑体"/>
               </w:rPr>
               <w:t xml:space="preserve">含义</w:t>
             </w:r>
@@ -1004,7 +1099,7 @@
             </w:pPr>
             <w:r>
               <w:rPr>
-                <w:rFonts w:hint="eastAsia"/>
+                <w:rFonts w:hint="eastAsia" w:eastAsia="黑体"/>
               </w:rPr>
               <w:t xml:space="preserve">单位</w:t>
             </w:r>
@@ -1024,6 +1119,9 @@
               </m:r>
             </m:oMath>
             <w:r>
+              <w:rPr>
+                <w:rFonts w:eastAsia="黑体"/>
+              </w:rPr>
               <w:t xml:space="preserve">​</w:t>
             </w:r>
           </w:p>
@@ -1036,7 +1134,7 @@
             </w:pPr>
             <w:r>
               <w:rPr>
-                <w:rFonts w:hint="eastAsia"/>
+                <w:rFonts w:hint="eastAsia" w:eastAsia="黑体"/>
               </w:rPr>
               <w:t xml:space="preserve">开环增益</w:t>
             </w:r>
@@ -1050,7 +1148,7 @@
             </w:pPr>
             <w:r>
               <w:rPr>
-                <w:rFonts w:hint="eastAsia"/>
+                <w:rFonts w:hint="eastAsia" w:eastAsia="黑体"/>
               </w:rPr>
               <w:t xml:space="preserve">无量纲</w:t>
             </w:r>
@@ -1070,6 +1168,9 @@
               </m:r>
             </m:oMath>
             <w:r>
+              <w:rPr>
+                <w:rFonts w:eastAsia="黑体"/>
+              </w:rPr>
               <w:t xml:space="preserve">​</w:t>
             </w:r>
           </w:p>
@@ -1082,7 +1183,7 @@
             </w:pPr>
             <w:r>
               <w:rPr>
-                <w:rFonts w:hint="eastAsia"/>
+                <w:rFonts w:hint="eastAsia" w:eastAsia="黑体"/>
               </w:rPr>
               <w:t xml:space="preserve">反馈系数</w:t>
             </w:r>
@@ -1096,7 +1197,7 @@
             </w:pPr>
             <w:r>
               <w:rPr>
-                <w:rFonts w:hint="eastAsia"/>
+                <w:rFonts w:hint="eastAsia" w:eastAsia="黑体"/>
               </w:rPr>
               <w:t xml:space="preserve">无量纲</w:t>
             </w:r>
@@ -1125,6 +1226,9 @@
               </m:sSub>
             </m:oMath>
             <w:r>
+              <w:rPr>
+                <w:rFonts w:eastAsia="黑体"/>
+              </w:rPr>
               <w:t xml:space="preserve">​</w:t>
             </w:r>
           </w:p>
@@ -1137,7 +1241,7 @@
             </w:pPr>
             <w:r>
               <w:rPr>
-                <w:rFonts w:hint="eastAsia"/>
+                <w:rFonts w:hint="eastAsia" w:eastAsia="黑体"/>
               </w:rPr>
               <w:t xml:space="preserve">闭环增益</w:t>
             </w:r>
@@ -1151,7 +1255,7 @@
             </w:pPr>
             <w:r>
               <w:rPr>
-                <w:rFonts w:hint="eastAsia"/>
+                <w:rFonts w:hint="eastAsia" w:eastAsia="黑体"/>
               </w:rPr>
               <w:t xml:space="preserve">无量纲</w:t>
             </w:r>
@@ -1171,6 +1275,9 @@
               </m:r>
             </m:oMath>
             <w:r>
+              <w:rPr>
+                <w:rFonts w:eastAsia="黑体"/>
+              </w:rPr>
               <w:t xml:space="preserve">​</w:t>
             </w:r>
           </w:p>
@@ -1183,7 +1290,7 @@
             </w:pPr>
             <w:r>
               <w:rPr>
-                <w:rFonts w:hint="eastAsia"/>
+                <w:rFonts w:hint="eastAsia" w:eastAsia="黑体"/>
               </w:rPr>
               <w:t xml:space="preserve">环路增益</w:t>
             </w:r>
@@ -1197,7 +1304,7 @@
             </w:pPr>
             <w:r>
               <w:rPr>
-                <w:rFonts w:hint="eastAsia"/>
+                <w:rFonts w:hint="eastAsia" w:eastAsia="黑体"/>
               </w:rPr>
               <w:t xml:space="preserve">无量纲</w:t>
             </w:r>
@@ -1217,6 +1324,9 @@
               </m:r>
             </m:oMath>
             <w:r>
+              <w:rPr>
+                <w:rFonts w:eastAsia="黑体"/>
+              </w:rPr>
               <w:t xml:space="preserve">​</w:t>
             </w:r>
           </w:p>
@@ -1229,7 +1339,7 @@
             </w:pPr>
             <w:r>
               <w:rPr>
-                <w:rFonts w:hint="eastAsia"/>
+                <w:rFonts w:hint="eastAsia" w:eastAsia="黑体"/>
               </w:rPr>
               <w:t xml:space="preserve">反馈深度</w:t>
             </w:r>
@@ -1243,7 +1353,7 @@
             </w:pPr>
             <w:r>
               <w:rPr>
-                <w:rFonts w:hint="eastAsia"/>
+                <w:rFonts w:hint="eastAsia" w:eastAsia="黑体"/>
               </w:rPr>
               <w:t xml:space="preserve">无量纲</w:t>
             </w:r>
@@ -1259,7 +1369,7 @@
       </w:pPr>
       <w:r>
         <w:rPr>
-          <w:rFonts w:hint="eastAsia"/>
+          <w:rFonts w:hint="eastAsia" w:eastAsia="黑体"/>
         </w:rPr>
         <w:t xml:space="preserve">元件调整影响</w:t>
       </w:r>
@@ -1274,7 +1384,7 @@
       </w:pPr>
       <w:r>
         <w:rPr>
-          <w:rFonts w:hint="eastAsia"/>
+          <w:rFonts w:hint="eastAsia" w:eastAsia="黑体"/>
           <w:b/>
           <w:bCs/>
         </w:rPr>
@@ -1282,20 +1392,27 @@
       </w:r>
       <w:r>
         <w:rPr>
+          <w:rFonts w:eastAsia="黑体"/>
           <w:b/>
           <w:bCs/>
         </w:rPr>
         <w:t xml:space="preserve"> β↑</w:t>
       </w:r>
       <w:r>
+        <w:rPr>
+          <w:rFonts w:eastAsia="黑体"/>
+        </w:rPr>
         <w:t xml:space="preserve"> </w:t>
       </w:r>
       <w:r>
+        <w:rPr>
+          <w:rFonts w:eastAsia="黑体"/>
+        </w:rPr>
         <w:t xml:space="preserve">→ </w:t>
       </w:r>
       <w:r>
         <w:rPr>
-          <w:rFonts w:hint="eastAsia"/>
+          <w:rFonts w:hint="eastAsia" w:eastAsia="黑体"/>
         </w:rPr>
         <w:t xml:space="preserve">闭环增益下降、反馈更深、稳定性更好。</w:t>
       </w:r>
@@ -1310,7 +1427,7 @@
       </w:pPr>
       <w:r>
         <w:rPr>
-          <w:rFonts w:hint="eastAsia"/>
+          <w:rFonts w:hint="eastAsia" w:eastAsia="黑体"/>
           <w:b/>
           <w:bCs/>
         </w:rPr>
@@ -1318,24 +1435,34 @@
       </w:r>
       <w:r>
         <w:rPr>
+          <w:rFonts w:eastAsia="黑体"/>
           <w:b/>
           <w:bCs/>
         </w:rPr>
         <w:t xml:space="preserve"> A↑</w:t>
       </w:r>
       <w:r>
+        <w:rPr>
+          <w:rFonts w:eastAsia="黑体"/>
+        </w:rPr>
         <w:t xml:space="preserve"> </w:t>
       </w:r>
       <w:r>
+        <w:rPr>
+          <w:rFonts w:eastAsia="黑体"/>
+        </w:rPr>
         <w:t xml:space="preserve">→ </w:t>
       </w:r>
       <w:r>
         <w:rPr>
-          <w:rFonts w:hint="eastAsia"/>
+          <w:rFonts w:hint="eastAsia" w:eastAsia="黑体"/>
         </w:rPr>
         <w:t xml:space="preserve">闭环增益趋近</w:t>
       </w:r>
       <w:r>
+        <w:rPr>
+          <w:rFonts w:eastAsia="黑体"/>
+        </w:rPr>
         <w:t xml:space="preserve"> </w:t>
       </w:r>
       <m:oMath>
@@ -1354,16 +1481,19 @@
       </m:oMath>
       <w:r>
         <w:rPr>
-          <w:rFonts w:hint="eastAsia"/>
+          <w:rFonts w:hint="eastAsia" w:eastAsia="黑体"/>
         </w:rPr>
         <w:t xml:space="preserve">，更不受</w:t>
       </w:r>
       <w:r>
+        <w:rPr>
+          <w:rFonts w:eastAsia="黑体"/>
+        </w:rPr>
         <w:t xml:space="preserve"> A </w:t>
       </w:r>
       <w:r>
         <w:rPr>
-          <w:rFonts w:hint="eastAsia"/>
+          <w:rFonts w:hint="eastAsia" w:eastAsia="黑体"/>
         </w:rPr>
         <w:t xml:space="preserve">影响。</w:t>
       </w:r>
@@ -1378,21 +1508,27 @@
       </w:pPr>
       <w:r>
         <w:rPr>
-          <w:rFonts w:hint="eastAsia"/>
+          <w:rFonts w:hint="eastAsia" w:eastAsia="黑体"/>
           <w:b/>
           <w:bCs/>
         </w:rPr>
         <w:t xml:space="preserve">反馈网络带宽↑</w:t>
       </w:r>
       <w:r>
+        <w:rPr>
+          <w:rFonts w:eastAsia="黑体"/>
+        </w:rPr>
         <w:t xml:space="preserve"> </w:t>
       </w:r>
       <w:r>
+        <w:rPr>
+          <w:rFonts w:eastAsia="黑体"/>
+        </w:rPr>
         <w:t xml:space="preserve">→ </w:t>
       </w:r>
       <w:r>
         <w:rPr>
-          <w:rFonts w:hint="eastAsia"/>
+          <w:rFonts w:hint="eastAsia" w:eastAsia="黑体"/>
         </w:rPr>
         <w:t xml:space="preserve">闭环带宽展宽，高频稳定性改善。</w:t>
       </w:r>
@@ -1407,21 +1543,27 @@
       </w:pPr>
       <w:r>
         <w:rPr>
-          <w:rFonts w:hint="eastAsia"/>
+          <w:rFonts w:hint="eastAsia" w:eastAsia="黑体"/>
           <w:b/>
           <w:bCs/>
         </w:rPr>
         <w:t xml:space="preserve">反馈相位在高频处转正</w:t>
       </w:r>
       <w:r>
+        <w:rPr>
+          <w:rFonts w:eastAsia="黑体"/>
+        </w:rPr>
         <w:t xml:space="preserve"> </w:t>
       </w:r>
       <w:r>
+        <w:rPr>
+          <w:rFonts w:eastAsia="黑体"/>
+        </w:rPr>
         <w:t xml:space="preserve">→ </w:t>
       </w:r>
       <w:r>
         <w:rPr>
-          <w:rFonts w:hint="eastAsia"/>
+          <w:rFonts w:hint="eastAsia" w:eastAsia="黑体"/>
         </w:rPr>
         <w:t xml:space="preserve">可能自激，需保证相位裕度。</w:t>
       </w:r>
@@ -1434,7 +1576,7 @@
       </w:pPr>
       <w:r>
         <w:rPr>
-          <w:rFonts w:hint="eastAsia"/>
+          <w:rFonts w:hint="eastAsia" w:eastAsia="黑体"/>
         </w:rPr>
         <w:t xml:space="preserve">典型参数示例</w:t>
       </w:r>
@@ -1449,11 +1591,14 @@
       </w:pPr>
       <w:r>
         <w:rPr>
-          <w:rFonts w:hint="eastAsia"/>
+          <w:rFonts w:hint="eastAsia" w:eastAsia="黑体"/>
         </w:rPr>
         <w:t xml:space="preserve">取</w:t>
       </w:r>
       <w:r>
+        <w:rPr>
+          <w:rFonts w:eastAsia="黑体"/>
+        </w:rPr>
         <w:t xml:space="preserve"> </w:t>
       </w:r>
       <m:oMath>
@@ -1471,6 +1616,9 @@
         </m:r>
       </m:oMath>
       <w:r>
+        <w:rPr>
+          <w:rFonts w:eastAsia="黑体"/>
+        </w:rPr>
         <w:t xml:space="preserve">、</w:t>
       </w:r>
       <m:oMath>
@@ -1489,7 +1637,7 @@
       </m:oMath>
       <w:r>
         <w:rPr>
-          <w:rFonts w:hint="eastAsia"/>
+          <w:rFonts w:hint="eastAsia" w:eastAsia="黑体"/>
         </w:rPr>
         <w:t xml:space="preserve">：</w:t>
       </w:r>
@@ -1577,6 +1725,9 @@
         </m:r>
       </m:oMath>
       <w:r>
+        <w:rPr>
+          <w:rFonts w:eastAsia="黑体"/>
+        </w:rPr>
         <w:t xml:space="preserve">。</w:t>
       </w:r>
     </w:p>
@@ -1590,11 +1741,14 @@
       </w:pPr>
       <w:r>
         <w:rPr>
-          <w:rFonts w:hint="eastAsia"/>
+          <w:rFonts w:hint="eastAsia" w:eastAsia="黑体"/>
         </w:rPr>
         <w:t xml:space="preserve">深度反馈时</w:t>
       </w:r>
       <w:r>
+        <w:rPr>
+          <w:rFonts w:eastAsia="黑体"/>
+        </w:rPr>
         <w:t xml:space="preserve"> </w:t>
       </w:r>
       <m:oMath>
@@ -1643,11 +1797,14 @@
       </m:oMath>
       <w:r>
         <w:rPr>
-          <w:rFonts w:hint="eastAsia"/>
+          <w:rFonts w:hint="eastAsia" w:eastAsia="黑体"/>
         </w:rPr>
         <w:t xml:space="preserve">，与</w:t>
       </w:r>
       <w:r>
+        <w:rPr>
+          <w:rFonts w:eastAsia="黑体"/>
+        </w:rPr>
         <w:t xml:space="preserve"> </w:t>
       </w:r>
       <m:oMath>
@@ -1665,11 +1822,14 @@
         </m:r>
       </m:oMath>
       <w:r>
+        <w:rPr>
+          <w:rFonts w:eastAsia="黑体"/>
+        </w:rPr>
         <w:t xml:space="preserve"> </w:t>
       </w:r>
       <w:r>
         <w:rPr>
-          <w:rFonts w:hint="eastAsia"/>
+          <w:rFonts w:hint="eastAsia" w:eastAsia="黑体"/>
         </w:rPr>
         <w:t xml:space="preserve">计算值接近。</w:t>
       </w:r>
@@ -1682,7 +1842,7 @@
       </w:pPr>
       <w:r>
         <w:rPr>
-          <w:rFonts w:hint="eastAsia"/>
+          <w:rFonts w:hint="eastAsia" w:eastAsia="黑体"/>
         </w:rPr>
         <w:t xml:space="preserve">常见器件型号</w:t>
       </w:r>
@@ -1697,7 +1857,7 @@
       </w:pPr>
       <w:r>
         <w:rPr>
-          <w:rFonts w:hint="eastAsia"/>
+          <w:rFonts w:hint="eastAsia" w:eastAsia="黑体"/>
         </w:rPr>
         <w:t xml:space="preserve">运放：LM358、NE5532、OPA2134、TL072、LM741。</w:t>
       </w:r>
@@ -1710,7 +1870,7 @@
       </w:pPr>
       <w:r>
         <w:rPr>
-          <w:rFonts w:hint="eastAsia"/>
+          <w:rFonts w:hint="eastAsia" w:eastAsia="黑体"/>
         </w:rPr>
         <w:t xml:space="preserve">注意事项</w:t>
       </w:r>
@@ -1725,7 +1885,7 @@
       </w:pPr>
       <w:r>
         <w:rPr>
-          <w:rFonts w:hint="eastAsia"/>
+          <w:rFonts w:hint="eastAsia" w:eastAsia="黑体"/>
         </w:rPr>
         <w:t xml:space="preserve">反馈深度过大或相位裕度不足会引入振荡，需做频率补偿。</w:t>
       </w:r>
@@ -1740,7 +1900,7 @@
       </w:pPr>
       <w:r>
         <w:rPr>
-          <w:rFonts w:hint="eastAsia"/>
+          <w:rFonts w:hint="eastAsia" w:eastAsia="黑体"/>
         </w:rPr>
         <w:t xml:space="preserve">负反馈以牺牲增益换取带宽、线性度与稳定性。</w:t>
       </w:r>
@@ -1755,7 +1915,7 @@
       </w:pPr>
       <w:r>
         <w:rPr>
-          <w:rFonts w:hint="eastAsia"/>
+          <w:rFonts w:hint="eastAsia" w:eastAsia="黑体"/>
         </w:rPr>
         <w:t xml:space="preserve">反馈网络的噪声与失调会被放大，设计时需注意取值。</w:t>
       </w:r>
@@ -1768,7 +1928,7 @@
       </w:pPr>
       <w:r>
         <w:rPr>
-          <w:rFonts w:hint="eastAsia"/>
+          <w:rFonts w:hint="eastAsia" w:eastAsia="黑体"/>
         </w:rPr>
         <w:t xml:space="preserve">参考资料</w:t>
       </w:r>
@@ -1783,7 +1943,7 @@
       </w:pPr>
       <w:r>
         <w:rPr>
-          <w:rFonts w:hint="eastAsia"/>
+          <w:rFonts w:hint="eastAsia" w:eastAsia="黑体"/>
         </w:rPr>
         <w:t xml:space="preserve">《模拟电子技术基础》（童诗白、华成英）。</w:t>
       </w:r>
@@ -1797,6 +1957,9 @@
         </w:numPr>
       </w:pPr>
       <w:r>
+        <w:rPr>
+          <w:rFonts w:eastAsia="黑体"/>
+        </w:rPr>
         <w:t xml:space="preserve">Wikipedia: Negative feedback。</w:t>
       </w:r>
     </w:p>
@@ -1809,6 +1972,9 @@
         </w:numPr>
       </w:pPr>
       <w:r>
+        <w:rPr>
+          <w:rFonts w:eastAsia="黑体"/>
+        </w:rPr>
         <w:t xml:space="preserve">Wikipedia: Feedback amplifier。</w:t>
       </w:r>
     </w:p>
@@ -1821,11 +1987,11 @@
       </w:pPr>
       <w:r>
         <w:rPr>
-          <w:rFonts w:ascii="Times New Roman" w:hAnsi="Times New Roman"/>
+          <w:rFonts w:ascii="Times New Roman" w:hAnsi="Times New Roman" w:eastAsia="黑体"/>
           <w:color w:val="555555"/>
           <w:sz w:val="21"/>
         </w:rPr>
-        <w:t>材料收集者：杜文杰</w:t>
+        <w:t>材料收集者：杜文杰，WX手机：19519196569，QQ:3478827729</w:t>
       </w:r>
     </w:p>
     <w:sectPr>
@@ -1845,7 +2011,7 @@
 </file>
 
 <file path=word/footer1.xml><?xml version="1.0" encoding="utf-8"?>
-<w:ftr xmlns:m="http://schemas.openxmlformats.org/officeDocument/2006/math" xmlns:mc="http://schemas.openxmlformats.org/markup-compatibility/2006" xmlns:mo="http://schemas.microsoft.com/office/mac/office/2008/main" xmlns:mv="urn:schemas-microsoft-com:mac:vml" xmlns:o="urn:schemas-microsoft-com:office:office" xmlns:r="http://schemas.openxmlformats.org/officeDocument/2006/relationships" xmlns:v="urn:schemas-microsoft-com:vml" xmlns:w10="urn:schemas-microsoft-com:office:word" xmlns:w14="http://schemas.microsoft.com/office/word/2010/wordml" xmlns:w="http://schemas.openxmlformats.org/wordprocessingml/2006/main" xmlns:wne="http://schemas.microsoft.com/office/word/2006/wordml" xmlns:wp14="http://schemas.microsoft.com/office/word/2010/wordprocessingDrawing" xmlns:wp="http://schemas.openxmlformats.org/drawingml/2006/wordprocessingDrawing" xmlns:wpc="http://schemas.microsoft.com/office/word/2010/wordprocessingCanvas" xmlns:wpg="http://schemas.microsoft.com/office/word/2010/wordprocessingGroup" xmlns:wpi="http://schemas.microsoft.com/office/word/2010/wordprocessingInk" xmlns:wps="http://schemas.microsoft.com/office/word/2010/wordprocessingShape" mc:Ignorable="w14 wp14">
+<w:ftr xmlns:mc="http://schemas.openxmlformats.org/markup-compatibility/2006" xmlns:w="http://schemas.openxmlformats.org/wordprocessingml/2006/main" xmlns:m="http://schemas.openxmlformats.org/officeDocument/2006/math" xmlns:mo="http://schemas.microsoft.com/office/mac/office/2008/main" xmlns:mv="urn:schemas-microsoft-com:mac:vml" xmlns:o="urn:schemas-microsoft-com:office:office" xmlns:r="http://schemas.openxmlformats.org/officeDocument/2006/relationships" xmlns:v="urn:schemas-microsoft-com:vml" xmlns:w10="urn:schemas-microsoft-com:office:word" xmlns:w14="http://schemas.microsoft.com/office/word/2010/wordml" xmlns:wne="http://schemas.microsoft.com/office/word/2006/wordml" xmlns:wp14="http://schemas.microsoft.com/office/word/2010/wordprocessingDrawing" xmlns:wp="http://schemas.openxmlformats.org/drawingml/2006/wordprocessingDrawing" xmlns:wpc="http://schemas.microsoft.com/office/word/2010/wordprocessingCanvas" xmlns:wpg="http://schemas.microsoft.com/office/word/2010/wordprocessingGroup" xmlns:wpi="http://schemas.microsoft.com/office/word/2010/wordprocessingInk" xmlns:wps="http://schemas.microsoft.com/office/word/2010/wordprocessingShape" mc:Ignorable="w14 wp14">
   <w:p>
     <w:pPr>
       <w:pStyle w:val="Footer"/>
@@ -1853,12 +2019,14 @@
     </w:pPr>
     <w:r>
       <w:rPr>
+        <w:rFonts w:eastAsia="黑体"/>
         <w:sz w:val="18"/>
       </w:rPr>
       <w:t xml:space="preserve">第 </w:t>
     </w:r>
     <w:r>
       <w:rPr>
+        <w:rFonts w:eastAsia="黑体"/>
         <w:sz w:val="18"/>
       </w:rPr>
       <w:fldChar w:fldCharType="begin"/>
@@ -1867,6 +2035,7 @@
     </w:r>
     <w:r>
       <w:rPr>
+        <w:rFonts w:eastAsia="黑体"/>
         <w:sz w:val="18"/>
       </w:rPr>
       <w:t xml:space="preserve"> 页</w:t>
@@ -1880,6 +2049,9 @@
   <w:footnote w:type="continuationSeparator" w:id="0">
     <w:p>
       <w:r>
+        <w:rPr>
+          <w:rFonts w:eastAsia="黑体"/>
+        </w:rPr>
         <w:continuationSeparator/>
       </w:r>
     </w:p>
@@ -1887,6 +2059,9 @@
   <w:footnote w:type="separator" w:id="-1">
     <w:p>
       <w:r>
+        <w:rPr>
+          <w:rFonts w:eastAsia="黑体"/>
+        </w:rPr>
         <w:separator/>
       </w:r>
     </w:p>
@@ -1895,7 +2070,7 @@
 </file>
 
 <file path=word/header1.xml><?xml version="1.0" encoding="utf-8"?>
-<w:hdr xmlns:m="http://schemas.openxmlformats.org/officeDocument/2006/math" xmlns:mc="http://schemas.openxmlformats.org/markup-compatibility/2006" xmlns:mo="http://schemas.microsoft.com/office/mac/office/2008/main" xmlns:mv="urn:schemas-microsoft-com:mac:vml" xmlns:o="urn:schemas-microsoft-com:office:office" xmlns:r="http://schemas.openxmlformats.org/officeDocument/2006/relationships" xmlns:v="urn:schemas-microsoft-com:vml" xmlns:w10="urn:schemas-microsoft-com:office:word" xmlns:w14="http://schemas.microsoft.com/office/word/2010/wordml" xmlns:w="http://schemas.openxmlformats.org/wordprocessingml/2006/main" xmlns:wne="http://schemas.microsoft.com/office/word/2006/wordml" xmlns:wp14="http://schemas.microsoft.com/office/word/2010/wordprocessingDrawing" xmlns:wp="http://schemas.openxmlformats.org/drawingml/2006/wordprocessingDrawing" xmlns:wpc="http://schemas.microsoft.com/office/word/2010/wordprocessingCanvas" xmlns:wpg="http://schemas.microsoft.com/office/word/2010/wordprocessingGroup" xmlns:wpi="http://schemas.microsoft.com/office/word/2010/wordprocessingInk" xmlns:wps="http://schemas.microsoft.com/office/word/2010/wordprocessingShape" mc:Ignorable="w14 wp14">
+<w:hdr xmlns:mc="http://schemas.openxmlformats.org/markup-compatibility/2006" xmlns:w="http://schemas.openxmlformats.org/wordprocessingml/2006/main" xmlns:m="http://schemas.openxmlformats.org/officeDocument/2006/math" xmlns:mo="http://schemas.microsoft.com/office/mac/office/2008/main" xmlns:mv="urn:schemas-microsoft-com:mac:vml" xmlns:o="urn:schemas-microsoft-com:office:office" xmlns:r="http://schemas.openxmlformats.org/officeDocument/2006/relationships" xmlns:v="urn:schemas-microsoft-com:vml" xmlns:w10="urn:schemas-microsoft-com:office:word" xmlns:w14="http://schemas.microsoft.com/office/word/2010/wordml" xmlns:wne="http://schemas.microsoft.com/office/word/2006/wordml" xmlns:wp14="http://schemas.microsoft.com/office/word/2010/wordprocessingDrawing" xmlns:wp="http://schemas.openxmlformats.org/drawingml/2006/wordprocessingDrawing" xmlns:wpc="http://schemas.microsoft.com/office/word/2010/wordprocessingCanvas" xmlns:wpg="http://schemas.microsoft.com/office/word/2010/wordprocessingGroup" xmlns:wpi="http://schemas.microsoft.com/office/word/2010/wordprocessingInk" xmlns:wps="http://schemas.microsoft.com/office/word/2010/wordprocessingShape" mc:Ignorable="w14 wp14">
   <w:p>
     <w:pPr>
       <w:pStyle w:val="Header"/>
@@ -1903,7 +2078,7 @@
     </w:pPr>
     <w:r>
       <w:rPr>
-        <w:rFonts w:ascii="Times New Roman" w:hAnsi="Times New Roman"/>
+        <w:rFonts w:ascii="Times New Roman" w:hAnsi="Times New Roman" w:eastAsia="黑体"/>
         <w:sz w:val="18"/>
         <w:rFonts w:eastAsia="黑体"/>
         <w:rFonts w:eastAsia="黑体"/>
@@ -1915,7 +2090,7 @@
 </file>
 
 <file path=word/numbering.xml><?xml version="1.0" encoding="utf-8"?>
-<w:numbering xmlns:m="http://schemas.openxmlformats.org/officeDocument/2006/math" xmlns:mc="http://schemas.openxmlformats.org/markup-compatibility/2006" xmlns:mo="http://schemas.microsoft.com/office/mac/office/2008/main" xmlns:mv="urn:schemas-microsoft-com:mac:vml" xmlns:o="urn:schemas-microsoft-com:office:office" xmlns:r="http://schemas.openxmlformats.org/officeDocument/2006/relationships" xmlns:v="urn:schemas-microsoft-com:vml" xmlns:w="http://schemas.openxmlformats.org/wordprocessingml/2006/main" xmlns:w10="urn:schemas-microsoft-com:office:word" xmlns:w14="http://schemas.microsoft.com/office/word/2010/wordml" xmlns:wne="http://schemas.microsoft.com/office/word/2006/wordml" xmlns:wp="http://schemas.openxmlformats.org/drawingml/2006/wordprocessingDrawing" xmlns:wp14="http://schemas.microsoft.com/office/word/2010/wordprocessingDrawing" xmlns:wpc="http://schemas.microsoft.com/office/word/2010/wordprocessingCanvas" xmlns:wpg="http://schemas.microsoft.com/office/word/2010/wordprocessingGroup" xmlns:wpi="http://schemas.microsoft.com/office/word/2010/wordprocessingInk" xmlns:wps="http://schemas.microsoft.com/office/word/2010/wordprocessingShape" mc:Ignorable="w14 wp14">
+<w:numbering xmlns:mc="http://schemas.openxmlformats.org/markup-compatibility/2006" xmlns:w="http://schemas.openxmlformats.org/wordprocessingml/2006/main" xmlns:m="http://schemas.openxmlformats.org/officeDocument/2006/math" xmlns:mo="http://schemas.microsoft.com/office/mac/office/2008/main" xmlns:mv="urn:schemas-microsoft-com:mac:vml" xmlns:o="urn:schemas-microsoft-com:office:office" xmlns:r="http://schemas.openxmlformats.org/officeDocument/2006/relationships" xmlns:v="urn:schemas-microsoft-com:vml" xmlns:w10="urn:schemas-microsoft-com:office:word" xmlns:w14="http://schemas.microsoft.com/office/word/2010/wordml" xmlns:wne="http://schemas.microsoft.com/office/word/2006/wordml" xmlns:wp="http://schemas.openxmlformats.org/drawingml/2006/wordprocessingDrawing" xmlns:wp14="http://schemas.microsoft.com/office/word/2010/wordprocessingDrawing" xmlns:wpc="http://schemas.microsoft.com/office/word/2010/wordprocessingCanvas" xmlns:wpg="http://schemas.microsoft.com/office/word/2010/wordprocessingGroup" xmlns:wpi="http://schemas.microsoft.com/office/word/2010/wordprocessingInk" xmlns:wps="http://schemas.microsoft.com/office/word/2010/wordprocessingShape" mc:Ignorable="w14 wp14">
   <w:abstractNum w:abstractNumId="0">
     <w:nsid w:val="FFFFFF7C"/>
     <w:multiLevelType w:val="singleLevel"/>
@@ -2002,7 +2177,7 @@
         <w:ind w:hanging="360" w:left="1440"/>
       </w:pPr>
       <w:rPr>
-        <w:rFonts w:ascii="Symbol" w:hAnsi="Symbol" w:hint="default"/>
+        <w:rFonts w:ascii="Symbol" w:hAnsi="Symbol" w:hint="default" w:eastAsia="黑体"/>
       </w:rPr>
     </w:lvl>
   </w:abstractNum>
@@ -2023,7 +2198,7 @@
         <w:ind w:hanging="360" w:left="1080"/>
       </w:pPr>
       <w:rPr>
-        <w:rFonts w:ascii="Symbol" w:hAnsi="Symbol" w:hint="default"/>
+        <w:rFonts w:ascii="Symbol" w:hAnsi="Symbol" w:hint="default" w:eastAsia="黑体"/>
       </w:rPr>
     </w:lvl>
   </w:abstractNum>
@@ -2044,7 +2219,7 @@
         <w:ind w:hanging="360" w:left="720"/>
       </w:pPr>
       <w:rPr>
-        <w:rFonts w:ascii="Symbol" w:hAnsi="Symbol" w:hint="default"/>
+        <w:rFonts w:ascii="Symbol" w:hAnsi="Symbol" w:hint="default" w:eastAsia="黑体"/>
       </w:rPr>
     </w:lvl>
   </w:abstractNum>
@@ -2083,7 +2258,7 @@
         <w:ind w:hanging="360" w:left="360"/>
       </w:pPr>
       <w:rPr>
-        <w:rFonts w:ascii="Symbol" w:hAnsi="Symbol" w:hint="default"/>
+        <w:rFonts w:ascii="Symbol" w:hAnsi="Symbol" w:hint="default" w:eastAsia="黑体"/>
       </w:rPr>
     </w:lvl>
   </w:abstractNum>
@@ -2174,7 +2349,7 @@
         <w:ind w:left="720" w:hanging="360"/>
       </w:pPr>
       <w:rPr>
-        <w:rFonts w:ascii="Symbol" w:hAnsi="Symbol" w:cs="Symbol" w:hint="default"/>
+        <w:rFonts w:ascii="Symbol" w:hAnsi="Symbol" w:cs="Symbol" w:hint="default" w:eastAsia="黑体"/>
       </w:rPr>
     </w:lvl>
     <w:lvl w:ilvl="1">
@@ -2185,7 +2360,7 @@
         <w:ind w:left="1440" w:hanging="360"/>
       </w:pPr>
       <w:rPr>
-        <w:rFonts w:ascii="Courier New" w:hAnsi="Courier New" w:cs="Courier New" w:hint="default"/>
+        <w:rFonts w:ascii="Courier New" w:hAnsi="Courier New" w:cs="Courier New" w:hint="default" w:eastAsia="黑体"/>
       </w:rPr>
     </w:lvl>
     <w:lvl w:ilvl="2">
@@ -2196,7 +2371,7 @@
         <w:ind w:left="2160" w:hanging="360"/>
       </w:pPr>
       <w:rPr>
-        <w:rFonts w:ascii="Wingdings" w:hAnsi="Wingdings" w:cs="Wingdings" w:hint="default"/>
+        <w:rFonts w:ascii="Wingdings" w:hAnsi="Wingdings" w:cs="Wingdings" w:hint="default" w:eastAsia="黑体"/>
       </w:rPr>
     </w:lvl>
     <w:lvl w:ilvl="3">
@@ -2207,7 +2382,7 @@
         <w:ind w:left="2880" w:hanging="360"/>
       </w:pPr>
       <w:rPr>
-        <w:rFonts w:ascii="Symbol" w:hAnsi="Symbol" w:cs="Symbol" w:hint="default"/>
+        <w:rFonts w:ascii="Symbol" w:hAnsi="Symbol" w:cs="Symbol" w:hint="default" w:eastAsia="黑体"/>
       </w:rPr>
     </w:lvl>
     <w:lvl w:ilvl="4">
@@ -2218,7 +2393,7 @@
         <w:ind w:left="3600" w:hanging="360"/>
       </w:pPr>
       <w:rPr>
-        <w:rFonts w:ascii="Courier New" w:hAnsi="Courier New" w:cs="Courier New" w:hint="default"/>
+        <w:rFonts w:ascii="Courier New" w:hAnsi="Courier New" w:cs="Courier New" w:hint="default" w:eastAsia="黑体"/>
       </w:rPr>
     </w:lvl>
     <w:lvl w:ilvl="5">
@@ -2229,7 +2404,7 @@
         <w:ind w:left="4320" w:hanging="360"/>
       </w:pPr>
       <w:rPr>
-        <w:rFonts w:ascii="Wingdings" w:hAnsi="Wingdings" w:cs="Wingdings" w:hint="default"/>
+        <w:rFonts w:ascii="Wingdings" w:hAnsi="Wingdings" w:cs="Wingdings" w:hint="default" w:eastAsia="黑体"/>
       </w:rPr>
     </w:lvl>
     <w:lvl w:ilvl="6">
@@ -2240,7 +2415,7 @@
         <w:ind w:left="5040" w:hanging="360"/>
       </w:pPr>
       <w:rPr>
-        <w:rFonts w:ascii="Symbol" w:hAnsi="Symbol" w:cs="Symbol" w:hint="default"/>
+        <w:rFonts w:ascii="Symbol" w:hAnsi="Symbol" w:cs="Symbol" w:hint="default" w:eastAsia="黑体"/>
       </w:rPr>
     </w:lvl>
     <w:lvl w:ilvl="7">
@@ -2251,7 +2426,7 @@
         <w:ind w:left="5760" w:hanging="360"/>
       </w:pPr>
       <w:rPr>
-        <w:rFonts w:ascii="Courier New" w:hAnsi="Courier New" w:cs="Courier New" w:hint="default"/>
+        <w:rFonts w:ascii="Courier New" w:hAnsi="Courier New" w:cs="Courier New" w:hint="default" w:eastAsia="黑体"/>
       </w:rPr>
     </w:lvl>
     <w:lvl w:ilvl="8">
@@ -2262,7 +2437,7 @@
         <w:ind w:left="6480" w:hanging="360"/>
       </w:pPr>
       <w:rPr>
-        <w:rFonts w:ascii="Wingdings" w:hAnsi="Wingdings" w:cs="Wingdings" w:hint="default"/>
+        <w:rFonts w:ascii="Wingdings" w:hAnsi="Wingdings" w:cs="Wingdings" w:hint="default" w:eastAsia="黑体"/>
       </w:rPr>
     </w:lvl>
   </w:abstractNum>
@@ -2315,11 +2490,11 @@
 </file>
 
 <file path=word/styles.xml><?xml version="1.0" encoding="utf-8"?>
-<w:styles xmlns:mc="http://schemas.openxmlformats.org/markup-compatibility/2006" xmlns:r="http://schemas.openxmlformats.org/officeDocument/2006/relationships" xmlns:w="http://schemas.openxmlformats.org/wordprocessingml/2006/main" xmlns:w14="http://schemas.microsoft.com/office/word/2010/wordml" mc:Ignorable="w14">
+<w:styles xmlns:mc="http://schemas.openxmlformats.org/markup-compatibility/2006" xmlns:w="http://schemas.openxmlformats.org/wordprocessingml/2006/main" xmlns:r="http://schemas.openxmlformats.org/officeDocument/2006/relationships" xmlns:w14="http://schemas.microsoft.com/office/word/2010/wordml" mc:Ignorable="w14">
   <w:docDefaults>
     <w:rPrDefault>
       <w:rPr>
-        <w:rFonts w:asciiTheme="minorHAnsi" w:cstheme="minorBidi" w:eastAsiaTheme="minorEastAsia" w:hAnsiTheme="minorHAnsi"/>
+        <w:rFonts w:asciiTheme="minorHAnsi" w:cstheme="minorBidi" w:hAnsiTheme="minorHAnsi" w:eastAsia="黑体"/>
         <w:sz w:val="22"/>
         <w:szCs w:val="22"/>
         <w:lang w:bidi="ar-SA" w:eastAsia="en-US" w:val="en-US"/>
@@ -2541,7 +2716,7 @@
       <w:outlineLvl w:val="0"/>
     </w:pPr>
     <w:rPr>
-      <w:rFonts w:ascii="Times New Roman" w:asciiTheme="majorHAnsi" w:cstheme="majorBidi" w:eastAsia="黑体" w:eastAsiaTheme="majorEastAsia" w:hAnsi="Times New Roman" w:hAnsiTheme="majorHAnsi"/>
+      <w:rFonts w:ascii="Times New Roman" w:asciiTheme="majorHAnsi" w:cstheme="majorBidi" w:eastAsia="黑体" w:hAnsi="Times New Roman" w:hAnsiTheme="majorHAnsi"/>
       <w:b/>
       <w:bCs/>
       <w:color w:val="1F3864"/>
@@ -2565,7 +2740,7 @@
       <w:outlineLvl w:val="1"/>
     </w:pPr>
     <w:rPr>
-      <w:rFonts w:ascii="Times New Roman" w:asciiTheme="majorHAnsi" w:cstheme="majorBidi" w:eastAsia="黑体" w:eastAsiaTheme="majorEastAsia" w:hAnsi="Times New Roman" w:hAnsiTheme="majorHAnsi"/>
+      <w:rFonts w:ascii="Times New Roman" w:asciiTheme="majorHAnsi" w:cstheme="majorBidi" w:eastAsia="黑体" w:hAnsi="Times New Roman" w:hAnsiTheme="majorHAnsi"/>
       <w:b/>
       <w:bCs/>
       <w:color w:val="2E4E7E"/>
@@ -2589,7 +2764,7 @@
       <w:outlineLvl w:val="2"/>
     </w:pPr>
     <w:rPr>
-      <w:rFonts w:ascii="Times New Roman" w:asciiTheme="majorHAnsi" w:cstheme="majorBidi" w:eastAsia="黑体" w:eastAsiaTheme="majorEastAsia" w:hAnsi="Times New Roman" w:hAnsiTheme="majorHAnsi"/>
+      <w:rFonts w:ascii="Times New Roman" w:asciiTheme="majorHAnsi" w:cstheme="majorBidi" w:eastAsia="黑体" w:hAnsi="Times New Roman" w:hAnsiTheme="majorHAnsi"/>
       <w:b/>
       <w:bCs/>
       <w:color w:val="2E4E7E"/>
@@ -2613,7 +2788,7 @@
       <w:outlineLvl w:val="3"/>
     </w:pPr>
     <w:rPr>
-      <w:rFonts w:ascii="Times New Roman" w:asciiTheme="majorHAnsi" w:cstheme="majorBidi" w:eastAsia="黑体" w:eastAsiaTheme="majorEastAsia" w:hAnsi="Times New Roman" w:hAnsiTheme="majorHAnsi"/>
+      <w:rFonts w:ascii="Times New Roman" w:asciiTheme="majorHAnsi" w:cstheme="majorBidi" w:eastAsia="黑体" w:hAnsi="Times New Roman" w:hAnsiTheme="majorHAnsi"/>
       <w:b/>
       <w:bCs/>
       <w:i/>
@@ -2639,7 +2814,7 @@
       <w:outlineLvl w:val="4"/>
     </w:pPr>
     <w:rPr>
-      <w:rFonts w:ascii="Times New Roman" w:asciiTheme="majorHAnsi" w:cstheme="majorBidi" w:eastAsia="黑体" w:eastAsiaTheme="majorEastAsia" w:hAnsi="Times New Roman" w:hAnsiTheme="majorHAnsi"/>
+      <w:rFonts w:ascii="Times New Roman" w:asciiTheme="majorHAnsi" w:cstheme="majorBidi" w:eastAsia="黑体" w:hAnsi="Times New Roman" w:hAnsiTheme="majorHAnsi"/>
       <w:b/>
       <w:color w:val="333333"/>
       <w:sz w:val="22"/>
@@ -2662,7 +2837,7 @@
       <w:outlineLvl w:val="5"/>
     </w:pPr>
     <w:rPr>
-      <w:rFonts w:asciiTheme="majorHAnsi" w:cstheme="majorBidi" w:eastAsiaTheme="majorEastAsia" w:hAnsiTheme="majorHAnsi"/>
+      <w:rFonts w:asciiTheme="majorHAnsi" w:cstheme="majorBidi" w:hAnsiTheme="majorHAnsi" w:eastAsia="黑体"/>
       <w:i/>
       <w:iCs/>
       <w:color w:themeColor="accent1" w:themeShade="7F" w:val="243F60"/>
@@ -2685,7 +2860,7 @@
       <w:outlineLvl w:val="6"/>
     </w:pPr>
     <w:rPr>
-      <w:rFonts w:asciiTheme="majorHAnsi" w:cstheme="majorBidi" w:eastAsiaTheme="majorEastAsia" w:hAnsiTheme="majorHAnsi"/>
+      <w:rFonts w:asciiTheme="majorHAnsi" w:cstheme="majorBidi" w:hAnsiTheme="majorHAnsi" w:eastAsia="黑体"/>
       <w:i/>
       <w:iCs/>
       <w:color w:themeColor="text1" w:themeTint="BF" w:val="404040"/>
@@ -2708,7 +2883,7 @@
       <w:outlineLvl w:val="7"/>
     </w:pPr>
     <w:rPr>
-      <w:rFonts w:asciiTheme="majorHAnsi" w:cstheme="majorBidi" w:eastAsiaTheme="majorEastAsia" w:hAnsiTheme="majorHAnsi"/>
+      <w:rFonts w:asciiTheme="majorHAnsi" w:cstheme="majorBidi" w:hAnsiTheme="majorHAnsi" w:eastAsia="黑体"/>
       <w:color w:themeColor="accent1" w:val="4F81BD"/>
       <w:sz w:val="20"/>
       <w:szCs w:val="20"/>
@@ -2731,7 +2906,7 @@
       <w:outlineLvl w:val="8"/>
     </w:pPr>
     <w:rPr>
-      <w:rFonts w:asciiTheme="majorHAnsi" w:cstheme="majorBidi" w:eastAsiaTheme="majorEastAsia" w:hAnsiTheme="majorHAnsi"/>
+      <w:rFonts w:asciiTheme="majorHAnsi" w:cstheme="majorBidi" w:hAnsiTheme="majorHAnsi" w:eastAsia="黑体"/>
       <w:i/>
       <w:iCs/>
       <w:color w:themeColor="text1" w:themeTint="BF" w:val="404040"/>
@@ -2782,7 +2957,7 @@
     <w:uiPriority w:val="9"/>
     <w:rsid w:val="00FC693F"/>
     <w:rPr>
-      <w:rFonts w:asciiTheme="majorHAnsi" w:cstheme="majorBidi" w:eastAsiaTheme="majorEastAsia" w:hAnsiTheme="majorHAnsi"/>
+      <w:rFonts w:asciiTheme="majorHAnsi" w:cstheme="majorBidi" w:hAnsiTheme="majorHAnsi" w:eastAsia="黑体"/>
       <w:b/>
       <w:bCs/>
       <w:color w:themeColor="accent1" w:themeShade="BF" w:val="365F91"/>
@@ -2797,7 +2972,7 @@
     <w:uiPriority w:val="9"/>
     <w:rsid w:val="00FC693F"/>
     <w:rPr>
-      <w:rFonts w:asciiTheme="majorHAnsi" w:cstheme="majorBidi" w:eastAsiaTheme="majorEastAsia" w:hAnsiTheme="majorHAnsi"/>
+      <w:rFonts w:asciiTheme="majorHAnsi" w:cstheme="majorBidi" w:hAnsiTheme="majorHAnsi" w:eastAsia="黑体"/>
       <w:b/>
       <w:bCs/>
       <w:color w:themeColor="accent1" w:val="4F81BD"/>
@@ -2812,7 +2987,7 @@
     <w:uiPriority w:val="9"/>
     <w:rsid w:val="00FC693F"/>
     <w:rPr>
-      <w:rFonts w:asciiTheme="majorHAnsi" w:cstheme="majorBidi" w:eastAsiaTheme="majorEastAsia" w:hAnsiTheme="majorHAnsi"/>
+      <w:rFonts w:asciiTheme="majorHAnsi" w:cstheme="majorBidi" w:hAnsiTheme="majorHAnsi" w:eastAsia="黑体"/>
       <w:b/>
       <w:bCs/>
       <w:color w:themeColor="accent1" w:val="4F81BD"/>
@@ -2835,7 +3010,7 @@
       <w:contextualSpacing/>
     </w:pPr>
     <w:rPr>
-      <w:rFonts w:ascii="Times New Roman" w:asciiTheme="majorHAnsi" w:cstheme="majorBidi" w:eastAsia="黑体" w:eastAsiaTheme="majorEastAsia" w:hAnsi="Times New Roman" w:hAnsiTheme="majorHAnsi"/>
+      <w:rFonts w:ascii="Times New Roman" w:asciiTheme="majorHAnsi" w:cstheme="majorBidi" w:eastAsia="黑体" w:hAnsi="Times New Roman" w:hAnsiTheme="majorHAnsi"/>
       <w:b/>
       <w:color w:val="1F3864"/>
       <w:spacing w:val="5"/>
@@ -2851,7 +3026,7 @@
     <w:uiPriority w:val="10"/>
     <w:rsid w:val="00FC693F"/>
     <w:rPr>
-      <w:rFonts w:asciiTheme="majorHAnsi" w:cstheme="majorBidi" w:eastAsiaTheme="majorEastAsia" w:hAnsiTheme="majorHAnsi"/>
+      <w:rFonts w:asciiTheme="majorHAnsi" w:cstheme="majorBidi" w:hAnsiTheme="majorHAnsi" w:eastAsia="黑体"/>
       <w:color w:themeColor="text2" w:themeShade="BF" w:val="17365D"/>
       <w:spacing w:val="5"/>
       <w:kern w:val="28"/>
@@ -2873,7 +3048,7 @@
       </w:numPr>
     </w:pPr>
     <w:rPr>
-      <w:rFonts w:asciiTheme="majorHAnsi" w:cstheme="majorBidi" w:eastAsiaTheme="majorEastAsia" w:hAnsiTheme="majorHAnsi"/>
+      <w:rFonts w:asciiTheme="majorHAnsi" w:cstheme="majorBidi" w:hAnsiTheme="majorHAnsi" w:eastAsia="黑体"/>
       <w:i/>
       <w:iCs/>
       <w:color w:themeColor="accent1" w:val="4F81BD"/>
@@ -2889,7 +3064,7 @@
     <w:uiPriority w:val="11"/>
     <w:rsid w:val="00FC693F"/>
     <w:rPr>
-      <w:rFonts w:asciiTheme="majorHAnsi" w:cstheme="majorBidi" w:eastAsiaTheme="majorEastAsia" w:hAnsiTheme="majorHAnsi"/>
+      <w:rFonts w:asciiTheme="majorHAnsi" w:cstheme="majorBidi" w:hAnsiTheme="majorHAnsi" w:eastAsia="黑体"/>
       <w:i/>
       <w:iCs/>
       <w:color w:themeColor="accent1" w:val="4F81BD"/>
@@ -2956,6 +3131,7 @@
       <w:spacing w:after="120"/>
     </w:pPr>
     <w:rPr>
+      <w:rFonts w:eastAsia="黑体"/>
       <w:sz w:val="16"/>
       <w:szCs w:val="16"/>
     </w:rPr>
@@ -2967,6 +3143,7 @@
     <w:uiPriority w:val="99"/>
     <w:rsid w:val="00AA1D8D"/>
     <w:rPr>
+      <w:rFonts w:eastAsia="黑体"/>
       <w:sz w:val="16"/>
       <w:szCs w:val="16"/>
     </w:rPr>
@@ -3136,7 +3313,7 @@
       </w:tabs>
     </w:pPr>
     <w:rPr>
-      <w:rFonts w:ascii="Courier" w:hAnsi="Courier"/>
+      <w:rFonts w:ascii="Courier" w:hAnsi="Courier" w:eastAsia="黑体"/>
       <w:sz w:val="20"/>
       <w:szCs w:val="20"/>
     </w:rPr>
@@ -3148,7 +3325,7 @@
     <w:uiPriority w:val="99"/>
     <w:rsid w:val="0029639D"/>
     <w:rPr>
-      <w:rFonts w:ascii="Courier" w:hAnsi="Courier"/>
+      <w:rFonts w:ascii="Courier" w:hAnsi="Courier" w:eastAsia="黑体"/>
       <w:sz w:val="20"/>
       <w:szCs w:val="20"/>
     </w:rPr>
@@ -3184,6 +3361,7 @@
     <w:uiPriority w:val="29"/>
     <w:rsid w:val="00FC693F"/>
     <w:rPr>
+      <w:rFonts w:eastAsia="黑体"/>
       <w:i/>
       <w:iCs/>
       <w:color w:themeColor="text1" w:val="000000"/>
@@ -3197,7 +3375,7 @@
     <w:semiHidden/>
     <w:rsid w:val="00FC693F"/>
     <w:rPr>
-      <w:rFonts w:asciiTheme="majorHAnsi" w:cstheme="majorBidi" w:eastAsiaTheme="majorEastAsia" w:hAnsiTheme="majorHAnsi"/>
+      <w:rFonts w:asciiTheme="majorHAnsi" w:cstheme="majorBidi" w:hAnsiTheme="majorHAnsi" w:eastAsia="黑体"/>
       <w:b/>
       <w:bCs/>
       <w:i/>
@@ -3213,7 +3391,7 @@
     <w:semiHidden/>
     <w:rsid w:val="00FC693F"/>
     <w:rPr>
-      <w:rFonts w:asciiTheme="majorHAnsi" w:cstheme="majorBidi" w:eastAsiaTheme="majorEastAsia" w:hAnsiTheme="majorHAnsi"/>
+      <w:rFonts w:asciiTheme="majorHAnsi" w:cstheme="majorBidi" w:hAnsiTheme="majorHAnsi" w:eastAsia="黑体"/>
       <w:color w:themeColor="accent1" w:themeShade="7F" w:val="243F60"/>
     </w:rPr>
   </w:style>
@@ -3225,7 +3403,7 @@
     <w:semiHidden/>
     <w:rsid w:val="00FC693F"/>
     <w:rPr>
-      <w:rFonts w:asciiTheme="majorHAnsi" w:cstheme="majorBidi" w:eastAsiaTheme="majorEastAsia" w:hAnsiTheme="majorHAnsi"/>
+      <w:rFonts w:asciiTheme="majorHAnsi" w:cstheme="majorBidi" w:hAnsiTheme="majorHAnsi" w:eastAsia="黑体"/>
       <w:i/>
       <w:iCs/>
       <w:color w:themeColor="accent1" w:themeShade="7F" w:val="243F60"/>
@@ -3239,7 +3417,7 @@
     <w:semiHidden/>
     <w:rsid w:val="00FC693F"/>
     <w:rPr>
-      <w:rFonts w:asciiTheme="majorHAnsi" w:cstheme="majorBidi" w:eastAsiaTheme="majorEastAsia" w:hAnsiTheme="majorHAnsi"/>
+      <w:rFonts w:asciiTheme="majorHAnsi" w:cstheme="majorBidi" w:hAnsiTheme="majorHAnsi" w:eastAsia="黑体"/>
       <w:i/>
       <w:iCs/>
       <w:color w:themeColor="text1" w:themeTint="BF" w:val="404040"/>
@@ -3253,7 +3431,7 @@
     <w:semiHidden/>
     <w:rsid w:val="00FC693F"/>
     <w:rPr>
-      <w:rFonts w:asciiTheme="majorHAnsi" w:cstheme="majorBidi" w:eastAsiaTheme="majorEastAsia" w:hAnsiTheme="majorHAnsi"/>
+      <w:rFonts w:asciiTheme="majorHAnsi" w:cstheme="majorBidi" w:hAnsiTheme="majorHAnsi" w:eastAsia="黑体"/>
       <w:color w:themeColor="accent1" w:val="4F81BD"/>
       <w:sz w:val="20"/>
       <w:szCs w:val="20"/>
@@ -3267,7 +3445,7 @@
     <w:semiHidden/>
     <w:rsid w:val="00FC693F"/>
     <w:rPr>
-      <w:rFonts w:asciiTheme="majorHAnsi" w:cstheme="majorBidi" w:eastAsiaTheme="majorEastAsia" w:hAnsiTheme="majorHAnsi"/>
+      <w:rFonts w:asciiTheme="majorHAnsi" w:cstheme="majorBidi" w:hAnsiTheme="majorHAnsi" w:eastAsia="黑体"/>
       <w:i/>
       <w:iCs/>
       <w:color w:themeColor="text1" w:themeTint="BF" w:val="404040"/>
@@ -3288,6 +3466,7 @@
       <w:spacing w:line="240" w:lineRule="auto"/>
     </w:pPr>
     <w:rPr>
+      <w:rFonts w:eastAsia="黑体"/>
       <w:b/>
       <w:bCs/>
       <w:color w:themeColor="accent1" w:val="4F81BD"/>
@@ -3302,6 +3481,7 @@
     <w:qFormat/>
     <w:rsid w:val="00FC693F"/>
     <w:rPr>
+      <w:rFonts w:eastAsia="黑体"/>
       <w:b/>
       <w:bCs/>
     </w:rPr>
@@ -3313,6 +3493,7 @@
     <w:qFormat/>
     <w:rsid w:val="00FC693F"/>
     <w:rPr>
+      <w:rFonts w:eastAsia="黑体"/>
       <w:i/>
       <w:iCs/>
     </w:rPr>
@@ -3333,6 +3514,7 @@
       <w:ind w:left="936" w:right="936"/>
     </w:pPr>
     <w:rPr>
+      <w:rFonts w:eastAsia="黑体"/>
       <w:b/>
       <w:bCs/>
       <w:i/>
@@ -3347,6 +3529,7 @@
     <w:uiPriority w:val="30"/>
     <w:rsid w:val="00FC693F"/>
     <w:rPr>
+      <w:rFonts w:eastAsia="黑体"/>
       <w:b/>
       <w:bCs/>
       <w:i/>
@@ -3361,6 +3544,7 @@
     <w:qFormat/>
     <w:rsid w:val="00FC693F"/>
     <w:rPr>
+      <w:rFonts w:eastAsia="黑体"/>
       <w:i/>
       <w:iCs/>
       <w:color w:themeColor="text1" w:themeTint="7F" w:val="808080"/>
@@ -3373,6 +3557,7 @@
     <w:qFormat/>
     <w:rsid w:val="00FC693F"/>
     <w:rPr>
+      <w:rFonts w:eastAsia="黑体"/>
       <w:b/>
       <w:bCs/>
       <w:i/>
@@ -3387,6 +3572,7 @@
     <w:qFormat/>
     <w:rsid w:val="00FC693F"/>
     <w:rPr>
+      <w:rFonts w:eastAsia="黑体"/>
       <w:smallCaps/>
       <w:color w:themeColor="accent2" w:val="C0504D"/>
       <w:u w:val="single"/>
@@ -3399,6 +3585,7 @@
     <w:qFormat/>
     <w:rsid w:val="00FC693F"/>
     <w:rPr>
+      <w:rFonts w:eastAsia="黑体"/>
       <w:b/>
       <w:bCs/>
       <w:smallCaps/>
@@ -3414,6 +3601,7 @@
     <w:qFormat/>
     <w:rsid w:val="00FC693F"/>
     <w:rPr>
+      <w:rFonts w:eastAsia="黑体"/>
       <w:b/>
       <w:bCs/>
       <w:smallCaps/>
@@ -3468,6 +3656,7 @@
       <w:spacing w:after="0" w:line="240" w:lineRule="auto"/>
     </w:pPr>
     <w:rPr>
+      <w:rFonts w:eastAsia="黑体"/>
       <w:color w:themeColor="text1" w:themeShade="BF" w:val="000000"/>
     </w:rPr>
     <w:tblPr>
@@ -3490,6 +3679,7 @@
         <w:spacing w:after="0" w:before="0" w:line="240" w:lineRule="auto"/>
       </w:pPr>
       <w:rPr>
+        <w:rFonts w:eastAsia="黑体"/>
         <w:b/>
         <w:bCs/>
       </w:rPr>
@@ -3510,6 +3700,7 @@
         <w:spacing w:after="0" w:before="0" w:line="240" w:lineRule="auto"/>
       </w:pPr>
       <w:rPr>
+        <w:rFonts w:eastAsia="黑体"/>
         <w:b/>
         <w:bCs/>
       </w:rPr>
@@ -3527,12 +3718,14 @@
     </w:tblStylePr>
     <w:tblStylePr w:type="firstCol">
       <w:rPr>
+        <w:rFonts w:eastAsia="黑体"/>
         <w:b/>
         <w:bCs/>
       </w:rPr>
     </w:tblStylePr>
     <w:tblStylePr w:type="lastCol">
       <w:rPr>
+        <w:rFonts w:eastAsia="黑体"/>
         <w:b/>
         <w:bCs/>
       </w:rPr>
@@ -3571,6 +3764,7 @@
       <w:spacing w:after="0" w:line="240" w:lineRule="auto"/>
     </w:pPr>
     <w:rPr>
+      <w:rFonts w:eastAsia="黑体"/>
       <w:color w:themeColor="accent1" w:themeShade="BF" w:val="365F91"/>
     </w:rPr>
     <w:tblPr>
@@ -3593,6 +3787,7 @@
         <w:spacing w:after="0" w:before="0" w:line="240" w:lineRule="auto"/>
       </w:pPr>
       <w:rPr>
+        <w:rFonts w:eastAsia="黑体"/>
         <w:b/>
         <w:bCs/>
       </w:rPr>
@@ -3613,6 +3808,7 @@
         <w:spacing w:after="0" w:before="0" w:line="240" w:lineRule="auto"/>
       </w:pPr>
       <w:rPr>
+        <w:rFonts w:eastAsia="黑体"/>
         <w:b/>
         <w:bCs/>
       </w:rPr>
@@ -3630,12 +3826,14 @@
     </w:tblStylePr>
     <w:tblStylePr w:type="firstCol">
       <w:rPr>
+        <w:rFonts w:eastAsia="黑体"/>
         <w:b/>
         <w:bCs/>
       </w:rPr>
     </w:tblStylePr>
     <w:tblStylePr w:type="lastCol">
       <w:rPr>
+        <w:rFonts w:eastAsia="黑体"/>
         <w:b/>
         <w:bCs/>
       </w:rPr>
@@ -3674,6 +3872,7 @@
       <w:spacing w:after="0" w:line="240" w:lineRule="auto"/>
     </w:pPr>
     <w:rPr>
+      <w:rFonts w:eastAsia="黑体"/>
       <w:color w:themeColor="accent2" w:themeShade="BF" w:val="943634"/>
     </w:rPr>
     <w:tblPr>
@@ -3696,6 +3895,7 @@
         <w:spacing w:after="0" w:before="0" w:line="240" w:lineRule="auto"/>
       </w:pPr>
       <w:rPr>
+        <w:rFonts w:eastAsia="黑体"/>
         <w:b/>
         <w:bCs/>
       </w:rPr>
@@ -3716,6 +3916,7 @@
         <w:spacing w:after="0" w:before="0" w:line="240" w:lineRule="auto"/>
       </w:pPr>
       <w:rPr>
+        <w:rFonts w:eastAsia="黑体"/>
         <w:b/>
         <w:bCs/>
       </w:rPr>
@@ -3733,12 +3934,14 @@
     </w:tblStylePr>
     <w:tblStylePr w:type="firstCol">
       <w:rPr>
+        <w:rFonts w:eastAsia="黑体"/>
         <w:b/>
         <w:bCs/>
       </w:rPr>
     </w:tblStylePr>
     <w:tblStylePr w:type="lastCol">
       <w:rPr>
+        <w:rFonts w:eastAsia="黑体"/>
         <w:b/>
         <w:bCs/>
       </w:rPr>
@@ -3777,6 +3980,7 @@
       <w:spacing w:after="0" w:line="240" w:lineRule="auto"/>
     </w:pPr>
     <w:rPr>
+      <w:rFonts w:eastAsia="黑体"/>
       <w:color w:themeColor="accent3" w:themeShade="BF" w:val="76923C"/>
     </w:rPr>
     <w:tblPr>
@@ -3799,6 +4003,7 @@
         <w:spacing w:after="0" w:before="0" w:line="240" w:lineRule="auto"/>
       </w:pPr>
       <w:rPr>
+        <w:rFonts w:eastAsia="黑体"/>
         <w:b/>
         <w:bCs/>
       </w:rPr>
@@ -3819,6 +4024,7 @@
         <w:spacing w:after="0" w:before="0" w:line="240" w:lineRule="auto"/>
       </w:pPr>
       <w:rPr>
+        <w:rFonts w:eastAsia="黑体"/>
         <w:b/>
         <w:bCs/>
       </w:rPr>
@@ -3836,12 +4042,14 @@
     </w:tblStylePr>
     <w:tblStylePr w:type="firstCol">
       <w:rPr>
+        <w:rFonts w:eastAsia="黑体"/>
         <w:b/>
         <w:bCs/>
       </w:rPr>
     </w:tblStylePr>
     <w:tblStylePr w:type="lastCol">
       <w:rPr>
+        <w:rFonts w:eastAsia="黑体"/>
         <w:b/>
         <w:bCs/>
       </w:rPr>
@@ -3880,6 +4088,7 @@
       <w:spacing w:after="0" w:line="240" w:lineRule="auto"/>
     </w:pPr>
     <w:rPr>
+      <w:rFonts w:eastAsia="黑体"/>
       <w:color w:themeColor="accent4" w:themeShade="BF" w:val="5F497A"/>
     </w:rPr>
     <w:tblPr>
@@ -3902,6 +4111,7 @@
         <w:spacing w:after="0" w:before="0" w:line="240" w:lineRule="auto"/>
       </w:pPr>
       <w:rPr>
+        <w:rFonts w:eastAsia="黑体"/>
         <w:b/>
         <w:bCs/>
       </w:rPr>
@@ -3922,6 +4132,7 @@
         <w:spacing w:after="0" w:before="0" w:line="240" w:lineRule="auto"/>
       </w:pPr>
       <w:rPr>
+        <w:rFonts w:eastAsia="黑体"/>
         <w:b/>
         <w:bCs/>
       </w:rPr>
@@ -3939,12 +4150,14 @@
     </w:tblStylePr>
     <w:tblStylePr w:type="firstCol">
       <w:rPr>
+        <w:rFonts w:eastAsia="黑体"/>
         <w:b/>
         <w:bCs/>
       </w:rPr>
     </w:tblStylePr>
     <w:tblStylePr w:type="lastCol">
       <w:rPr>
+        <w:rFonts w:eastAsia="黑体"/>
         <w:b/>
         <w:bCs/>
       </w:rPr>
@@ -3983,6 +4196,7 @@
       <w:spacing w:after="0" w:line="240" w:lineRule="auto"/>
     </w:pPr>
     <w:rPr>
+      <w:rFonts w:eastAsia="黑体"/>
       <w:color w:themeColor="accent5" w:themeShade="BF" w:val="31849B"/>
     </w:rPr>
     <w:tblPr>
@@ -4005,6 +4219,7 @@
         <w:spacing w:after="0" w:before="0" w:line="240" w:lineRule="auto"/>
       </w:pPr>
       <w:rPr>
+        <w:rFonts w:eastAsia="黑体"/>
         <w:b/>
         <w:bCs/>
       </w:rPr>
@@ -4025,6 +4240,7 @@
         <w:spacing w:after="0" w:before="0" w:line="240" w:lineRule="auto"/>
       </w:pPr>
       <w:rPr>
+        <w:rFonts w:eastAsia="黑体"/>
         <w:b/>
         <w:bCs/>
       </w:rPr>
@@ -4042,12 +4258,14 @@
     </w:tblStylePr>
     <w:tblStylePr w:type="firstCol">
       <w:rPr>
+        <w:rFonts w:eastAsia="黑体"/>
         <w:b/>
         <w:bCs/>
       </w:rPr>
     </w:tblStylePr>
     <w:tblStylePr w:type="lastCol">
       <w:rPr>
+        <w:rFonts w:eastAsia="黑体"/>
         <w:b/>
         <w:bCs/>
       </w:rPr>
@@ -4086,6 +4304,7 @@
       <w:spacing w:after="0" w:line="240" w:lineRule="auto"/>
     </w:pPr>
     <w:rPr>
+      <w:rFonts w:eastAsia="黑体"/>
       <w:color w:themeColor="accent6" w:themeShade="BF" w:val="E36C0A"/>
     </w:rPr>
     <w:tblPr>
@@ -4108,6 +4327,7 @@
         <w:spacing w:after="0" w:before="0" w:line="240" w:lineRule="auto"/>
       </w:pPr>
       <w:rPr>
+        <w:rFonts w:eastAsia="黑体"/>
         <w:b/>
         <w:bCs/>
       </w:rPr>
@@ -4128,6 +4348,7 @@
         <w:spacing w:after="0" w:before="0" w:line="240" w:lineRule="auto"/>
       </w:pPr>
       <w:rPr>
+        <w:rFonts w:eastAsia="黑体"/>
         <w:b/>
         <w:bCs/>
       </w:rPr>
@@ -4145,12 +4366,14 @@
     </w:tblStylePr>
     <w:tblStylePr w:type="firstCol">
       <w:rPr>
+        <w:rFonts w:eastAsia="黑体"/>
         <w:b/>
         <w:bCs/>
       </w:rPr>
     </w:tblStylePr>
     <w:tblStylePr w:type="lastCol">
       <w:rPr>
+        <w:rFonts w:eastAsia="黑体"/>
         <w:b/>
         <w:bCs/>
       </w:rPr>
@@ -4210,6 +4433,7 @@
         <w:spacing w:after="0" w:before="0" w:line="240" w:lineRule="auto"/>
       </w:pPr>
       <w:rPr>
+        <w:rFonts w:eastAsia="黑体"/>
         <w:b/>
         <w:bCs/>
         <w:color w:themeColor="background1" w:val="FFFFFF"/>
@@ -4224,6 +4448,7 @@
         <w:spacing w:after="0" w:before="0" w:line="240" w:lineRule="auto"/>
       </w:pPr>
       <w:rPr>
+        <w:rFonts w:eastAsia="黑体"/>
         <w:b/>
         <w:bCs/>
       </w:rPr>
@@ -4239,12 +4464,14 @@
     </w:tblStylePr>
     <w:tblStylePr w:type="firstCol">
       <w:rPr>
+        <w:rFonts w:eastAsia="黑体"/>
         <w:b/>
         <w:bCs/>
       </w:rPr>
     </w:tblStylePr>
     <w:tblStylePr w:type="lastCol">
       <w:rPr>
+        <w:rFonts w:eastAsia="黑体"/>
         <w:b/>
         <w:bCs/>
       </w:rPr>
@@ -4302,6 +4529,7 @@
         <w:spacing w:after="0" w:before="0" w:line="240" w:lineRule="auto"/>
       </w:pPr>
       <w:rPr>
+        <w:rFonts w:eastAsia="黑体"/>
         <w:b/>
         <w:bCs/>
         <w:color w:themeColor="background1" w:val="FFFFFF"/>
@@ -4316,6 +4544,7 @@
         <w:spacing w:after="0" w:before="0" w:line="240" w:lineRule="auto"/>
       </w:pPr>
       <w:rPr>
+        <w:rFonts w:eastAsia="黑体"/>
         <w:b/>
         <w:bCs/>
       </w:rPr>
@@ -4331,12 +4560,14 @@
     </w:tblStylePr>
     <w:tblStylePr w:type="firstCol">
       <w:rPr>
+        <w:rFonts w:eastAsia="黑体"/>
         <w:b/>
         <w:bCs/>
       </w:rPr>
     </w:tblStylePr>
     <w:tblStylePr w:type="lastCol">
       <w:rPr>
+        <w:rFonts w:eastAsia="黑体"/>
         <w:b/>
         <w:bCs/>
       </w:rPr>
@@ -4394,6 +4625,7 @@
         <w:spacing w:after="0" w:before="0" w:line="240" w:lineRule="auto"/>
       </w:pPr>
       <w:rPr>
+        <w:rFonts w:eastAsia="黑体"/>
         <w:b/>
         <w:bCs/>
         <w:color w:themeColor="background1" w:val="FFFFFF"/>
@@ -4408,6 +4640,7 @@
         <w:spacing w:after="0" w:before="0" w:line="240" w:lineRule="auto"/>
       </w:pPr>
       <w:rPr>
+        <w:rFonts w:eastAsia="黑体"/>
         <w:b/>
         <w:bCs/>
       </w:rPr>
@@ -4423,12 +4656,14 @@
     </w:tblStylePr>
     <w:tblStylePr w:type="firstCol">
       <w:rPr>
+        <w:rFonts w:eastAsia="黑体"/>
         <w:b/>
         <w:bCs/>
       </w:rPr>
     </w:tblStylePr>
     <w:tblStylePr w:type="lastCol">
       <w:rPr>
+        <w:rFonts w:eastAsia="黑体"/>
         <w:b/>
         <w:bCs/>
       </w:rPr>
@@ -4486,6 +4721,7 @@
         <w:spacing w:after="0" w:before="0" w:line="240" w:lineRule="auto"/>
       </w:pPr>
       <w:rPr>
+        <w:rFonts w:eastAsia="黑体"/>
         <w:b/>
         <w:bCs/>
         <w:color w:themeColor="background1" w:val="FFFFFF"/>
@@ -4500,6 +4736,7 @@
         <w:spacing w:after="0" w:before="0" w:line="240" w:lineRule="auto"/>
       </w:pPr>
       <w:rPr>
+        <w:rFonts w:eastAsia="黑体"/>
         <w:b/>
         <w:bCs/>
       </w:rPr>
@@ -4515,12 +4752,14 @@
     </w:tblStylePr>
     <w:tblStylePr w:type="firstCol">
       <w:rPr>
+        <w:rFonts w:eastAsia="黑体"/>
         <w:b/>
         <w:bCs/>
       </w:rPr>
     </w:tblStylePr>
     <w:tblStylePr w:type="lastCol">
       <w:rPr>
+        <w:rFonts w:eastAsia="黑体"/>
         <w:b/>
         <w:bCs/>
       </w:rPr>
@@ -4578,6 +4817,7 @@
         <w:spacing w:after="0" w:before="0" w:line="240" w:lineRule="auto"/>
       </w:pPr>
       <w:rPr>
+        <w:rFonts w:eastAsia="黑体"/>
         <w:b/>
         <w:bCs/>
         <w:color w:themeColor="background1" w:val="FFFFFF"/>
@@ -4592,6 +4832,7 @@
         <w:spacing w:after="0" w:before="0" w:line="240" w:lineRule="auto"/>
       </w:pPr>
       <w:rPr>
+        <w:rFonts w:eastAsia="黑体"/>
         <w:b/>
         <w:bCs/>
       </w:rPr>
@@ -4607,12 +4848,14 @@
     </w:tblStylePr>
     <w:tblStylePr w:type="firstCol">
       <w:rPr>
+        <w:rFonts w:eastAsia="黑体"/>
         <w:b/>
         <w:bCs/>
       </w:rPr>
     </w:tblStylePr>
     <w:tblStylePr w:type="lastCol">
       <w:rPr>
+        <w:rFonts w:eastAsia="黑体"/>
         <w:b/>
         <w:bCs/>
       </w:rPr>
@@ -4670,6 +4913,7 @@
         <w:spacing w:after="0" w:before="0" w:line="240" w:lineRule="auto"/>
       </w:pPr>
       <w:rPr>
+        <w:rFonts w:eastAsia="黑体"/>
         <w:b/>
         <w:bCs/>
         <w:color w:themeColor="background1" w:val="FFFFFF"/>
@@ -4684,6 +4928,7 @@
         <w:spacing w:after="0" w:before="0" w:line="240" w:lineRule="auto"/>
       </w:pPr>
       <w:rPr>
+        <w:rFonts w:eastAsia="黑体"/>
         <w:b/>
         <w:bCs/>
       </w:rPr>
@@ -4699,12 +4944,14 @@
     </w:tblStylePr>
     <w:tblStylePr w:type="firstCol">
       <w:rPr>
+        <w:rFonts w:eastAsia="黑体"/>
         <w:b/>
         <w:bCs/>
       </w:rPr>
     </w:tblStylePr>
     <w:tblStylePr w:type="lastCol">
       <w:rPr>
+        <w:rFonts w:eastAsia="黑体"/>
         <w:b/>
         <w:bCs/>
       </w:rPr>
@@ -4762,6 +5009,7 @@
         <w:spacing w:after="0" w:before="0" w:line="240" w:lineRule="auto"/>
       </w:pPr>
       <w:rPr>
+        <w:rFonts w:eastAsia="黑体"/>
         <w:b/>
         <w:bCs/>
         <w:color w:themeColor="background1" w:val="FFFFFF"/>
@@ -4776,6 +5024,7 @@
         <w:spacing w:after="0" w:before="0" w:line="240" w:lineRule="auto"/>
       </w:pPr>
       <w:rPr>
+        <w:rFonts w:eastAsia="黑体"/>
         <w:b/>
         <w:bCs/>
       </w:rPr>
@@ -4791,12 +5040,14 @@
     </w:tblStylePr>
     <w:tblStylePr w:type="firstCol">
       <w:rPr>
+        <w:rFonts w:eastAsia="黑体"/>
         <w:b/>
         <w:bCs/>
       </w:rPr>
     </w:tblStylePr>
     <w:tblStylePr w:type="lastCol">
       <w:rPr>
+        <w:rFonts w:eastAsia="黑体"/>
         <w:b/>
         <w:bCs/>
       </w:rPr>
@@ -4856,7 +5107,7 @@
         <w:spacing w:after="0" w:before="0" w:line="240" w:lineRule="auto"/>
       </w:pPr>
       <w:rPr>
-        <w:rFonts w:asciiTheme="majorHAnsi" w:cstheme="majorBidi" w:eastAsiaTheme="majorEastAsia" w:hAnsiTheme="majorHAnsi"/>
+        <w:rFonts w:asciiTheme="majorHAnsi" w:cstheme="majorBidi" w:hAnsiTheme="majorHAnsi" w:eastAsia="黑体"/>
         <w:b/>
         <w:bCs/>
       </w:rPr>
@@ -4877,7 +5128,7 @@
         <w:spacing w:after="0" w:before="0" w:line="240" w:lineRule="auto"/>
       </w:pPr>
       <w:rPr>
-        <w:rFonts w:asciiTheme="majorHAnsi" w:cstheme="majorBidi" w:eastAsiaTheme="majorEastAsia" w:hAnsiTheme="majorHAnsi"/>
+        <w:rFonts w:asciiTheme="majorHAnsi" w:cstheme="majorBidi" w:hAnsiTheme="majorHAnsi" w:eastAsia="黑体"/>
         <w:b/>
         <w:bCs/>
       </w:rPr>
@@ -4895,14 +5146,14 @@
     </w:tblStylePr>
     <w:tblStylePr w:type="firstCol">
       <w:rPr>
-        <w:rFonts w:asciiTheme="majorHAnsi" w:cstheme="majorBidi" w:eastAsiaTheme="majorEastAsia" w:hAnsiTheme="majorHAnsi"/>
+        <w:rFonts w:asciiTheme="majorHAnsi" w:cstheme="majorBidi" w:hAnsiTheme="majorHAnsi" w:eastAsia="黑体"/>
         <w:b/>
         <w:bCs/>
       </w:rPr>
     </w:tblStylePr>
     <w:tblStylePr w:type="lastCol">
       <w:rPr>
-        <w:rFonts w:asciiTheme="majorHAnsi" w:cstheme="majorBidi" w:eastAsiaTheme="majorEastAsia" w:hAnsiTheme="majorHAnsi"/>
+        <w:rFonts w:asciiTheme="majorHAnsi" w:cstheme="majorBidi" w:hAnsiTheme="majorHAnsi" w:eastAsia="黑体"/>
         <w:b/>
         <w:bCs/>
       </w:rPr>
@@ -4986,7 +5237,7 @@
         <w:spacing w:after="0" w:before="0" w:line="240" w:lineRule="auto"/>
       </w:pPr>
       <w:rPr>
-        <w:rFonts w:asciiTheme="majorHAnsi" w:cstheme="majorBidi" w:eastAsiaTheme="majorEastAsia" w:hAnsiTheme="majorHAnsi"/>
+        <w:rFonts w:asciiTheme="majorHAnsi" w:cstheme="majorBidi" w:hAnsiTheme="majorHAnsi" w:eastAsia="黑体"/>
         <w:b/>
         <w:bCs/>
       </w:rPr>
@@ -5007,7 +5258,7 @@
         <w:spacing w:after="0" w:before="0" w:line="240" w:lineRule="auto"/>
       </w:pPr>
       <w:rPr>
-        <w:rFonts w:asciiTheme="majorHAnsi" w:cstheme="majorBidi" w:eastAsiaTheme="majorEastAsia" w:hAnsiTheme="majorHAnsi"/>
+        <w:rFonts w:asciiTheme="majorHAnsi" w:cstheme="majorBidi" w:hAnsiTheme="majorHAnsi" w:eastAsia="黑体"/>
         <w:b/>
         <w:bCs/>
       </w:rPr>
@@ -5025,14 +5276,14 @@
     </w:tblStylePr>
     <w:tblStylePr w:type="firstCol">
       <w:rPr>
-        <w:rFonts w:asciiTheme="majorHAnsi" w:cstheme="majorBidi" w:eastAsiaTheme="majorEastAsia" w:hAnsiTheme="majorHAnsi"/>
+        <w:rFonts w:asciiTheme="majorHAnsi" w:cstheme="majorBidi" w:hAnsiTheme="majorHAnsi" w:eastAsia="黑体"/>
         <w:b/>
         <w:bCs/>
       </w:rPr>
     </w:tblStylePr>
     <w:tblStylePr w:type="lastCol">
       <w:rPr>
-        <w:rFonts w:asciiTheme="majorHAnsi" w:cstheme="majorBidi" w:eastAsiaTheme="majorEastAsia" w:hAnsiTheme="majorHAnsi"/>
+        <w:rFonts w:asciiTheme="majorHAnsi" w:cstheme="majorBidi" w:hAnsiTheme="majorHAnsi" w:eastAsia="黑体"/>
         <w:b/>
         <w:bCs/>
       </w:rPr>
@@ -5116,7 +5367,7 @@
         <w:spacing w:after="0" w:before="0" w:line="240" w:lineRule="auto"/>
       </w:pPr>
       <w:rPr>
-        <w:rFonts w:asciiTheme="majorHAnsi" w:cstheme="majorBidi" w:eastAsiaTheme="majorEastAsia" w:hAnsiTheme="majorHAnsi"/>
+        <w:rFonts w:asciiTheme="majorHAnsi" w:cstheme="majorBidi" w:hAnsiTheme="majorHAnsi" w:eastAsia="黑体"/>
         <w:b/>
         <w:bCs/>
       </w:rPr>
@@ -5137,7 +5388,7 @@
         <w:spacing w:after="0" w:before="0" w:line="240" w:lineRule="auto"/>
       </w:pPr>
       <w:rPr>
-        <w:rFonts w:asciiTheme="majorHAnsi" w:cstheme="majorBidi" w:eastAsiaTheme="majorEastAsia" w:hAnsiTheme="majorHAnsi"/>
+        <w:rFonts w:asciiTheme="majorHAnsi" w:cstheme="majorBidi" w:hAnsiTheme="majorHAnsi" w:eastAsia="黑体"/>
         <w:b/>
         <w:bCs/>
       </w:rPr>
@@ -5155,14 +5406,14 @@
     </w:tblStylePr>
     <w:tblStylePr w:type="firstCol">
       <w:rPr>
-        <w:rFonts w:asciiTheme="majorHAnsi" w:cstheme="majorBidi" w:eastAsiaTheme="majorEastAsia" w:hAnsiTheme="majorHAnsi"/>
+        <w:rFonts w:asciiTheme="majorHAnsi" w:cstheme="majorBidi" w:hAnsiTheme="majorHAnsi" w:eastAsia="黑体"/>
         <w:b/>
         <w:bCs/>
       </w:rPr>
     </w:tblStylePr>
     <w:tblStylePr w:type="lastCol">
       <w:rPr>
-        <w:rFonts w:asciiTheme="majorHAnsi" w:cstheme="majorBidi" w:eastAsiaTheme="majorEastAsia" w:hAnsiTheme="majorHAnsi"/>
+        <w:rFonts w:asciiTheme="majorHAnsi" w:cstheme="majorBidi" w:hAnsiTheme="majorHAnsi" w:eastAsia="黑体"/>
         <w:b/>
         <w:bCs/>
       </w:rPr>
@@ -5246,7 +5497,7 @@
         <w:spacing w:after="0" w:before="0" w:line="240" w:lineRule="auto"/>
       </w:pPr>
       <w:rPr>
-        <w:rFonts w:asciiTheme="majorHAnsi" w:cstheme="majorBidi" w:eastAsiaTheme="majorEastAsia" w:hAnsiTheme="majorHAnsi"/>
+        <w:rFonts w:asciiTheme="majorHAnsi" w:cstheme="majorBidi" w:hAnsiTheme="majorHAnsi" w:eastAsia="黑体"/>
         <w:b/>
         <w:bCs/>
       </w:rPr>
@@ -5267,7 +5518,7 @@
         <w:spacing w:after="0" w:before="0" w:line="240" w:lineRule="auto"/>
       </w:pPr>
       <w:rPr>
-        <w:rFonts w:asciiTheme="majorHAnsi" w:cstheme="majorBidi" w:eastAsiaTheme="majorEastAsia" w:hAnsiTheme="majorHAnsi"/>
+        <w:rFonts w:asciiTheme="majorHAnsi" w:cstheme="majorBidi" w:hAnsiTheme="majorHAnsi" w:eastAsia="黑体"/>
         <w:b/>
         <w:bCs/>
       </w:rPr>
@@ -5285,14 +5536,14 @@
     </w:tblStylePr>
     <w:tblStylePr w:type="firstCol">
       <w:rPr>
-        <w:rFonts w:asciiTheme="majorHAnsi" w:cstheme="majorBidi" w:eastAsiaTheme="majorEastAsia" w:hAnsiTheme="majorHAnsi"/>
+        <w:rFonts w:asciiTheme="majorHAnsi" w:cstheme="majorBidi" w:hAnsiTheme="majorHAnsi" w:eastAsia="黑体"/>
         <w:b/>
         <w:bCs/>
       </w:rPr>
     </w:tblStylePr>
     <w:tblStylePr w:type="lastCol">
       <w:rPr>
-        <w:rFonts w:asciiTheme="majorHAnsi" w:cstheme="majorBidi" w:eastAsiaTheme="majorEastAsia" w:hAnsiTheme="majorHAnsi"/>
+        <w:rFonts w:asciiTheme="majorHAnsi" w:cstheme="majorBidi" w:hAnsiTheme="majorHAnsi" w:eastAsia="黑体"/>
         <w:b/>
         <w:bCs/>
       </w:rPr>
@@ -5376,7 +5627,7 @@
         <w:spacing w:after="0" w:before="0" w:line="240" w:lineRule="auto"/>
       </w:pPr>
       <w:rPr>
-        <w:rFonts w:asciiTheme="majorHAnsi" w:cstheme="majorBidi" w:eastAsiaTheme="majorEastAsia" w:hAnsiTheme="majorHAnsi"/>
+        <w:rFonts w:asciiTheme="majorHAnsi" w:cstheme="majorBidi" w:hAnsiTheme="majorHAnsi" w:eastAsia="黑体"/>
         <w:b/>
         <w:bCs/>
       </w:rPr>
@@ -5397,7 +5648,7 @@
         <w:spacing w:after="0" w:before="0" w:line="240" w:lineRule="auto"/>
       </w:pPr>
       <w:rPr>
-        <w:rFonts w:asciiTheme="majorHAnsi" w:cstheme="majorBidi" w:eastAsiaTheme="majorEastAsia" w:hAnsiTheme="majorHAnsi"/>
+        <w:rFonts w:asciiTheme="majorHAnsi" w:cstheme="majorBidi" w:hAnsiTheme="majorHAnsi" w:eastAsia="黑体"/>
         <w:b/>
         <w:bCs/>
       </w:rPr>
@@ -5415,14 +5666,14 @@
     </w:tblStylePr>
     <w:tblStylePr w:type="firstCol">
       <w:rPr>
-        <w:rFonts w:asciiTheme="majorHAnsi" w:cstheme="majorBidi" w:eastAsiaTheme="majorEastAsia" w:hAnsiTheme="majorHAnsi"/>
+        <w:rFonts w:asciiTheme="majorHAnsi" w:cstheme="majorBidi" w:hAnsiTheme="majorHAnsi" w:eastAsia="黑体"/>
         <w:b/>
         <w:bCs/>
       </w:rPr>
     </w:tblStylePr>
     <w:tblStylePr w:type="lastCol">
       <w:rPr>
-        <w:rFonts w:asciiTheme="majorHAnsi" w:cstheme="majorBidi" w:eastAsiaTheme="majorEastAsia" w:hAnsiTheme="majorHAnsi"/>
+        <w:rFonts w:asciiTheme="majorHAnsi" w:cstheme="majorBidi" w:hAnsiTheme="majorHAnsi" w:eastAsia="黑体"/>
         <w:b/>
         <w:bCs/>
       </w:rPr>
@@ -5506,7 +5757,7 @@
         <w:spacing w:after="0" w:before="0" w:line="240" w:lineRule="auto"/>
       </w:pPr>
       <w:rPr>
-        <w:rFonts w:asciiTheme="majorHAnsi" w:cstheme="majorBidi" w:eastAsiaTheme="majorEastAsia" w:hAnsiTheme="majorHAnsi"/>
+        <w:rFonts w:asciiTheme="majorHAnsi" w:cstheme="majorBidi" w:hAnsiTheme="majorHAnsi" w:eastAsia="黑体"/>
         <w:b/>
         <w:bCs/>
       </w:rPr>
@@ -5527,7 +5778,7 @@
         <w:spacing w:after="0" w:before="0" w:line="240" w:lineRule="auto"/>
       </w:pPr>
       <w:rPr>
-        <w:rFonts w:asciiTheme="majorHAnsi" w:cstheme="majorBidi" w:eastAsiaTheme="majorEastAsia" w:hAnsiTheme="majorHAnsi"/>
+        <w:rFonts w:asciiTheme="majorHAnsi" w:cstheme="majorBidi" w:hAnsiTheme="majorHAnsi" w:eastAsia="黑体"/>
         <w:b/>
         <w:bCs/>
       </w:rPr>
@@ -5545,14 +5796,14 @@
     </w:tblStylePr>
     <w:tblStylePr w:type="firstCol">
       <w:rPr>
-        <w:rFonts w:asciiTheme="majorHAnsi" w:cstheme="majorBidi" w:eastAsiaTheme="majorEastAsia" w:hAnsiTheme="majorHAnsi"/>
+        <w:rFonts w:asciiTheme="majorHAnsi" w:cstheme="majorBidi" w:hAnsiTheme="majorHAnsi" w:eastAsia="黑体"/>
         <w:b/>
         <w:bCs/>
       </w:rPr>
     </w:tblStylePr>
     <w:tblStylePr w:type="lastCol">
       <w:rPr>
-        <w:rFonts w:asciiTheme="majorHAnsi" w:cstheme="majorBidi" w:eastAsiaTheme="majorEastAsia" w:hAnsiTheme="majorHAnsi"/>
+        <w:rFonts w:asciiTheme="majorHAnsi" w:cstheme="majorBidi" w:hAnsiTheme="majorHAnsi" w:eastAsia="黑体"/>
         <w:b/>
         <w:bCs/>
       </w:rPr>
@@ -5636,7 +5887,7 @@
         <w:spacing w:after="0" w:before="0" w:line="240" w:lineRule="auto"/>
       </w:pPr>
       <w:rPr>
-        <w:rFonts w:asciiTheme="majorHAnsi" w:cstheme="majorBidi" w:eastAsiaTheme="majorEastAsia" w:hAnsiTheme="majorHAnsi"/>
+        <w:rFonts w:asciiTheme="majorHAnsi" w:cstheme="majorBidi" w:hAnsiTheme="majorHAnsi" w:eastAsia="黑体"/>
         <w:b/>
         <w:bCs/>
       </w:rPr>
@@ -5657,7 +5908,7 @@
         <w:spacing w:after="0" w:before="0" w:line="240" w:lineRule="auto"/>
       </w:pPr>
       <w:rPr>
-        <w:rFonts w:asciiTheme="majorHAnsi" w:cstheme="majorBidi" w:eastAsiaTheme="majorEastAsia" w:hAnsiTheme="majorHAnsi"/>
+        <w:rFonts w:asciiTheme="majorHAnsi" w:cstheme="majorBidi" w:hAnsiTheme="majorHAnsi" w:eastAsia="黑体"/>
         <w:b/>
         <w:bCs/>
       </w:rPr>
@@ -5675,14 +5926,14 @@
     </w:tblStylePr>
     <w:tblStylePr w:type="firstCol">
       <w:rPr>
-        <w:rFonts w:asciiTheme="majorHAnsi" w:cstheme="majorBidi" w:eastAsiaTheme="majorEastAsia" w:hAnsiTheme="majorHAnsi"/>
+        <w:rFonts w:asciiTheme="majorHAnsi" w:cstheme="majorBidi" w:hAnsiTheme="majorHAnsi" w:eastAsia="黑体"/>
         <w:b/>
         <w:bCs/>
       </w:rPr>
     </w:tblStylePr>
     <w:tblStylePr w:type="lastCol">
       <w:rPr>
-        <w:rFonts w:asciiTheme="majorHAnsi" w:cstheme="majorBidi" w:eastAsiaTheme="majorEastAsia" w:hAnsiTheme="majorHAnsi"/>
+        <w:rFonts w:asciiTheme="majorHAnsi" w:cstheme="majorBidi" w:hAnsiTheme="majorHAnsi" w:eastAsia="黑体"/>
         <w:b/>
         <w:bCs/>
       </w:rPr>
@@ -5765,6 +6016,7 @@
         <w:spacing w:after="0" w:before="0" w:line="240" w:lineRule="auto"/>
       </w:pPr>
       <w:rPr>
+        <w:rFonts w:eastAsia="黑体"/>
         <w:b/>
         <w:bCs/>
         <w:color w:themeColor="background1" w:val="FFFFFF"/>
@@ -5787,6 +6039,7 @@
         <w:spacing w:after="0" w:before="0" w:line="240" w:lineRule="auto"/>
       </w:pPr>
       <w:rPr>
+        <w:rFonts w:eastAsia="黑体"/>
         <w:b/>
         <w:bCs/>
       </w:rPr>
@@ -5804,12 +6057,14 @@
     </w:tblStylePr>
     <w:tblStylePr w:type="firstCol">
       <w:rPr>
+        <w:rFonts w:eastAsia="黑体"/>
         <w:b/>
         <w:bCs/>
       </w:rPr>
     </w:tblStylePr>
     <w:tblStylePr w:type="lastCol">
       <w:rPr>
+        <w:rFonts w:eastAsia="黑体"/>
         <w:b/>
         <w:bCs/>
       </w:rPr>
@@ -5871,6 +6126,7 @@
         <w:spacing w:after="0" w:before="0" w:line="240" w:lineRule="auto"/>
       </w:pPr>
       <w:rPr>
+        <w:rFonts w:eastAsia="黑体"/>
         <w:b/>
         <w:bCs/>
         <w:color w:themeColor="background1" w:val="FFFFFF"/>
@@ -5893,6 +6149,7 @@
         <w:spacing w:after="0" w:before="0" w:line="240" w:lineRule="auto"/>
       </w:pPr>
       <w:rPr>
+        <w:rFonts w:eastAsia="黑体"/>
         <w:b/>
         <w:bCs/>
       </w:rPr>
@@ -5910,12 +6167,14 @@
     </w:tblStylePr>
     <w:tblStylePr w:type="firstCol">
       <w:rPr>
+        <w:rFonts w:eastAsia="黑体"/>
         <w:b/>
         <w:bCs/>
       </w:rPr>
     </w:tblStylePr>
     <w:tblStylePr w:type="lastCol">
       <w:rPr>
+        <w:rFonts w:eastAsia="黑体"/>
         <w:b/>
         <w:bCs/>
       </w:rPr>
@@ -5977,6 +6236,7 @@
         <w:spacing w:after="0" w:before="0" w:line="240" w:lineRule="auto"/>
       </w:pPr>
       <w:rPr>
+        <w:rFonts w:eastAsia="黑体"/>
         <w:b/>
         <w:bCs/>
         <w:color w:themeColor="background1" w:val="FFFFFF"/>
@@ -5999,6 +6259,7 @@
         <w:spacing w:after="0" w:before="0" w:line="240" w:lineRule="auto"/>
       </w:pPr>
       <w:rPr>
+        <w:rFonts w:eastAsia="黑体"/>
         <w:b/>
         <w:bCs/>
       </w:rPr>
@@ -6016,12 +6277,14 @@
     </w:tblStylePr>
     <w:tblStylePr w:type="firstCol">
       <w:rPr>
+        <w:rFonts w:eastAsia="黑体"/>
         <w:b/>
         <w:bCs/>
       </w:rPr>
     </w:tblStylePr>
     <w:tblStylePr w:type="lastCol">
       <w:rPr>
+        <w:rFonts w:eastAsia="黑体"/>
         <w:b/>
         <w:bCs/>
       </w:rPr>
@@ -6083,6 +6346,7 @@
         <w:spacing w:after="0" w:before="0" w:line="240" w:lineRule="auto"/>
       </w:pPr>
       <w:rPr>
+        <w:rFonts w:eastAsia="黑体"/>
         <w:b/>
         <w:bCs/>
         <w:color w:themeColor="background1" w:val="FFFFFF"/>
@@ -6105,6 +6369,7 @@
         <w:spacing w:after="0" w:before="0" w:line="240" w:lineRule="auto"/>
       </w:pPr>
       <w:rPr>
+        <w:rFonts w:eastAsia="黑体"/>
         <w:b/>
         <w:bCs/>
       </w:rPr>
@@ -6122,12 +6387,14 @@
     </w:tblStylePr>
     <w:tblStylePr w:type="firstCol">
       <w:rPr>
+        <w:rFonts w:eastAsia="黑体"/>
         <w:b/>
         <w:bCs/>
       </w:rPr>
     </w:tblStylePr>
     <w:tblStylePr w:type="lastCol">
       <w:rPr>
+        <w:rFonts w:eastAsia="黑体"/>
         <w:b/>
         <w:bCs/>
       </w:rPr>
@@ -6189,6 +6456,7 @@
         <w:spacing w:after="0" w:before="0" w:line="240" w:lineRule="auto"/>
       </w:pPr>
       <w:rPr>
+        <w:rFonts w:eastAsia="黑体"/>
         <w:b/>
         <w:bCs/>
         <w:color w:themeColor="background1" w:val="FFFFFF"/>
@@ -6211,6 +6479,7 @@
         <w:spacing w:after="0" w:before="0" w:line="240" w:lineRule="auto"/>
       </w:pPr>
       <w:rPr>
+        <w:rFonts w:eastAsia="黑体"/>
         <w:b/>
         <w:bCs/>
       </w:rPr>
@@ -6228,12 +6497,14 @@
     </w:tblStylePr>
     <w:tblStylePr w:type="firstCol">
       <w:rPr>
+        <w:rFonts w:eastAsia="黑体"/>
         <w:b/>
         <w:bCs/>
       </w:rPr>
     </w:tblStylePr>
     <w:tblStylePr w:type="lastCol">
       <w:rPr>
+        <w:rFonts w:eastAsia="黑体"/>
         <w:b/>
         <w:bCs/>
       </w:rPr>
@@ -6295,6 +6566,7 @@
         <w:spacing w:after="0" w:before="0" w:line="240" w:lineRule="auto"/>
       </w:pPr>
       <w:rPr>
+        <w:rFonts w:eastAsia="黑体"/>
         <w:b/>
         <w:bCs/>
         <w:color w:themeColor="background1" w:val="FFFFFF"/>
@@ -6317,6 +6589,7 @@
         <w:spacing w:after="0" w:before="0" w:line="240" w:lineRule="auto"/>
       </w:pPr>
       <w:rPr>
+        <w:rFonts w:eastAsia="黑体"/>
         <w:b/>
         <w:bCs/>
       </w:rPr>
@@ -6334,12 +6607,14 @@
     </w:tblStylePr>
     <w:tblStylePr w:type="firstCol">
       <w:rPr>
+        <w:rFonts w:eastAsia="黑体"/>
         <w:b/>
         <w:bCs/>
       </w:rPr>
     </w:tblStylePr>
     <w:tblStylePr w:type="lastCol">
       <w:rPr>
+        <w:rFonts w:eastAsia="黑体"/>
         <w:b/>
         <w:bCs/>
       </w:rPr>
@@ -6401,6 +6676,7 @@
         <w:spacing w:after="0" w:before="0" w:line="240" w:lineRule="auto"/>
       </w:pPr>
       <w:rPr>
+        <w:rFonts w:eastAsia="黑体"/>
         <w:b/>
         <w:bCs/>
         <w:color w:themeColor="background1" w:val="FFFFFF"/>
@@ -6423,6 +6699,7 @@
         <w:spacing w:after="0" w:before="0" w:line="240" w:lineRule="auto"/>
       </w:pPr>
       <w:rPr>
+        <w:rFonts w:eastAsia="黑体"/>
         <w:b/>
         <w:bCs/>
       </w:rPr>
@@ -6440,12 +6717,14 @@
     </w:tblStylePr>
     <w:tblStylePr w:type="firstCol">
       <w:rPr>
+        <w:rFonts w:eastAsia="黑体"/>
         <w:b/>
         <w:bCs/>
       </w:rPr>
     </w:tblStylePr>
     <w:tblStylePr w:type="lastCol">
       <w:rPr>
+        <w:rFonts w:eastAsia="黑体"/>
         <w:b/>
         <w:bCs/>
       </w:rPr>
@@ -6504,6 +6783,7 @@
         <w:spacing w:after="0" w:before="0" w:line="240" w:lineRule="auto"/>
       </w:pPr>
       <w:rPr>
+        <w:rFonts w:eastAsia="黑体"/>
         <w:b/>
         <w:bCs/>
         <w:color w:themeColor="background1" w:val="FFFFFF"/>
@@ -6526,6 +6806,7 @@
         <w:spacing w:after="0" w:before="0" w:line="240" w:lineRule="auto"/>
       </w:pPr>
       <w:rPr>
+        <w:rFonts w:eastAsia="黑体"/>
         <w:color w:val="auto"/>
       </w:rPr>
       <w:tblPr/>
@@ -6543,6 +6824,7 @@
     </w:tblStylePr>
     <w:tblStylePr w:type="firstCol">
       <w:rPr>
+        <w:rFonts w:eastAsia="黑体"/>
         <w:b/>
         <w:bCs/>
         <w:color w:themeColor="background1" w:val="FFFFFF"/>
@@ -6562,6 +6844,7 @@
     </w:tblStylePr>
     <w:tblStylePr w:type="lastCol">
       <w:rPr>
+        <w:rFonts w:eastAsia="黑体"/>
         <w:b/>
         <w:bCs/>
         <w:color w:themeColor="background1" w:val="FFFFFF"/>
@@ -6610,6 +6893,7 @@
     </w:tblStylePr>
     <w:tblStylePr w:type="nwCell">
       <w:rPr>
+        <w:rFonts w:eastAsia="黑体"/>
         <w:color w:themeColor="background1" w:val="FFFFFF"/>
       </w:rPr>
       <w:tblPr/>
@@ -6653,6 +6937,7 @@
         <w:spacing w:after="0" w:before="0" w:line="240" w:lineRule="auto"/>
       </w:pPr>
       <w:rPr>
+        <w:rFonts w:eastAsia="黑体"/>
         <w:b/>
         <w:bCs/>
         <w:color w:themeColor="background1" w:val="FFFFFF"/>
@@ -6675,6 +6960,7 @@
         <w:spacing w:after="0" w:before="0" w:line="240" w:lineRule="auto"/>
       </w:pPr>
       <w:rPr>
+        <w:rFonts w:eastAsia="黑体"/>
         <w:color w:val="auto"/>
       </w:rPr>
       <w:tblPr/>
@@ -6692,6 +6978,7 @@
     </w:tblStylePr>
     <w:tblStylePr w:type="firstCol">
       <w:rPr>
+        <w:rFonts w:eastAsia="黑体"/>
         <w:b/>
         <w:bCs/>
         <w:color w:themeColor="background1" w:val="FFFFFF"/>
@@ -6711,6 +6998,7 @@
     </w:tblStylePr>
     <w:tblStylePr w:type="lastCol">
       <w:rPr>
+        <w:rFonts w:eastAsia="黑体"/>
         <w:b/>
         <w:bCs/>
         <w:color w:themeColor="background1" w:val="FFFFFF"/>
@@ -6759,6 +7047,7 @@
     </w:tblStylePr>
     <w:tblStylePr w:type="nwCell">
       <w:rPr>
+        <w:rFonts w:eastAsia="黑体"/>
         <w:color w:themeColor="background1" w:val="FFFFFF"/>
       </w:rPr>
       <w:tblPr/>
@@ -6802,6 +7091,7 @@
         <w:spacing w:after="0" w:before="0" w:line="240" w:lineRule="auto"/>
       </w:pPr>
       <w:rPr>
+        <w:rFonts w:eastAsia="黑体"/>
         <w:b/>
         <w:bCs/>
         <w:color w:themeColor="background1" w:val="FFFFFF"/>
@@ -6824,6 +7114,7 @@
         <w:spacing w:after="0" w:before="0" w:line="240" w:lineRule="auto"/>
       </w:pPr>
       <w:rPr>
+        <w:rFonts w:eastAsia="黑体"/>
         <w:color w:val="auto"/>
       </w:rPr>
       <w:tblPr/>
@@ -6841,6 +7132,7 @@
     </w:tblStylePr>
     <w:tblStylePr w:type="firstCol">
       <w:rPr>
+        <w:rFonts w:eastAsia="黑体"/>
         <w:b/>
         <w:bCs/>
         <w:color w:themeColor="background1" w:val="FFFFFF"/>
@@ -6860,6 +7152,7 @@
     </w:tblStylePr>
     <w:tblStylePr w:type="lastCol">
       <w:rPr>
+        <w:rFonts w:eastAsia="黑体"/>
         <w:b/>
         <w:bCs/>
         <w:color w:themeColor="background1" w:val="FFFFFF"/>
@@ -6908,6 +7201,7 @@
     </w:tblStylePr>
     <w:tblStylePr w:type="nwCell">
       <w:rPr>
+        <w:rFonts w:eastAsia="黑体"/>
         <w:color w:themeColor="background1" w:val="FFFFFF"/>
       </w:rPr>
       <w:tblPr/>
@@ -6951,6 +7245,7 @@
         <w:spacing w:after="0" w:before="0" w:line="240" w:lineRule="auto"/>
       </w:pPr>
       <w:rPr>
+        <w:rFonts w:eastAsia="黑体"/>
         <w:b/>
         <w:bCs/>
         <w:color w:themeColor="background1" w:val="FFFFFF"/>
@@ -6973,6 +7268,7 @@
         <w:spacing w:after="0" w:before="0" w:line="240" w:lineRule="auto"/>
       </w:pPr>
       <w:rPr>
+        <w:rFonts w:eastAsia="黑体"/>
         <w:color w:val="auto"/>
       </w:rPr>
       <w:tblPr/>
@@ -6990,6 +7286,7 @@
     </w:tblStylePr>
     <w:tblStylePr w:type="firstCol">
       <w:rPr>
+        <w:rFonts w:eastAsia="黑体"/>
         <w:b/>
         <w:bCs/>
         <w:color w:themeColor="background1" w:val="FFFFFF"/>
@@ -7009,6 +7306,7 @@
     </w:tblStylePr>
     <w:tblStylePr w:type="lastCol">
       <w:rPr>
+        <w:rFonts w:eastAsia="黑体"/>
         <w:b/>
         <w:bCs/>
         <w:color w:themeColor="background1" w:val="FFFFFF"/>
@@ -7057,6 +7355,7 @@
     </w:tblStylePr>
     <w:tblStylePr w:type="nwCell">
       <w:rPr>
+        <w:rFonts w:eastAsia="黑体"/>
         <w:color w:themeColor="background1" w:val="FFFFFF"/>
       </w:rPr>
       <w:tblPr/>
@@ -7100,6 +7399,7 @@
         <w:spacing w:after="0" w:before="0" w:line="240" w:lineRule="auto"/>
       </w:pPr>
       <w:rPr>
+        <w:rFonts w:eastAsia="黑体"/>
         <w:b/>
         <w:bCs/>
         <w:color w:themeColor="background1" w:val="FFFFFF"/>
@@ -7122,6 +7422,7 @@
         <w:spacing w:after="0" w:before="0" w:line="240" w:lineRule="auto"/>
       </w:pPr>
       <w:rPr>
+        <w:rFonts w:eastAsia="黑体"/>
         <w:color w:val="auto"/>
       </w:rPr>
       <w:tblPr/>
@@ -7139,6 +7440,7 @@
     </w:tblStylePr>
     <w:tblStylePr w:type="firstCol">
       <w:rPr>
+        <w:rFonts w:eastAsia="黑体"/>
         <w:b/>
         <w:bCs/>
         <w:color w:themeColor="background1" w:val="FFFFFF"/>
@@ -7158,6 +7460,7 @@
     </w:tblStylePr>
     <w:tblStylePr w:type="lastCol">
       <w:rPr>
+        <w:rFonts w:eastAsia="黑体"/>
         <w:b/>
         <w:bCs/>
         <w:color w:themeColor="background1" w:val="FFFFFF"/>
@@ -7206,6 +7509,7 @@
     </w:tblStylePr>
     <w:tblStylePr w:type="nwCell">
       <w:rPr>
+        <w:rFonts w:eastAsia="黑体"/>
         <w:color w:themeColor="background1" w:val="FFFFFF"/>
       </w:rPr>
       <w:tblPr/>
@@ -7249,6 +7553,7 @@
         <w:spacing w:after="0" w:before="0" w:line="240" w:lineRule="auto"/>
       </w:pPr>
       <w:rPr>
+        <w:rFonts w:eastAsia="黑体"/>
         <w:b/>
         <w:bCs/>
         <w:color w:themeColor="background1" w:val="FFFFFF"/>
@@ -7271,6 +7576,7 @@
         <w:spacing w:after="0" w:before="0" w:line="240" w:lineRule="auto"/>
       </w:pPr>
       <w:rPr>
+        <w:rFonts w:eastAsia="黑体"/>
         <w:color w:val="auto"/>
       </w:rPr>
       <w:tblPr/>
@@ -7288,6 +7594,7 @@
     </w:tblStylePr>
     <w:tblStylePr w:type="firstCol">
       <w:rPr>
+        <w:rFonts w:eastAsia="黑体"/>
         <w:b/>
         <w:bCs/>
         <w:color w:themeColor="background1" w:val="FFFFFF"/>
@@ -7307,6 +7614,7 @@
     </w:tblStylePr>
     <w:tblStylePr w:type="lastCol">
       <w:rPr>
+        <w:rFonts w:eastAsia="黑体"/>
         <w:b/>
         <w:bCs/>
         <w:color w:themeColor="background1" w:val="FFFFFF"/>
@@ -7355,6 +7663,7 @@
     </w:tblStylePr>
     <w:tblStylePr w:type="nwCell">
       <w:rPr>
+        <w:rFonts w:eastAsia="黑体"/>
         <w:color w:themeColor="background1" w:val="FFFFFF"/>
       </w:rPr>
       <w:tblPr/>
@@ -7398,6 +7707,7 @@
         <w:spacing w:after="0" w:before="0" w:line="240" w:lineRule="auto"/>
       </w:pPr>
       <w:rPr>
+        <w:rFonts w:eastAsia="黑体"/>
         <w:b/>
         <w:bCs/>
         <w:color w:themeColor="background1" w:val="FFFFFF"/>
@@ -7420,6 +7730,7 @@
         <w:spacing w:after="0" w:before="0" w:line="240" w:lineRule="auto"/>
       </w:pPr>
       <w:rPr>
+        <w:rFonts w:eastAsia="黑体"/>
         <w:color w:val="auto"/>
       </w:rPr>
       <w:tblPr/>
@@ -7437,6 +7748,7 @@
     </w:tblStylePr>
     <w:tblStylePr w:type="firstCol">
       <w:rPr>
+        <w:rFonts w:eastAsia="黑体"/>
         <w:b/>
         <w:bCs/>
         <w:color w:themeColor="background1" w:val="FFFFFF"/>
@@ -7456,6 +7768,7 @@
     </w:tblStylePr>
     <w:tblStylePr w:type="lastCol">
       <w:rPr>
+        <w:rFonts w:eastAsia="黑体"/>
         <w:b/>
         <w:bCs/>
         <w:color w:themeColor="background1" w:val="FFFFFF"/>
@@ -7504,6 +7817,7 @@
     </w:tblStylePr>
     <w:tblStylePr w:type="nwCell">
       <w:rPr>
+        <w:rFonts w:eastAsia="黑体"/>
         <w:color w:themeColor="background1" w:val="FFFFFF"/>
       </w:rPr>
       <w:tblPr/>
@@ -7528,6 +7842,7 @@
       <w:spacing w:after="0" w:line="240" w:lineRule="auto"/>
     </w:pPr>
     <w:rPr>
+      <w:rFonts w:eastAsia="黑体"/>
       <w:color w:themeColor="text1" w:val="000000"/>
     </w:rPr>
     <w:tblPr>
@@ -7547,7 +7862,7 @@
     </w:tblPr>
     <w:tblStylePr w:type="firstRow">
       <w:rPr>
-        <w:rFonts w:asciiTheme="majorHAnsi" w:cstheme="majorBidi" w:eastAsiaTheme="majorEastAsia" w:hAnsiTheme="majorHAnsi"/>
+        <w:rFonts w:asciiTheme="majorHAnsi" w:cstheme="majorBidi" w:hAnsiTheme="majorHAnsi" w:eastAsia="黑体"/>
       </w:rPr>
       <w:tblPr/>
       <w:tcPr>
@@ -7559,6 +7874,7 @@
     </w:tblStylePr>
     <w:tblStylePr w:type="lastRow">
       <w:rPr>
+        <w:rFonts w:eastAsia="黑体"/>
         <w:b/>
         <w:bCs/>
         <w:color w:themeColor="text2" w:val="1F497D"/>
@@ -7573,12 +7889,14 @@
     </w:tblStylePr>
     <w:tblStylePr w:type="firstCol">
       <w:rPr>
+        <w:rFonts w:eastAsia="黑体"/>
         <w:b/>
         <w:bCs/>
       </w:rPr>
     </w:tblStylePr>
     <w:tblStylePr w:type="lastCol">
       <w:rPr>
+        <w:rFonts w:eastAsia="黑体"/>
         <w:b/>
         <w:bCs/>
       </w:rPr>
@@ -7612,6 +7930,7 @@
       <w:spacing w:after="0" w:line="240" w:lineRule="auto"/>
     </w:pPr>
     <w:rPr>
+      <w:rFonts w:eastAsia="黑体"/>
       <w:color w:themeColor="text1" w:val="000000"/>
     </w:rPr>
     <w:tblPr>
@@ -7631,7 +7950,7 @@
     </w:tblPr>
     <w:tblStylePr w:type="firstRow">
       <w:rPr>
-        <w:rFonts w:asciiTheme="majorHAnsi" w:cstheme="majorBidi" w:eastAsiaTheme="majorEastAsia" w:hAnsiTheme="majorHAnsi"/>
+        <w:rFonts w:asciiTheme="majorHAnsi" w:cstheme="majorBidi" w:hAnsiTheme="majorHAnsi" w:eastAsia="黑体"/>
       </w:rPr>
       <w:tblPr/>
       <w:tcPr>
@@ -7643,6 +7962,7 @@
     </w:tblStylePr>
     <w:tblStylePr w:type="lastRow">
       <w:rPr>
+        <w:rFonts w:eastAsia="黑体"/>
         <w:b/>
         <w:bCs/>
         <w:color w:themeColor="text2" w:val="1F497D"/>
@@ -7657,12 +7977,14 @@
     </w:tblStylePr>
     <w:tblStylePr w:type="firstCol">
       <w:rPr>
+        <w:rFonts w:eastAsia="黑体"/>
         <w:b/>
         <w:bCs/>
       </w:rPr>
     </w:tblStylePr>
     <w:tblStylePr w:type="lastCol">
       <w:rPr>
+        <w:rFonts w:eastAsia="黑体"/>
         <w:b/>
         <w:bCs/>
       </w:rPr>
@@ -7696,6 +8018,7 @@
       <w:spacing w:after="0" w:line="240" w:lineRule="auto"/>
     </w:pPr>
     <w:rPr>
+      <w:rFonts w:eastAsia="黑体"/>
       <w:color w:themeColor="text1" w:val="000000"/>
     </w:rPr>
     <w:tblPr>
@@ -7715,7 +8038,7 @@
     </w:tblPr>
     <w:tblStylePr w:type="firstRow">
       <w:rPr>
-        <w:rFonts w:asciiTheme="majorHAnsi" w:cstheme="majorBidi" w:eastAsiaTheme="majorEastAsia" w:hAnsiTheme="majorHAnsi"/>
+        <w:rFonts w:asciiTheme="majorHAnsi" w:cstheme="majorBidi" w:hAnsiTheme="majorHAnsi" w:eastAsia="黑体"/>
       </w:rPr>
       <w:tblPr/>
       <w:tcPr>
@@ -7727,6 +8050,7 @@
     </w:tblStylePr>
     <w:tblStylePr w:type="lastRow">
       <w:rPr>
+        <w:rFonts w:eastAsia="黑体"/>
         <w:b/>
         <w:bCs/>
         <w:color w:themeColor="text2" w:val="1F497D"/>
@@ -7741,12 +8065,14 @@
     </w:tblStylePr>
     <w:tblStylePr w:type="firstCol">
       <w:rPr>
+        <w:rFonts w:eastAsia="黑体"/>
         <w:b/>
         <w:bCs/>
       </w:rPr>
     </w:tblStylePr>
     <w:tblStylePr w:type="lastCol">
       <w:rPr>
+        <w:rFonts w:eastAsia="黑体"/>
         <w:b/>
         <w:bCs/>
       </w:rPr>
@@ -7780,6 +8106,7 @@
       <w:spacing w:after="0" w:line="240" w:lineRule="auto"/>
     </w:pPr>
     <w:rPr>
+      <w:rFonts w:eastAsia="黑体"/>
       <w:color w:themeColor="text1" w:val="000000"/>
     </w:rPr>
     <w:tblPr>
@@ -7799,7 +8126,7 @@
     </w:tblPr>
     <w:tblStylePr w:type="firstRow">
       <w:rPr>
-        <w:rFonts w:asciiTheme="majorHAnsi" w:cstheme="majorBidi" w:eastAsiaTheme="majorEastAsia" w:hAnsiTheme="majorHAnsi"/>
+        <w:rFonts w:asciiTheme="majorHAnsi" w:cstheme="majorBidi" w:hAnsiTheme="majorHAnsi" w:eastAsia="黑体"/>
       </w:rPr>
       <w:tblPr/>
       <w:tcPr>
@@ -7811,6 +8138,7 @@
     </w:tblStylePr>
     <w:tblStylePr w:type="lastRow">
       <w:rPr>
+        <w:rFonts w:eastAsia="黑体"/>
         <w:b/>
         <w:bCs/>
         <w:color w:themeColor="text2" w:val="1F497D"/>
@@ -7825,12 +8153,14 @@
     </w:tblStylePr>
     <w:tblStylePr w:type="firstCol">
       <w:rPr>
+        <w:rFonts w:eastAsia="黑体"/>
         <w:b/>
         <w:bCs/>
       </w:rPr>
     </w:tblStylePr>
     <w:tblStylePr w:type="lastCol">
       <w:rPr>
+        <w:rFonts w:eastAsia="黑体"/>
         <w:b/>
         <w:bCs/>
       </w:rPr>
@@ -7864,6 +8194,7 @@
       <w:spacing w:after="0" w:line="240" w:lineRule="auto"/>
     </w:pPr>
     <w:rPr>
+      <w:rFonts w:eastAsia="黑体"/>
       <w:color w:themeColor="text1" w:val="000000"/>
     </w:rPr>
     <w:tblPr>
@@ -7883,7 +8214,7 @@
     </w:tblPr>
     <w:tblStylePr w:type="firstRow">
       <w:rPr>
-        <w:rFonts w:asciiTheme="majorHAnsi" w:cstheme="majorBidi" w:eastAsiaTheme="majorEastAsia" w:hAnsiTheme="majorHAnsi"/>
+        <w:rFonts w:asciiTheme="majorHAnsi" w:cstheme="majorBidi" w:hAnsiTheme="majorHAnsi" w:eastAsia="黑体"/>
       </w:rPr>
       <w:tblPr/>
       <w:tcPr>
@@ -7895,6 +8226,7 @@
     </w:tblStylePr>
     <w:tblStylePr w:type="lastRow">
       <w:rPr>
+        <w:rFonts w:eastAsia="黑体"/>
         <w:b/>
         <w:bCs/>
         <w:color w:themeColor="text2" w:val="1F497D"/>
@@ -7909,12 +8241,14 @@
     </w:tblStylePr>
     <w:tblStylePr w:type="firstCol">
       <w:rPr>
+        <w:rFonts w:eastAsia="黑体"/>
         <w:b/>
         <w:bCs/>
       </w:rPr>
     </w:tblStylePr>
     <w:tblStylePr w:type="lastCol">
       <w:rPr>
+        <w:rFonts w:eastAsia="黑体"/>
         <w:b/>
         <w:bCs/>
       </w:rPr>
@@ -7948,6 +8282,7 @@
       <w:spacing w:after="0" w:line="240" w:lineRule="auto"/>
     </w:pPr>
     <w:rPr>
+      <w:rFonts w:eastAsia="黑体"/>
       <w:color w:themeColor="text1" w:val="000000"/>
     </w:rPr>
     <w:tblPr>
@@ -7967,7 +8302,7 @@
     </w:tblPr>
     <w:tblStylePr w:type="firstRow">
       <w:rPr>
-        <w:rFonts w:asciiTheme="majorHAnsi" w:cstheme="majorBidi" w:eastAsiaTheme="majorEastAsia" w:hAnsiTheme="majorHAnsi"/>
+        <w:rFonts w:asciiTheme="majorHAnsi" w:cstheme="majorBidi" w:hAnsiTheme="majorHAnsi" w:eastAsia="黑体"/>
       </w:rPr>
       <w:tblPr/>
       <w:tcPr>
@@ -7979,6 +8314,7 @@
     </w:tblStylePr>
     <w:tblStylePr w:type="lastRow">
       <w:rPr>
+        <w:rFonts w:eastAsia="黑体"/>
         <w:b/>
         <w:bCs/>
         <w:color w:themeColor="text2" w:val="1F497D"/>
@@ -7993,12 +8329,14 @@
     </w:tblStylePr>
     <w:tblStylePr w:type="firstCol">
       <w:rPr>
+        <w:rFonts w:eastAsia="黑体"/>
         <w:b/>
         <w:bCs/>
       </w:rPr>
     </w:tblStylePr>
     <w:tblStylePr w:type="lastCol">
       <w:rPr>
+        <w:rFonts w:eastAsia="黑体"/>
         <w:b/>
         <w:bCs/>
       </w:rPr>
@@ -8032,6 +8370,7 @@
       <w:spacing w:after="0" w:line="240" w:lineRule="auto"/>
     </w:pPr>
     <w:rPr>
+      <w:rFonts w:eastAsia="黑体"/>
       <w:color w:themeColor="text1" w:val="000000"/>
     </w:rPr>
     <w:tblPr>
@@ -8051,7 +8390,7 @@
     </w:tblPr>
     <w:tblStylePr w:type="firstRow">
       <w:rPr>
-        <w:rFonts w:asciiTheme="majorHAnsi" w:cstheme="majorBidi" w:eastAsiaTheme="majorEastAsia" w:hAnsiTheme="majorHAnsi"/>
+        <w:rFonts w:asciiTheme="majorHAnsi" w:cstheme="majorBidi" w:hAnsiTheme="majorHAnsi" w:eastAsia="黑体"/>
       </w:rPr>
       <w:tblPr/>
       <w:tcPr>
@@ -8063,6 +8402,7 @@
     </w:tblStylePr>
     <w:tblStylePr w:type="lastRow">
       <w:rPr>
+        <w:rFonts w:eastAsia="黑体"/>
         <w:b/>
         <w:bCs/>
         <w:color w:themeColor="text2" w:val="1F497D"/>
@@ -8077,12 +8417,14 @@
     </w:tblStylePr>
     <w:tblStylePr w:type="firstCol">
       <w:rPr>
+        <w:rFonts w:eastAsia="黑体"/>
         <w:b/>
         <w:bCs/>
       </w:rPr>
     </w:tblStylePr>
     <w:tblStylePr w:type="lastCol">
       <w:rPr>
+        <w:rFonts w:eastAsia="黑体"/>
         <w:b/>
         <w:bCs/>
       </w:rPr>
@@ -8116,7 +8458,7 @@
       <w:spacing w:after="0" w:line="240" w:lineRule="auto"/>
     </w:pPr>
     <w:rPr>
-      <w:rFonts w:asciiTheme="majorHAnsi" w:cstheme="majorBidi" w:eastAsiaTheme="majorEastAsia" w:hAnsiTheme="majorHAnsi"/>
+      <w:rFonts w:asciiTheme="majorHAnsi" w:cstheme="majorBidi" w:hAnsiTheme="majorHAnsi" w:eastAsia="黑体"/>
       <w:color w:themeColor="text1" w:val="000000"/>
     </w:rPr>
     <w:tblPr>
@@ -8138,6 +8480,7 @@
     </w:tblPr>
     <w:tblStylePr w:type="firstRow">
       <w:rPr>
+        <w:rFonts w:eastAsia="黑体"/>
         <w:sz w:val="24"/>
         <w:szCs w:val="24"/>
       </w:rPr>
@@ -8244,7 +8587,7 @@
       <w:spacing w:after="0" w:line="240" w:lineRule="auto"/>
     </w:pPr>
     <w:rPr>
-      <w:rFonts w:asciiTheme="majorHAnsi" w:cstheme="majorBidi" w:eastAsiaTheme="majorEastAsia" w:hAnsiTheme="majorHAnsi"/>
+      <w:rFonts w:asciiTheme="majorHAnsi" w:cstheme="majorBidi" w:hAnsiTheme="majorHAnsi" w:eastAsia="黑体"/>
       <w:color w:themeColor="text1" w:val="000000"/>
     </w:rPr>
     <w:tblPr>
@@ -8266,6 +8609,7 @@
     </w:tblPr>
     <w:tblStylePr w:type="firstRow">
       <w:rPr>
+        <w:rFonts w:eastAsia="黑体"/>
         <w:sz w:val="24"/>
         <w:szCs w:val="24"/>
       </w:rPr>
@@ -8372,7 +8716,7 @@
       <w:spacing w:after="0" w:line="240" w:lineRule="auto"/>
     </w:pPr>
     <w:rPr>
-      <w:rFonts w:asciiTheme="majorHAnsi" w:cstheme="majorBidi" w:eastAsiaTheme="majorEastAsia" w:hAnsiTheme="majorHAnsi"/>
+      <w:rFonts w:asciiTheme="majorHAnsi" w:cstheme="majorBidi" w:hAnsiTheme="majorHAnsi" w:eastAsia="黑体"/>
       <w:color w:themeColor="text1" w:val="000000"/>
     </w:rPr>
     <w:tblPr>
@@ -8394,6 +8738,7 @@
     </w:tblPr>
     <w:tblStylePr w:type="firstRow">
       <w:rPr>
+        <w:rFonts w:eastAsia="黑体"/>
         <w:sz w:val="24"/>
         <w:szCs w:val="24"/>
       </w:rPr>
@@ -8500,7 +8845,7 @@
       <w:spacing w:after="0" w:line="240" w:lineRule="auto"/>
     </w:pPr>
     <w:rPr>
-      <w:rFonts w:asciiTheme="majorHAnsi" w:cstheme="majorBidi" w:eastAsiaTheme="majorEastAsia" w:hAnsiTheme="majorHAnsi"/>
+      <w:rFonts w:asciiTheme="majorHAnsi" w:cstheme="majorBidi" w:hAnsiTheme="majorHAnsi" w:eastAsia="黑体"/>
       <w:color w:themeColor="text1" w:val="000000"/>
     </w:rPr>
     <w:tblPr>
@@ -8522,6 +8867,7 @@
     </w:tblPr>
     <w:tblStylePr w:type="firstRow">
       <w:rPr>
+        <w:rFonts w:eastAsia="黑体"/>
         <w:sz w:val="24"/>
         <w:szCs w:val="24"/>
       </w:rPr>
@@ -8628,7 +8974,7 @@
       <w:spacing w:after="0" w:line="240" w:lineRule="auto"/>
     </w:pPr>
     <w:rPr>
-      <w:rFonts w:asciiTheme="majorHAnsi" w:cstheme="majorBidi" w:eastAsiaTheme="majorEastAsia" w:hAnsiTheme="majorHAnsi"/>
+      <w:rFonts w:asciiTheme="majorHAnsi" w:cstheme="majorBidi" w:hAnsiTheme="majorHAnsi" w:eastAsia="黑体"/>
       <w:color w:themeColor="text1" w:val="000000"/>
     </w:rPr>
     <w:tblPr>
@@ -8650,6 +8996,7 @@
     </w:tblPr>
     <w:tblStylePr w:type="firstRow">
       <w:rPr>
+        <w:rFonts w:eastAsia="黑体"/>
         <w:sz w:val="24"/>
         <w:szCs w:val="24"/>
       </w:rPr>
@@ -8756,7 +9103,7 @@
       <w:spacing w:after="0" w:line="240" w:lineRule="auto"/>
     </w:pPr>
     <w:rPr>
-      <w:rFonts w:asciiTheme="majorHAnsi" w:cstheme="majorBidi" w:eastAsiaTheme="majorEastAsia" w:hAnsiTheme="majorHAnsi"/>
+      <w:rFonts w:asciiTheme="majorHAnsi" w:cstheme="majorBidi" w:hAnsiTheme="majorHAnsi" w:eastAsia="黑体"/>
       <w:color w:themeColor="text1" w:val="000000"/>
     </w:rPr>
     <w:tblPr>
@@ -8778,6 +9125,7 @@
     </w:tblPr>
     <w:tblStylePr w:type="firstRow">
       <w:rPr>
+        <w:rFonts w:eastAsia="黑体"/>
         <w:sz w:val="24"/>
         <w:szCs w:val="24"/>
       </w:rPr>
@@ -8884,7 +9232,7 @@
       <w:spacing w:after="0" w:line="240" w:lineRule="auto"/>
     </w:pPr>
     <w:rPr>
-      <w:rFonts w:asciiTheme="majorHAnsi" w:cstheme="majorBidi" w:eastAsiaTheme="majorEastAsia" w:hAnsiTheme="majorHAnsi"/>
+      <w:rFonts w:asciiTheme="majorHAnsi" w:cstheme="majorBidi" w:hAnsiTheme="majorHAnsi" w:eastAsia="黑体"/>
       <w:color w:themeColor="text1" w:val="000000"/>
     </w:rPr>
     <w:tblPr>
@@ -8906,6 +9254,7 @@
     </w:tblPr>
     <w:tblStylePr w:type="firstRow">
       <w:rPr>
+        <w:rFonts w:eastAsia="黑体"/>
         <w:sz w:val="24"/>
         <w:szCs w:val="24"/>
       </w:rPr>
@@ -9035,12 +9384,14 @@
     </w:tcPr>
     <w:tblStylePr w:type="firstRow">
       <w:rPr>
+        <w:rFonts w:eastAsia="黑体"/>
         <w:b/>
         <w:bCs/>
       </w:rPr>
     </w:tblStylePr>
     <w:tblStylePr w:type="lastRow">
       <w:rPr>
+        <w:rFonts w:eastAsia="黑体"/>
         <w:b/>
         <w:bCs/>
       </w:rPr>
@@ -9053,12 +9404,14 @@
     </w:tblStylePr>
     <w:tblStylePr w:type="firstCol">
       <w:rPr>
+        <w:rFonts w:eastAsia="黑体"/>
         <w:b/>
         <w:bCs/>
       </w:rPr>
     </w:tblStylePr>
     <w:tblStylePr w:type="lastCol">
       <w:rPr>
+        <w:rFonts w:eastAsia="黑体"/>
         <w:b/>
         <w:bCs/>
       </w:rPr>
@@ -9108,12 +9461,14 @@
     </w:tcPr>
     <w:tblStylePr w:type="firstRow">
       <w:rPr>
+        <w:rFonts w:eastAsia="黑体"/>
         <w:b/>
         <w:bCs/>
       </w:rPr>
     </w:tblStylePr>
     <w:tblStylePr w:type="lastRow">
       <w:rPr>
+        <w:rFonts w:eastAsia="黑体"/>
         <w:b/>
         <w:bCs/>
       </w:rPr>
@@ -9126,12 +9481,14 @@
     </w:tblStylePr>
     <w:tblStylePr w:type="firstCol">
       <w:rPr>
+        <w:rFonts w:eastAsia="黑体"/>
         <w:b/>
         <w:bCs/>
       </w:rPr>
     </w:tblStylePr>
     <w:tblStylePr w:type="lastCol">
       <w:rPr>
+        <w:rFonts w:eastAsia="黑体"/>
         <w:b/>
         <w:bCs/>
       </w:rPr>
@@ -9181,12 +9538,14 @@
     </w:tcPr>
     <w:tblStylePr w:type="firstRow">
       <w:rPr>
+        <w:rFonts w:eastAsia="黑体"/>
         <w:b/>
         <w:bCs/>
       </w:rPr>
     </w:tblStylePr>
     <w:tblStylePr w:type="lastRow">
       <w:rPr>
+        <w:rFonts w:eastAsia="黑体"/>
         <w:b/>
         <w:bCs/>
       </w:rPr>
@@ -9199,12 +9558,14 @@
     </w:tblStylePr>
     <w:tblStylePr w:type="firstCol">
       <w:rPr>
+        <w:rFonts w:eastAsia="黑体"/>
         <w:b/>
         <w:bCs/>
       </w:rPr>
     </w:tblStylePr>
     <w:tblStylePr w:type="lastCol">
       <w:rPr>
+        <w:rFonts w:eastAsia="黑体"/>
         <w:b/>
         <w:bCs/>
       </w:rPr>
@@ -9254,12 +9615,14 @@
     </w:tcPr>
     <w:tblStylePr w:type="firstRow">
       <w:rPr>
+        <w:rFonts w:eastAsia="黑体"/>
         <w:b/>
         <w:bCs/>
       </w:rPr>
     </w:tblStylePr>
     <w:tblStylePr w:type="lastRow">
       <w:rPr>
+        <w:rFonts w:eastAsia="黑体"/>
         <w:b/>
         <w:bCs/>
       </w:rPr>
@@ -9272,12 +9635,14 @@
     </w:tblStylePr>
     <w:tblStylePr w:type="firstCol">
       <w:rPr>
+        <w:rFonts w:eastAsia="黑体"/>
         <w:b/>
         <w:bCs/>
       </w:rPr>
     </w:tblStylePr>
     <w:tblStylePr w:type="lastCol">
       <w:rPr>
+        <w:rFonts w:eastAsia="黑体"/>
         <w:b/>
         <w:bCs/>
       </w:rPr>
@@ -9327,12 +9692,14 @@
     </w:tcPr>
     <w:tblStylePr w:type="firstRow">
       <w:rPr>
+        <w:rFonts w:eastAsia="黑体"/>
         <w:b/>
         <w:bCs/>
       </w:rPr>
     </w:tblStylePr>
     <w:tblStylePr w:type="lastRow">
       <w:rPr>
+        <w:rFonts w:eastAsia="黑体"/>
         <w:b/>
         <w:bCs/>
       </w:rPr>
@@ -9345,12 +9712,14 @@
     </w:tblStylePr>
     <w:tblStylePr w:type="firstCol">
       <w:rPr>
+        <w:rFonts w:eastAsia="黑体"/>
         <w:b/>
         <w:bCs/>
       </w:rPr>
     </w:tblStylePr>
     <w:tblStylePr w:type="lastCol">
       <w:rPr>
+        <w:rFonts w:eastAsia="黑体"/>
         <w:b/>
         <w:bCs/>
       </w:rPr>
@@ -9400,12 +9769,14 @@
     </w:tcPr>
     <w:tblStylePr w:type="firstRow">
       <w:rPr>
+        <w:rFonts w:eastAsia="黑体"/>
         <w:b/>
         <w:bCs/>
       </w:rPr>
     </w:tblStylePr>
     <w:tblStylePr w:type="lastRow">
       <w:rPr>
+        <w:rFonts w:eastAsia="黑体"/>
         <w:b/>
         <w:bCs/>
       </w:rPr>
@@ -9418,12 +9789,14 @@
     </w:tblStylePr>
     <w:tblStylePr w:type="firstCol">
       <w:rPr>
+        <w:rFonts w:eastAsia="黑体"/>
         <w:b/>
         <w:bCs/>
       </w:rPr>
     </w:tblStylePr>
     <w:tblStylePr w:type="lastCol">
       <w:rPr>
+        <w:rFonts w:eastAsia="黑体"/>
         <w:b/>
         <w:bCs/>
       </w:rPr>
@@ -9473,12 +9846,14 @@
     </w:tcPr>
     <w:tblStylePr w:type="firstRow">
       <w:rPr>
+        <w:rFonts w:eastAsia="黑体"/>
         <w:b/>
         <w:bCs/>
       </w:rPr>
     </w:tblStylePr>
     <w:tblStylePr w:type="lastRow">
       <w:rPr>
+        <w:rFonts w:eastAsia="黑体"/>
         <w:b/>
         <w:bCs/>
       </w:rPr>
@@ -9491,12 +9866,14 @@
     </w:tblStylePr>
     <w:tblStylePr w:type="firstCol">
       <w:rPr>
+        <w:rFonts w:eastAsia="黑体"/>
         <w:b/>
         <w:bCs/>
       </w:rPr>
     </w:tblStylePr>
     <w:tblStylePr w:type="lastCol">
       <w:rPr>
+        <w:rFonts w:eastAsia="黑体"/>
         <w:b/>
         <w:bCs/>
       </w:rPr>
@@ -9523,7 +9900,7 @@
       <w:spacing w:after="0" w:line="240" w:lineRule="auto"/>
     </w:pPr>
     <w:rPr>
-      <w:rFonts w:asciiTheme="majorHAnsi" w:cstheme="majorBidi" w:eastAsiaTheme="majorEastAsia" w:hAnsiTheme="majorHAnsi"/>
+      <w:rFonts w:asciiTheme="majorHAnsi" w:cstheme="majorBidi" w:hAnsiTheme="majorHAnsi" w:eastAsia="黑体"/>
       <w:color w:themeColor="text1" w:val="000000"/>
     </w:rPr>
     <w:tblPr>
@@ -9550,6 +9927,7 @@
     </w:tcPr>
     <w:tblStylePr w:type="firstRow">
       <w:rPr>
+        <w:rFonts w:eastAsia="黑体"/>
         <w:b/>
         <w:bCs/>
         <w:color w:themeColor="text1" w:val="000000"/>
@@ -9561,6 +9939,7 @@
     </w:tblStylePr>
     <w:tblStylePr w:type="lastRow">
       <w:rPr>
+        <w:rFonts w:eastAsia="黑体"/>
         <w:b/>
         <w:bCs/>
         <w:color w:themeColor="text1" w:val="000000"/>
@@ -9580,6 +9959,7 @@
     </w:tblStylePr>
     <w:tblStylePr w:type="firstCol">
       <w:rPr>
+        <w:rFonts w:eastAsia="黑体"/>
         <w:b/>
         <w:bCs/>
         <w:color w:themeColor="text1" w:val="000000"/>
@@ -9599,6 +9979,7 @@
     </w:tblStylePr>
     <w:tblStylePr w:type="lastCol">
       <w:rPr>
+        <w:rFonts w:eastAsia="黑体"/>
         <w:b w:val="0"/>
         <w:bCs w:val="0"/>
         <w:color w:themeColor="text1" w:val="000000"/>
@@ -9648,7 +10029,7 @@
       <w:spacing w:after="0" w:line="240" w:lineRule="auto"/>
     </w:pPr>
     <w:rPr>
-      <w:rFonts w:asciiTheme="majorHAnsi" w:cstheme="majorBidi" w:eastAsiaTheme="majorEastAsia" w:hAnsiTheme="majorHAnsi"/>
+      <w:rFonts w:asciiTheme="majorHAnsi" w:cstheme="majorBidi" w:hAnsiTheme="majorHAnsi" w:eastAsia="黑体"/>
       <w:color w:themeColor="text1" w:val="000000"/>
     </w:rPr>
     <w:tblPr>
@@ -9675,6 +10056,7 @@
     </w:tcPr>
     <w:tblStylePr w:type="firstRow">
       <w:rPr>
+        <w:rFonts w:eastAsia="黑体"/>
         <w:b/>
         <w:bCs/>
         <w:color w:themeColor="text1" w:val="000000"/>
@@ -9686,6 +10068,7 @@
     </w:tblStylePr>
     <w:tblStylePr w:type="lastRow">
       <w:rPr>
+        <w:rFonts w:eastAsia="黑体"/>
         <w:b/>
         <w:bCs/>
         <w:color w:themeColor="text1" w:val="000000"/>
@@ -9705,6 +10088,7 @@
     </w:tblStylePr>
     <w:tblStylePr w:type="firstCol">
       <w:rPr>
+        <w:rFonts w:eastAsia="黑体"/>
         <w:b/>
         <w:bCs/>
         <w:color w:themeColor="text1" w:val="000000"/>
@@ -9724,6 +10108,7 @@
     </w:tblStylePr>
     <w:tblStylePr w:type="lastCol">
       <w:rPr>
+        <w:rFonts w:eastAsia="黑体"/>
         <w:b w:val="0"/>
         <w:bCs w:val="0"/>
         <w:color w:themeColor="text1" w:val="000000"/>
@@ -9773,7 +10158,7 @@
       <w:spacing w:after="0" w:line="240" w:lineRule="auto"/>
     </w:pPr>
     <w:rPr>
-      <w:rFonts w:asciiTheme="majorHAnsi" w:cstheme="majorBidi" w:eastAsiaTheme="majorEastAsia" w:hAnsiTheme="majorHAnsi"/>
+      <w:rFonts w:asciiTheme="majorHAnsi" w:cstheme="majorBidi" w:hAnsiTheme="majorHAnsi" w:eastAsia="黑体"/>
       <w:color w:themeColor="text1" w:val="000000"/>
     </w:rPr>
     <w:tblPr>
@@ -9800,6 +10185,7 @@
     </w:tcPr>
     <w:tblStylePr w:type="firstRow">
       <w:rPr>
+        <w:rFonts w:eastAsia="黑体"/>
         <w:b/>
         <w:bCs/>
         <w:color w:themeColor="text1" w:val="000000"/>
@@ -9811,6 +10197,7 @@
     </w:tblStylePr>
     <w:tblStylePr w:type="lastRow">
       <w:rPr>
+        <w:rFonts w:eastAsia="黑体"/>
         <w:b/>
         <w:bCs/>
         <w:color w:themeColor="text1" w:val="000000"/>
@@ -9830,6 +10217,7 @@
     </w:tblStylePr>
     <w:tblStylePr w:type="firstCol">
       <w:rPr>
+        <w:rFonts w:eastAsia="黑体"/>
         <w:b/>
         <w:bCs/>
         <w:color w:themeColor="text1" w:val="000000"/>
@@ -9849,6 +10237,7 @@
     </w:tblStylePr>
     <w:tblStylePr w:type="lastCol">
       <w:rPr>
+        <w:rFonts w:eastAsia="黑体"/>
         <w:b w:val="0"/>
         <w:bCs w:val="0"/>
         <w:color w:themeColor="text1" w:val="000000"/>
@@ -9898,7 +10287,7 @@
       <w:spacing w:after="0" w:line="240" w:lineRule="auto"/>
     </w:pPr>
     <w:rPr>
-      <w:rFonts w:asciiTheme="majorHAnsi" w:cstheme="majorBidi" w:eastAsiaTheme="majorEastAsia" w:hAnsiTheme="majorHAnsi"/>
+      <w:rFonts w:asciiTheme="majorHAnsi" w:cstheme="majorBidi" w:hAnsiTheme="majorHAnsi" w:eastAsia="黑体"/>
       <w:color w:themeColor="text1" w:val="000000"/>
     </w:rPr>
     <w:tblPr>
@@ -9925,6 +10314,7 @@
     </w:tcPr>
     <w:tblStylePr w:type="firstRow">
       <w:rPr>
+        <w:rFonts w:eastAsia="黑体"/>
         <w:b/>
         <w:bCs/>
         <w:color w:themeColor="text1" w:val="000000"/>
@@ -9936,6 +10326,7 @@
     </w:tblStylePr>
     <w:tblStylePr w:type="lastRow">
       <w:rPr>
+        <w:rFonts w:eastAsia="黑体"/>
         <w:b/>
         <w:bCs/>
         <w:color w:themeColor="text1" w:val="000000"/>
@@ -9955,6 +10346,7 @@
     </w:tblStylePr>
     <w:tblStylePr w:type="firstCol">
       <w:rPr>
+        <w:rFonts w:eastAsia="黑体"/>
         <w:b/>
         <w:bCs/>
         <w:color w:themeColor="text1" w:val="000000"/>
@@ -9974,6 +10366,7 @@
     </w:tblStylePr>
     <w:tblStylePr w:type="lastCol">
       <w:rPr>
+        <w:rFonts w:eastAsia="黑体"/>
         <w:b w:val="0"/>
         <w:bCs w:val="0"/>
         <w:color w:themeColor="text1" w:val="000000"/>
@@ -10023,7 +10416,7 @@
       <w:spacing w:after="0" w:line="240" w:lineRule="auto"/>
     </w:pPr>
     <w:rPr>
-      <w:rFonts w:asciiTheme="majorHAnsi" w:cstheme="majorBidi" w:eastAsiaTheme="majorEastAsia" w:hAnsiTheme="majorHAnsi"/>
+      <w:rFonts w:asciiTheme="majorHAnsi" w:cstheme="majorBidi" w:hAnsiTheme="majorHAnsi" w:eastAsia="黑体"/>
       <w:color w:themeColor="text1" w:val="000000"/>
     </w:rPr>
     <w:tblPr>
@@ -10050,6 +10443,7 @@
     </w:tcPr>
     <w:tblStylePr w:type="firstRow">
       <w:rPr>
+        <w:rFonts w:eastAsia="黑体"/>
         <w:b/>
         <w:bCs/>
         <w:color w:themeColor="text1" w:val="000000"/>
@@ -10061,6 +10455,7 @@
     </w:tblStylePr>
     <w:tblStylePr w:type="lastRow">
       <w:rPr>
+        <w:rFonts w:eastAsia="黑体"/>
         <w:b/>
         <w:bCs/>
         <w:color w:themeColor="text1" w:val="000000"/>
@@ -10080,6 +10475,7 @@
     </w:tblStylePr>
     <w:tblStylePr w:type="firstCol">
       <w:rPr>
+        <w:rFonts w:eastAsia="黑体"/>
         <w:b/>
         <w:bCs/>
         <w:color w:themeColor="text1" w:val="000000"/>
@@ -10099,6 +10495,7 @@
     </w:tblStylePr>
     <w:tblStylePr w:type="lastCol">
       <w:rPr>
+        <w:rFonts w:eastAsia="黑体"/>
         <w:b w:val="0"/>
         <w:bCs w:val="0"/>
         <w:color w:themeColor="text1" w:val="000000"/>
@@ -10148,7 +10545,7 @@
       <w:spacing w:after="0" w:line="240" w:lineRule="auto"/>
     </w:pPr>
     <w:rPr>
-      <w:rFonts w:asciiTheme="majorHAnsi" w:cstheme="majorBidi" w:eastAsiaTheme="majorEastAsia" w:hAnsiTheme="majorHAnsi"/>
+      <w:rFonts w:asciiTheme="majorHAnsi" w:cstheme="majorBidi" w:hAnsiTheme="majorHAnsi" w:eastAsia="黑体"/>
       <w:color w:themeColor="text1" w:val="000000"/>
     </w:rPr>
     <w:tblPr>
@@ -10175,6 +10572,7 @@
     </w:tcPr>
     <w:tblStylePr w:type="firstRow">
       <w:rPr>
+        <w:rFonts w:eastAsia="黑体"/>
         <w:b/>
         <w:bCs/>
         <w:color w:themeColor="text1" w:val="000000"/>
@@ -10186,6 +10584,7 @@
     </w:tblStylePr>
     <w:tblStylePr w:type="lastRow">
       <w:rPr>
+        <w:rFonts w:eastAsia="黑体"/>
         <w:b/>
         <w:bCs/>
         <w:color w:themeColor="text1" w:val="000000"/>
@@ -10205,6 +10604,7 @@
     </w:tblStylePr>
     <w:tblStylePr w:type="firstCol">
       <w:rPr>
+        <w:rFonts w:eastAsia="黑体"/>
         <w:b/>
         <w:bCs/>
         <w:color w:themeColor="text1" w:val="000000"/>
@@ -10224,6 +10624,7 @@
     </w:tblStylePr>
     <w:tblStylePr w:type="lastCol">
       <w:rPr>
+        <w:rFonts w:eastAsia="黑体"/>
         <w:b w:val="0"/>
         <w:bCs w:val="0"/>
         <w:color w:themeColor="text1" w:val="000000"/>
@@ -10273,7 +10674,7 @@
       <w:spacing w:after="0" w:line="240" w:lineRule="auto"/>
     </w:pPr>
     <w:rPr>
-      <w:rFonts w:asciiTheme="majorHAnsi" w:cstheme="majorBidi" w:eastAsiaTheme="majorEastAsia" w:hAnsiTheme="majorHAnsi"/>
+      <w:rFonts w:asciiTheme="majorHAnsi" w:cstheme="majorBidi" w:hAnsiTheme="majorHAnsi" w:eastAsia="黑体"/>
       <w:color w:themeColor="text1" w:val="000000"/>
     </w:rPr>
     <w:tblPr>
@@ -10300,6 +10701,7 @@
     </w:tcPr>
     <w:tblStylePr w:type="firstRow">
       <w:rPr>
+        <w:rFonts w:eastAsia="黑体"/>
         <w:b/>
         <w:bCs/>
         <w:color w:themeColor="text1" w:val="000000"/>
@@ -10311,6 +10713,7 @@
     </w:tblStylePr>
     <w:tblStylePr w:type="lastRow">
       <w:rPr>
+        <w:rFonts w:eastAsia="黑体"/>
         <w:b/>
         <w:bCs/>
         <w:color w:themeColor="text1" w:val="000000"/>
@@ -10330,6 +10733,7 @@
     </w:tblStylePr>
     <w:tblStylePr w:type="firstCol">
       <w:rPr>
+        <w:rFonts w:eastAsia="黑体"/>
         <w:b/>
         <w:bCs/>
         <w:color w:themeColor="text1" w:val="000000"/>
@@ -10349,6 +10753,7 @@
     </w:tblStylePr>
     <w:tblStylePr w:type="lastCol">
       <w:rPr>
+        <w:rFonts w:eastAsia="黑体"/>
         <w:b w:val="0"/>
         <w:bCs w:val="0"/>
         <w:color w:themeColor="text1" w:val="000000"/>
@@ -10421,6 +10826,7 @@
     </w:tcPr>
     <w:tblStylePr w:type="firstRow">
       <w:rPr>
+        <w:rFonts w:eastAsia="黑体"/>
         <w:b/>
         <w:bCs/>
         <w:i w:val="0"/>
@@ -10442,6 +10848,7 @@
     </w:tblStylePr>
     <w:tblStylePr w:type="lastRow">
       <w:rPr>
+        <w:rFonts w:eastAsia="黑体"/>
         <w:b/>
         <w:bCs/>
         <w:i w:val="0"/>
@@ -10463,6 +10870,7 @@
     </w:tblStylePr>
     <w:tblStylePr w:type="firstCol">
       <w:rPr>
+        <w:rFonts w:eastAsia="黑体"/>
         <w:b/>
         <w:bCs/>
         <w:i w:val="0"/>
@@ -10482,6 +10890,7 @@
     </w:tblStylePr>
     <w:tblStylePr w:type="lastCol">
       <w:rPr>
+        <w:rFonts w:eastAsia="黑体"/>
         <w:b/>
         <w:bCs/>
         <w:i w:val="0"/>
@@ -10562,6 +10971,7 @@
     </w:tcPr>
     <w:tblStylePr w:type="firstRow">
       <w:rPr>
+        <w:rFonts w:eastAsia="黑体"/>
         <w:b/>
         <w:bCs/>
         <w:i w:val="0"/>
@@ -10583,6 +10993,7 @@
     </w:tblStylePr>
     <w:tblStylePr w:type="lastRow">
       <w:rPr>
+        <w:rFonts w:eastAsia="黑体"/>
         <w:b/>
         <w:bCs/>
         <w:i w:val="0"/>
@@ -10604,6 +11015,7 @@
     </w:tblStylePr>
     <w:tblStylePr w:type="firstCol">
       <w:rPr>
+        <w:rFonts w:eastAsia="黑体"/>
         <w:b/>
         <w:bCs/>
         <w:i w:val="0"/>
@@ -10623,6 +11035,7 @@
     </w:tblStylePr>
     <w:tblStylePr w:type="lastCol">
       <w:rPr>
+        <w:rFonts w:eastAsia="黑体"/>
         <w:b/>
         <w:bCs/>
         <w:i w:val="0"/>
@@ -10703,6 +11116,7 @@
     </w:tcPr>
     <w:tblStylePr w:type="firstRow">
       <w:rPr>
+        <w:rFonts w:eastAsia="黑体"/>
         <w:b/>
         <w:bCs/>
         <w:i w:val="0"/>
@@ -10724,6 +11138,7 @@
     </w:tblStylePr>
     <w:tblStylePr w:type="lastRow">
       <w:rPr>
+        <w:rFonts w:eastAsia="黑体"/>
         <w:b/>
         <w:bCs/>
         <w:i w:val="0"/>
@@ -10745,6 +11160,7 @@
     </w:tblStylePr>
     <w:tblStylePr w:type="firstCol">
       <w:rPr>
+        <w:rFonts w:eastAsia="黑体"/>
         <w:b/>
         <w:bCs/>
         <w:i w:val="0"/>
@@ -10764,6 +11180,7 @@
     </w:tblStylePr>
     <w:tblStylePr w:type="lastCol">
       <w:rPr>
+        <w:rFonts w:eastAsia="黑体"/>
         <w:b/>
         <w:bCs/>
         <w:i w:val="0"/>
@@ -10844,6 +11261,7 @@
     </w:tcPr>
     <w:tblStylePr w:type="firstRow">
       <w:rPr>
+        <w:rFonts w:eastAsia="黑体"/>
         <w:b/>
         <w:bCs/>
         <w:i w:val="0"/>
@@ -10865,6 +11283,7 @@
     </w:tblStylePr>
     <w:tblStylePr w:type="lastRow">
       <w:rPr>
+        <w:rFonts w:eastAsia="黑体"/>
         <w:b/>
         <w:bCs/>
         <w:i w:val="0"/>
@@ -10886,6 +11305,7 @@
     </w:tblStylePr>
     <w:tblStylePr w:type="firstCol">
       <w:rPr>
+        <w:rFonts w:eastAsia="黑体"/>
         <w:b/>
         <w:bCs/>
         <w:i w:val="0"/>
@@ -10905,6 +11325,7 @@
     </w:tblStylePr>
     <w:tblStylePr w:type="lastCol">
       <w:rPr>
+        <w:rFonts w:eastAsia="黑体"/>
         <w:b/>
         <w:bCs/>
         <w:i w:val="0"/>
@@ -10985,6 +11406,7 @@
     </w:tcPr>
     <w:tblStylePr w:type="firstRow">
       <w:rPr>
+        <w:rFonts w:eastAsia="黑体"/>
         <w:b/>
         <w:bCs/>
         <w:i w:val="0"/>
@@ -11006,6 +11428,7 @@
     </w:tblStylePr>
     <w:tblStylePr w:type="lastRow">
       <w:rPr>
+        <w:rFonts w:eastAsia="黑体"/>
         <w:b/>
         <w:bCs/>
         <w:i w:val="0"/>
@@ -11027,6 +11450,7 @@
     </w:tblStylePr>
     <w:tblStylePr w:type="firstCol">
       <w:rPr>
+        <w:rFonts w:eastAsia="黑体"/>
         <w:b/>
         <w:bCs/>
         <w:i w:val="0"/>
@@ -11046,6 +11470,7 @@
     </w:tblStylePr>
     <w:tblStylePr w:type="lastCol">
       <w:rPr>
+        <w:rFonts w:eastAsia="黑体"/>
         <w:b/>
         <w:bCs/>
         <w:i w:val="0"/>
@@ -11126,6 +11551,7 @@
     </w:tcPr>
     <w:tblStylePr w:type="firstRow">
       <w:rPr>
+        <w:rFonts w:eastAsia="黑体"/>
         <w:b/>
         <w:bCs/>
         <w:i w:val="0"/>
@@ -11147,6 +11573,7 @@
     </w:tblStylePr>
     <w:tblStylePr w:type="lastRow">
       <w:rPr>
+        <w:rFonts w:eastAsia="黑体"/>
         <w:b/>
         <w:bCs/>
         <w:i w:val="0"/>
@@ -11168,6 +11595,7 @@
     </w:tblStylePr>
     <w:tblStylePr w:type="firstCol">
       <w:rPr>
+        <w:rFonts w:eastAsia="黑体"/>
         <w:b/>
         <w:bCs/>
         <w:i w:val="0"/>
@@ -11187,6 +11615,7 @@
     </w:tblStylePr>
     <w:tblStylePr w:type="lastCol">
       <w:rPr>
+        <w:rFonts w:eastAsia="黑体"/>
         <w:b/>
         <w:bCs/>
         <w:i w:val="0"/>
@@ -11267,6 +11696,7 @@
     </w:tcPr>
     <w:tblStylePr w:type="firstRow">
       <w:rPr>
+        <w:rFonts w:eastAsia="黑体"/>
         <w:b/>
         <w:bCs/>
         <w:i w:val="0"/>
@@ -11288,6 +11718,7 @@
     </w:tblStylePr>
     <w:tblStylePr w:type="lastRow">
       <w:rPr>
+        <w:rFonts w:eastAsia="黑体"/>
         <w:b/>
         <w:bCs/>
         <w:i w:val="0"/>
@@ -11309,6 +11740,7 @@
     </w:tblStylePr>
     <w:tblStylePr w:type="firstCol">
       <w:rPr>
+        <w:rFonts w:eastAsia="黑体"/>
         <w:b/>
         <w:bCs/>
         <w:i w:val="0"/>
@@ -11328,6 +11760,7 @@
     </w:tblStylePr>
     <w:tblStylePr w:type="lastCol">
       <w:rPr>
+        <w:rFonts w:eastAsia="黑体"/>
         <w:b/>
         <w:bCs/>
         <w:i w:val="0"/>
@@ -11385,6 +11818,7 @@
       <w:spacing w:after="0" w:line="240" w:lineRule="auto"/>
     </w:pPr>
     <w:rPr>
+      <w:rFonts w:eastAsia="黑体"/>
       <w:color w:themeColor="background1" w:val="FFFFFF"/>
     </w:rPr>
     <w:tblPr>
@@ -11403,6 +11837,7 @@
     </w:tcPr>
     <w:tblStylePr w:type="firstRow">
       <w:rPr>
+        <w:rFonts w:eastAsia="黑体"/>
         <w:b/>
         <w:bCs/>
       </w:rPr>
@@ -11499,6 +11934,7 @@
       <w:spacing w:after="0" w:line="240" w:lineRule="auto"/>
     </w:pPr>
     <w:rPr>
+      <w:rFonts w:eastAsia="黑体"/>
       <w:color w:themeColor="background1" w:val="FFFFFF"/>
     </w:rPr>
     <w:tblPr>
@@ -11517,6 +11953,7 @@
     </w:tcPr>
     <w:tblStylePr w:type="firstRow">
       <w:rPr>
+        <w:rFonts w:eastAsia="黑体"/>
         <w:b/>
         <w:bCs/>
       </w:rPr>
@@ -11613,6 +12050,7 @@
       <w:spacing w:after="0" w:line="240" w:lineRule="auto"/>
     </w:pPr>
     <w:rPr>
+      <w:rFonts w:eastAsia="黑体"/>
       <w:color w:themeColor="background1" w:val="FFFFFF"/>
     </w:rPr>
     <w:tblPr>
@@ -11631,6 +12069,7 @@
     </w:tcPr>
     <w:tblStylePr w:type="firstRow">
       <w:rPr>
+        <w:rFonts w:eastAsia="黑体"/>
         <w:b/>
         <w:bCs/>
       </w:rPr>
@@ -11727,6 +12166,7 @@
       <w:spacing w:after="0" w:line="240" w:lineRule="auto"/>
     </w:pPr>
     <w:rPr>
+      <w:rFonts w:eastAsia="黑体"/>
       <w:color w:themeColor="background1" w:val="FFFFFF"/>
     </w:rPr>
     <w:tblPr>
@@ -11745,6 +12185,7 @@
     </w:tcPr>
     <w:tblStylePr w:type="firstRow">
       <w:rPr>
+        <w:rFonts w:eastAsia="黑体"/>
         <w:b/>
         <w:bCs/>
       </w:rPr>
@@ -11841,6 +12282,7 @@
       <w:spacing w:after="0" w:line="240" w:lineRule="auto"/>
     </w:pPr>
     <w:rPr>
+      <w:rFonts w:eastAsia="黑体"/>
       <w:color w:themeColor="background1" w:val="FFFFFF"/>
     </w:rPr>
     <w:tblPr>
@@ -11859,6 +12301,7 @@
     </w:tcPr>
     <w:tblStylePr w:type="firstRow">
       <w:rPr>
+        <w:rFonts w:eastAsia="黑体"/>
         <w:b/>
         <w:bCs/>
       </w:rPr>
@@ -11955,6 +12398,7 @@
       <w:spacing w:after="0" w:line="240" w:lineRule="auto"/>
     </w:pPr>
     <w:rPr>
+      <w:rFonts w:eastAsia="黑体"/>
       <w:color w:themeColor="background1" w:val="FFFFFF"/>
     </w:rPr>
     <w:tblPr>
@@ -11973,6 +12417,7 @@
     </w:tcPr>
     <w:tblStylePr w:type="firstRow">
       <w:rPr>
+        <w:rFonts w:eastAsia="黑体"/>
         <w:b/>
         <w:bCs/>
       </w:rPr>
@@ -12069,6 +12514,7 @@
       <w:spacing w:after="0" w:line="240" w:lineRule="auto"/>
     </w:pPr>
     <w:rPr>
+      <w:rFonts w:eastAsia="黑体"/>
       <w:color w:themeColor="background1" w:val="FFFFFF"/>
     </w:rPr>
     <w:tblPr>
@@ -12087,6 +12533,7 @@
     </w:tcPr>
     <w:tblStylePr w:type="firstRow">
       <w:rPr>
+        <w:rFonts w:eastAsia="黑体"/>
         <w:b/>
         <w:bCs/>
       </w:rPr>
@@ -12183,6 +12630,7 @@
       <w:spacing w:after="0" w:line="240" w:lineRule="auto"/>
     </w:pPr>
     <w:rPr>
+      <w:rFonts w:eastAsia="黑体"/>
       <w:color w:themeColor="text1" w:val="000000"/>
     </w:rPr>
     <w:tblPr>
@@ -12209,6 +12657,7 @@
     </w:tcPr>
     <w:tblStylePr w:type="firstRow">
       <w:rPr>
+        <w:rFonts w:eastAsia="黑体"/>
         <w:b/>
         <w:bCs/>
       </w:rPr>
@@ -12227,6 +12676,7 @@
     </w:tblStylePr>
     <w:tblStylePr w:type="lastRow">
       <w:rPr>
+        <w:rFonts w:eastAsia="黑体"/>
         <w:b/>
         <w:bCs/>
         <w:color w:themeColor="background1" w:val="FFFFFF"/>
@@ -12241,6 +12691,7 @@
     </w:tblStylePr>
     <w:tblStylePr w:type="firstCol">
       <w:rPr>
+        <w:rFonts w:eastAsia="黑体"/>
         <w:color w:themeColor="background1" w:val="FFFFFF"/>
       </w:rPr>
       <w:tblPr/>
@@ -12258,6 +12709,7 @@
     </w:tblStylePr>
     <w:tblStylePr w:type="lastCol">
       <w:rPr>
+        <w:rFonts w:eastAsia="黑体"/>
         <w:color w:themeColor="background1" w:val="FFFFFF"/>
       </w:rPr>
       <w:tblPr/>
@@ -12287,11 +12739,13 @@
     </w:tblStylePr>
     <w:tblStylePr w:type="neCell">
       <w:rPr>
+        <w:rFonts w:eastAsia="黑体"/>
         <w:color w:themeColor="text1" w:val="000000"/>
       </w:rPr>
     </w:tblStylePr>
     <w:tblStylePr w:type="nwCell">
       <w:rPr>
+        <w:rFonts w:eastAsia="黑体"/>
         <w:color w:themeColor="text1" w:val="000000"/>
       </w:rPr>
     </w:tblStylePr>
@@ -12305,6 +12759,7 @@
       <w:spacing w:after="0" w:line="240" w:lineRule="auto"/>
     </w:pPr>
     <w:rPr>
+      <w:rFonts w:eastAsia="黑体"/>
       <w:color w:themeColor="text1" w:val="000000"/>
     </w:rPr>
     <w:tblPr>
@@ -12331,6 +12786,7 @@
     </w:tcPr>
     <w:tblStylePr w:type="firstRow">
       <w:rPr>
+        <w:rFonts w:eastAsia="黑体"/>
         <w:b/>
         <w:bCs/>
       </w:rPr>
@@ -12349,6 +12805,7 @@
     </w:tblStylePr>
     <w:tblStylePr w:type="lastRow">
       <w:rPr>
+        <w:rFonts w:eastAsia="黑体"/>
         <w:b/>
         <w:bCs/>
         <w:color w:themeColor="background1" w:val="FFFFFF"/>
@@ -12363,6 +12820,7 @@
     </w:tblStylePr>
     <w:tblStylePr w:type="firstCol">
       <w:rPr>
+        <w:rFonts w:eastAsia="黑体"/>
         <w:color w:themeColor="background1" w:val="FFFFFF"/>
       </w:rPr>
       <w:tblPr/>
@@ -12380,6 +12838,7 @@
     </w:tblStylePr>
     <w:tblStylePr w:type="lastCol">
       <w:rPr>
+        <w:rFonts w:eastAsia="黑体"/>
         <w:color w:themeColor="background1" w:val="FFFFFF"/>
       </w:rPr>
       <w:tblPr/>
@@ -12409,11 +12868,13 @@
     </w:tblStylePr>
     <w:tblStylePr w:type="neCell">
       <w:rPr>
+        <w:rFonts w:eastAsia="黑体"/>
         <w:color w:themeColor="text1" w:val="000000"/>
       </w:rPr>
     </w:tblStylePr>
     <w:tblStylePr w:type="nwCell">
       <w:rPr>
+        <w:rFonts w:eastAsia="黑体"/>
         <w:color w:themeColor="text1" w:val="000000"/>
       </w:rPr>
     </w:tblStylePr>
@@ -12427,6 +12888,7 @@
       <w:spacing w:after="0" w:line="240" w:lineRule="auto"/>
     </w:pPr>
     <w:rPr>
+      <w:rFonts w:eastAsia="黑体"/>
       <w:color w:themeColor="text1" w:val="000000"/>
     </w:rPr>
     <w:tblPr>
@@ -12453,6 +12915,7 @@
     </w:tcPr>
     <w:tblStylePr w:type="firstRow">
       <w:rPr>
+        <w:rFonts w:eastAsia="黑体"/>
         <w:b/>
         <w:bCs/>
       </w:rPr>
@@ -12471,6 +12934,7 @@
     </w:tblStylePr>
     <w:tblStylePr w:type="lastRow">
       <w:rPr>
+        <w:rFonts w:eastAsia="黑体"/>
         <w:b/>
         <w:bCs/>
         <w:color w:themeColor="background1" w:val="FFFFFF"/>
@@ -12485,6 +12949,7 @@
     </w:tblStylePr>
     <w:tblStylePr w:type="firstCol">
       <w:rPr>
+        <w:rFonts w:eastAsia="黑体"/>
         <w:color w:themeColor="background1" w:val="FFFFFF"/>
       </w:rPr>
       <w:tblPr/>
@@ -12502,6 +12967,7 @@
     </w:tblStylePr>
     <w:tblStylePr w:type="lastCol">
       <w:rPr>
+        <w:rFonts w:eastAsia="黑体"/>
         <w:color w:themeColor="background1" w:val="FFFFFF"/>
       </w:rPr>
       <w:tblPr/>
@@ -12531,11 +12997,13 @@
     </w:tblStylePr>
     <w:tblStylePr w:type="neCell">
       <w:rPr>
+        <w:rFonts w:eastAsia="黑体"/>
         <w:color w:themeColor="text1" w:val="000000"/>
       </w:rPr>
     </w:tblStylePr>
     <w:tblStylePr w:type="nwCell">
       <w:rPr>
+        <w:rFonts w:eastAsia="黑体"/>
         <w:color w:themeColor="text1" w:val="000000"/>
       </w:rPr>
     </w:tblStylePr>
@@ -12549,6 +13017,7 @@
       <w:spacing w:after="0" w:line="240" w:lineRule="auto"/>
     </w:pPr>
     <w:rPr>
+      <w:rFonts w:eastAsia="黑体"/>
       <w:color w:themeColor="text1" w:val="000000"/>
     </w:rPr>
     <w:tblPr>
@@ -12575,6 +13044,7 @@
     </w:tcPr>
     <w:tblStylePr w:type="firstRow">
       <w:rPr>
+        <w:rFonts w:eastAsia="黑体"/>
         <w:b/>
         <w:bCs/>
       </w:rPr>
@@ -12593,6 +13063,7 @@
     </w:tblStylePr>
     <w:tblStylePr w:type="lastRow">
       <w:rPr>
+        <w:rFonts w:eastAsia="黑体"/>
         <w:b/>
         <w:bCs/>
         <w:color w:themeColor="background1" w:val="FFFFFF"/>
@@ -12607,6 +13078,7 @@
     </w:tblStylePr>
     <w:tblStylePr w:type="firstCol">
       <w:rPr>
+        <w:rFonts w:eastAsia="黑体"/>
         <w:color w:themeColor="background1" w:val="FFFFFF"/>
       </w:rPr>
       <w:tblPr/>
@@ -12624,6 +13096,7 @@
     </w:tblStylePr>
     <w:tblStylePr w:type="lastCol">
       <w:rPr>
+        <w:rFonts w:eastAsia="黑体"/>
         <w:color w:themeColor="background1" w:val="FFFFFF"/>
       </w:rPr>
       <w:tblPr/>
@@ -12661,6 +13134,7 @@
       <w:spacing w:after="0" w:line="240" w:lineRule="auto"/>
     </w:pPr>
     <w:rPr>
+      <w:rFonts w:eastAsia="黑体"/>
       <w:color w:themeColor="text1" w:val="000000"/>
     </w:rPr>
     <w:tblPr>
@@ -12687,6 +13161,7 @@
     </w:tcPr>
     <w:tblStylePr w:type="firstRow">
       <w:rPr>
+        <w:rFonts w:eastAsia="黑体"/>
         <w:b/>
         <w:bCs/>
       </w:rPr>
@@ -12705,6 +13180,7 @@
     </w:tblStylePr>
     <w:tblStylePr w:type="lastRow">
       <w:rPr>
+        <w:rFonts w:eastAsia="黑体"/>
         <w:b/>
         <w:bCs/>
         <w:color w:themeColor="background1" w:val="FFFFFF"/>
@@ -12719,6 +13195,7 @@
     </w:tblStylePr>
     <w:tblStylePr w:type="firstCol">
       <w:rPr>
+        <w:rFonts w:eastAsia="黑体"/>
         <w:color w:themeColor="background1" w:val="FFFFFF"/>
       </w:rPr>
       <w:tblPr/>
@@ -12736,6 +13213,7 @@
     </w:tblStylePr>
     <w:tblStylePr w:type="lastCol">
       <w:rPr>
+        <w:rFonts w:eastAsia="黑体"/>
         <w:color w:themeColor="background1" w:val="FFFFFF"/>
       </w:rPr>
       <w:tblPr/>
@@ -12765,11 +13243,13 @@
     </w:tblStylePr>
     <w:tblStylePr w:type="neCell">
       <w:rPr>
+        <w:rFonts w:eastAsia="黑体"/>
         <w:color w:themeColor="text1" w:val="000000"/>
       </w:rPr>
     </w:tblStylePr>
     <w:tblStylePr w:type="nwCell">
       <w:rPr>
+        <w:rFonts w:eastAsia="黑体"/>
         <w:color w:themeColor="text1" w:val="000000"/>
       </w:rPr>
     </w:tblStylePr>
@@ -12783,6 +13263,7 @@
       <w:spacing w:after="0" w:line="240" w:lineRule="auto"/>
     </w:pPr>
     <w:rPr>
+      <w:rFonts w:eastAsia="黑体"/>
       <w:color w:themeColor="text1" w:val="000000"/>
     </w:rPr>
     <w:tblPr>
@@ -12809,6 +13290,7 @@
     </w:tcPr>
     <w:tblStylePr w:type="firstRow">
       <w:rPr>
+        <w:rFonts w:eastAsia="黑体"/>
         <w:b/>
         <w:bCs/>
       </w:rPr>
@@ -12827,6 +13309,7 @@
     </w:tblStylePr>
     <w:tblStylePr w:type="lastRow">
       <w:rPr>
+        <w:rFonts w:eastAsia="黑体"/>
         <w:b/>
         <w:bCs/>
         <w:color w:themeColor="background1" w:val="FFFFFF"/>
@@ -12841,6 +13324,7 @@
     </w:tblStylePr>
     <w:tblStylePr w:type="firstCol">
       <w:rPr>
+        <w:rFonts w:eastAsia="黑体"/>
         <w:color w:themeColor="background1" w:val="FFFFFF"/>
       </w:rPr>
       <w:tblPr/>
@@ -12858,6 +13342,7 @@
     </w:tblStylePr>
     <w:tblStylePr w:type="lastCol">
       <w:rPr>
+        <w:rFonts w:eastAsia="黑体"/>
         <w:color w:themeColor="background1" w:val="FFFFFF"/>
       </w:rPr>
       <w:tblPr/>
@@ -12887,11 +13372,13 @@
     </w:tblStylePr>
     <w:tblStylePr w:type="neCell">
       <w:rPr>
+        <w:rFonts w:eastAsia="黑体"/>
         <w:color w:themeColor="text1" w:val="000000"/>
       </w:rPr>
     </w:tblStylePr>
     <w:tblStylePr w:type="nwCell">
       <w:rPr>
+        <w:rFonts w:eastAsia="黑体"/>
         <w:color w:themeColor="text1" w:val="000000"/>
       </w:rPr>
     </w:tblStylePr>
@@ -12905,6 +13392,7 @@
       <w:spacing w:after="0" w:line="240" w:lineRule="auto"/>
     </w:pPr>
     <w:rPr>
+      <w:rFonts w:eastAsia="黑体"/>
       <w:color w:themeColor="text1" w:val="000000"/>
     </w:rPr>
     <w:tblPr>
@@ -12931,6 +13419,7 @@
     </w:tcPr>
     <w:tblStylePr w:type="firstRow">
       <w:rPr>
+        <w:rFonts w:eastAsia="黑体"/>
         <w:b/>
         <w:bCs/>
       </w:rPr>
@@ -12949,6 +13438,7 @@
     </w:tblStylePr>
     <w:tblStylePr w:type="lastRow">
       <w:rPr>
+        <w:rFonts w:eastAsia="黑体"/>
         <w:b/>
         <w:bCs/>
         <w:color w:themeColor="background1" w:val="FFFFFF"/>
@@ -12963,6 +13453,7 @@
     </w:tblStylePr>
     <w:tblStylePr w:type="firstCol">
       <w:rPr>
+        <w:rFonts w:eastAsia="黑体"/>
         <w:color w:themeColor="background1" w:val="FFFFFF"/>
       </w:rPr>
       <w:tblPr/>
@@ -12980,6 +13471,7 @@
     </w:tblStylePr>
     <w:tblStylePr w:type="lastCol">
       <w:rPr>
+        <w:rFonts w:eastAsia="黑体"/>
         <w:color w:themeColor="background1" w:val="FFFFFF"/>
       </w:rPr>
       <w:tblPr/>
@@ -13009,11 +13501,13 @@
     </w:tblStylePr>
     <w:tblStylePr w:type="neCell">
       <w:rPr>
+        <w:rFonts w:eastAsia="黑体"/>
         <w:color w:themeColor="text1" w:val="000000"/>
       </w:rPr>
     </w:tblStylePr>
     <w:tblStylePr w:type="nwCell">
       <w:rPr>
+        <w:rFonts w:eastAsia="黑体"/>
         <w:color w:themeColor="text1" w:val="000000"/>
       </w:rPr>
     </w:tblStylePr>
@@ -13027,6 +13521,7 @@
       <w:spacing w:after="0" w:line="240" w:lineRule="auto"/>
     </w:pPr>
     <w:rPr>
+      <w:rFonts w:eastAsia="黑体"/>
       <w:color w:themeColor="text1" w:val="000000"/>
     </w:rPr>
     <w:tblPr>
@@ -13045,6 +13540,7 @@
     </w:tcPr>
     <w:tblStylePr w:type="firstRow">
       <w:rPr>
+        <w:rFonts w:eastAsia="黑体"/>
         <w:b/>
         <w:bCs/>
         <w:color w:themeColor="background1" w:val="FFFFFF"/>
@@ -13059,6 +13555,7 @@
     </w:tblStylePr>
     <w:tblStylePr w:type="lastRow">
       <w:rPr>
+        <w:rFonts w:eastAsia="黑体"/>
         <w:b/>
         <w:bCs/>
         <w:color w:themeColor="accent2" w:themeShade="CC" w:val="9E3A38"/>
@@ -13073,12 +13570,14 @@
     </w:tblStylePr>
     <w:tblStylePr w:type="firstCol">
       <w:rPr>
+        <w:rFonts w:eastAsia="黑体"/>
         <w:b/>
         <w:bCs/>
       </w:rPr>
     </w:tblStylePr>
     <w:tblStylePr w:type="lastCol">
       <w:rPr>
+        <w:rFonts w:eastAsia="黑体"/>
         <w:b/>
         <w:bCs/>
       </w:rPr>
@@ -13113,6 +13612,7 @@
       <w:spacing w:after="0" w:line="240" w:lineRule="auto"/>
     </w:pPr>
     <w:rPr>
+      <w:rFonts w:eastAsia="黑体"/>
       <w:color w:themeColor="text1" w:val="000000"/>
     </w:rPr>
     <w:tblPr>
@@ -13131,6 +13631,7 @@
     </w:tcPr>
     <w:tblStylePr w:type="firstRow">
       <w:rPr>
+        <w:rFonts w:eastAsia="黑体"/>
         <w:b/>
         <w:bCs/>
         <w:color w:themeColor="background1" w:val="FFFFFF"/>
@@ -13145,6 +13646,7 @@
     </w:tblStylePr>
     <w:tblStylePr w:type="lastRow">
       <w:rPr>
+        <w:rFonts w:eastAsia="黑体"/>
         <w:b/>
         <w:bCs/>
         <w:color w:themeColor="accent2" w:themeShade="CC" w:val="9E3A38"/>
@@ -13159,12 +13661,14 @@
     </w:tblStylePr>
     <w:tblStylePr w:type="firstCol">
       <w:rPr>
+        <w:rFonts w:eastAsia="黑体"/>
         <w:b/>
         <w:bCs/>
       </w:rPr>
     </w:tblStylePr>
     <w:tblStylePr w:type="lastCol">
       <w:rPr>
+        <w:rFonts w:eastAsia="黑体"/>
         <w:b/>
         <w:bCs/>
       </w:rPr>
@@ -13199,6 +13703,7 @@
       <w:spacing w:after="0" w:line="240" w:lineRule="auto"/>
     </w:pPr>
     <w:rPr>
+      <w:rFonts w:eastAsia="黑体"/>
       <w:color w:themeColor="text1" w:val="000000"/>
     </w:rPr>
     <w:tblPr>
@@ -13217,6 +13722,7 @@
     </w:tcPr>
     <w:tblStylePr w:type="firstRow">
       <w:rPr>
+        <w:rFonts w:eastAsia="黑体"/>
         <w:b/>
         <w:bCs/>
         <w:color w:themeColor="background1" w:val="FFFFFF"/>
@@ -13231,6 +13737,7 @@
     </w:tblStylePr>
     <w:tblStylePr w:type="lastRow">
       <w:rPr>
+        <w:rFonts w:eastAsia="黑体"/>
         <w:b/>
         <w:bCs/>
         <w:color w:themeColor="accent2" w:themeShade="CC" w:val="9E3A38"/>
@@ -13245,12 +13752,14 @@
     </w:tblStylePr>
     <w:tblStylePr w:type="firstCol">
       <w:rPr>
+        <w:rFonts w:eastAsia="黑体"/>
         <w:b/>
         <w:bCs/>
       </w:rPr>
     </w:tblStylePr>
     <w:tblStylePr w:type="lastCol">
       <w:rPr>
+        <w:rFonts w:eastAsia="黑体"/>
         <w:b/>
         <w:bCs/>
       </w:rPr>
@@ -13285,6 +13794,7 @@
       <w:spacing w:after="0" w:line="240" w:lineRule="auto"/>
     </w:pPr>
     <w:rPr>
+      <w:rFonts w:eastAsia="黑体"/>
       <w:color w:themeColor="text1" w:val="000000"/>
     </w:rPr>
     <w:tblPr>
@@ -13303,6 +13813,7 @@
     </w:tcPr>
     <w:tblStylePr w:type="firstRow">
       <w:rPr>
+        <w:rFonts w:eastAsia="黑体"/>
         <w:b/>
         <w:bCs/>
         <w:color w:themeColor="background1" w:val="FFFFFF"/>
@@ -13317,6 +13828,7 @@
     </w:tblStylePr>
     <w:tblStylePr w:type="lastRow">
       <w:rPr>
+        <w:rFonts w:eastAsia="黑体"/>
         <w:b/>
         <w:bCs/>
         <w:color w:themeColor="accent4" w:themeShade="CC" w:val="664E82"/>
@@ -13331,12 +13843,14 @@
     </w:tblStylePr>
     <w:tblStylePr w:type="firstCol">
       <w:rPr>
+        <w:rFonts w:eastAsia="黑体"/>
         <w:b/>
         <w:bCs/>
       </w:rPr>
     </w:tblStylePr>
     <w:tblStylePr w:type="lastCol">
       <w:rPr>
+        <w:rFonts w:eastAsia="黑体"/>
         <w:b/>
         <w:bCs/>
       </w:rPr>
@@ -13371,6 +13885,7 @@
       <w:spacing w:after="0" w:line="240" w:lineRule="auto"/>
     </w:pPr>
     <w:rPr>
+      <w:rFonts w:eastAsia="黑体"/>
       <w:color w:themeColor="text1" w:val="000000"/>
     </w:rPr>
     <w:tblPr>
@@ -13389,6 +13904,7 @@
     </w:tcPr>
     <w:tblStylePr w:type="firstRow">
       <w:rPr>
+        <w:rFonts w:eastAsia="黑体"/>
         <w:b/>
         <w:bCs/>
         <w:color w:themeColor="background1" w:val="FFFFFF"/>
@@ -13403,6 +13919,7 @@
     </w:tblStylePr>
     <w:tblStylePr w:type="lastRow">
       <w:rPr>
+        <w:rFonts w:eastAsia="黑体"/>
         <w:b/>
         <w:bCs/>
         <w:color w:themeColor="accent3" w:themeShade="CC" w:val="7E9C40"/>
@@ -13417,12 +13934,14 @@
     </w:tblStylePr>
     <w:tblStylePr w:type="firstCol">
       <w:rPr>
+        <w:rFonts w:eastAsia="黑体"/>
         <w:b/>
         <w:bCs/>
       </w:rPr>
     </w:tblStylePr>
     <w:tblStylePr w:type="lastCol">
       <w:rPr>
+        <w:rFonts w:eastAsia="黑体"/>
         <w:b/>
         <w:bCs/>
       </w:rPr>
@@ -13457,6 +13976,7 @@
       <w:spacing w:after="0" w:line="240" w:lineRule="auto"/>
     </w:pPr>
     <w:rPr>
+      <w:rFonts w:eastAsia="黑体"/>
       <w:color w:themeColor="text1" w:val="000000"/>
     </w:rPr>
     <w:tblPr>
@@ -13475,6 +13995,7 @@
     </w:tcPr>
     <w:tblStylePr w:type="firstRow">
       <w:rPr>
+        <w:rFonts w:eastAsia="黑体"/>
         <w:b/>
         <w:bCs/>
         <w:color w:themeColor="background1" w:val="FFFFFF"/>
@@ -13489,6 +14010,7 @@
     </w:tblStylePr>
     <w:tblStylePr w:type="lastRow">
       <w:rPr>
+        <w:rFonts w:eastAsia="黑体"/>
         <w:b/>
         <w:bCs/>
         <w:color w:themeColor="accent6" w:themeShade="CC" w:val="F2730A"/>
@@ -13503,12 +14025,14 @@
     </w:tblStylePr>
     <w:tblStylePr w:type="firstCol">
       <w:rPr>
+        <w:rFonts w:eastAsia="黑体"/>
         <w:b/>
         <w:bCs/>
       </w:rPr>
     </w:tblStylePr>
     <w:tblStylePr w:type="lastCol">
       <w:rPr>
+        <w:rFonts w:eastAsia="黑体"/>
         <w:b/>
         <w:bCs/>
       </w:rPr>
@@ -13543,6 +14067,7 @@
       <w:spacing w:after="0" w:line="240" w:lineRule="auto"/>
     </w:pPr>
     <w:rPr>
+      <w:rFonts w:eastAsia="黑体"/>
       <w:color w:themeColor="text1" w:val="000000"/>
     </w:rPr>
     <w:tblPr>
@@ -13561,6 +14086,7 @@
     </w:tcPr>
     <w:tblStylePr w:type="firstRow">
       <w:rPr>
+        <w:rFonts w:eastAsia="黑体"/>
         <w:b/>
         <w:bCs/>
         <w:color w:themeColor="background1" w:val="FFFFFF"/>
@@ -13575,6 +14101,7 @@
     </w:tblStylePr>
     <w:tblStylePr w:type="lastRow">
       <w:rPr>
+        <w:rFonts w:eastAsia="黑体"/>
         <w:b/>
         <w:bCs/>
         <w:color w:themeColor="accent5" w:themeShade="CC" w:val="348DA5"/>
@@ -13589,12 +14116,14 @@
     </w:tblStylePr>
     <w:tblStylePr w:type="firstCol">
       <w:rPr>
+        <w:rFonts w:eastAsia="黑体"/>
         <w:b/>
         <w:bCs/>
       </w:rPr>
     </w:tblStylePr>
     <w:tblStylePr w:type="lastCol">
       <w:rPr>
+        <w:rFonts w:eastAsia="黑体"/>
         <w:b/>
         <w:bCs/>
       </w:rPr>
@@ -13629,6 +14158,7 @@
       <w:spacing w:after="0" w:line="240" w:lineRule="auto"/>
     </w:pPr>
     <w:rPr>
+      <w:rFonts w:eastAsia="黑体"/>
       <w:color w:themeColor="text1" w:val="000000"/>
     </w:rPr>
     <w:tblPr>
@@ -13650,6 +14180,7 @@
     </w:tcPr>
     <w:tblStylePr w:type="firstRow">
       <w:rPr>
+        <w:rFonts w:eastAsia="黑体"/>
         <w:b/>
         <w:bCs/>
       </w:rPr>
@@ -13660,6 +14191,7 @@
     </w:tblStylePr>
     <w:tblStylePr w:type="lastRow">
       <w:rPr>
+        <w:rFonts w:eastAsia="黑体"/>
         <w:b/>
         <w:bCs/>
         <w:color w:themeColor="text1" w:val="000000"/>
@@ -13671,6 +14203,7 @@
     </w:tblStylePr>
     <w:tblStylePr w:type="firstCol">
       <w:rPr>
+        <w:rFonts w:eastAsia="黑体"/>
         <w:color w:themeColor="background1" w:val="FFFFFF"/>
       </w:rPr>
       <w:tblPr/>
@@ -13680,6 +14213,7 @@
     </w:tblStylePr>
     <w:tblStylePr w:type="lastCol">
       <w:rPr>
+        <w:rFonts w:eastAsia="黑体"/>
         <w:color w:themeColor="background1" w:val="FFFFFF"/>
       </w:rPr>
       <w:tblPr/>
@@ -13709,6 +14243,7 @@
       <w:spacing w:after="0" w:line="240" w:lineRule="auto"/>
     </w:pPr>
     <w:rPr>
+      <w:rFonts w:eastAsia="黑体"/>
       <w:color w:themeColor="text1" w:val="000000"/>
     </w:rPr>
     <w:tblPr>
@@ -13730,6 +14265,7 @@
     </w:tcPr>
     <w:tblStylePr w:type="firstRow">
       <w:rPr>
+        <w:rFonts w:eastAsia="黑体"/>
         <w:b/>
         <w:bCs/>
       </w:rPr>
@@ -13740,6 +14276,7 @@
     </w:tblStylePr>
     <w:tblStylePr w:type="lastRow">
       <w:rPr>
+        <w:rFonts w:eastAsia="黑体"/>
         <w:b/>
         <w:bCs/>
         <w:color w:themeColor="text1" w:val="000000"/>
@@ -13751,6 +14288,7 @@
     </w:tblStylePr>
     <w:tblStylePr w:type="firstCol">
       <w:rPr>
+        <w:rFonts w:eastAsia="黑体"/>
         <w:color w:themeColor="background1" w:val="FFFFFF"/>
       </w:rPr>
       <w:tblPr/>
@@ -13760,6 +14298,7 @@
     </w:tblStylePr>
     <w:tblStylePr w:type="lastCol">
       <w:rPr>
+        <w:rFonts w:eastAsia="黑体"/>
         <w:color w:themeColor="background1" w:val="FFFFFF"/>
       </w:rPr>
       <w:tblPr/>
@@ -13789,6 +14328,7 @@
       <w:spacing w:after="0" w:line="240" w:lineRule="auto"/>
     </w:pPr>
     <w:rPr>
+      <w:rFonts w:eastAsia="黑体"/>
       <w:color w:themeColor="text1" w:val="000000"/>
     </w:rPr>
     <w:tblPr>
@@ -13810,6 +14350,7 @@
     </w:tcPr>
     <w:tblStylePr w:type="firstRow">
       <w:rPr>
+        <w:rFonts w:eastAsia="黑体"/>
         <w:b/>
         <w:bCs/>
       </w:rPr>
@@ -13820,6 +14361,7 @@
     </w:tblStylePr>
     <w:tblStylePr w:type="lastRow">
       <w:rPr>
+        <w:rFonts w:eastAsia="黑体"/>
         <w:b/>
         <w:bCs/>
         <w:color w:themeColor="text1" w:val="000000"/>
@@ -13831,6 +14373,7 @@
     </w:tblStylePr>
     <w:tblStylePr w:type="firstCol">
       <w:rPr>
+        <w:rFonts w:eastAsia="黑体"/>
         <w:color w:themeColor="background1" w:val="FFFFFF"/>
       </w:rPr>
       <w:tblPr/>
@@ -13840,6 +14383,7 @@
     </w:tblStylePr>
     <w:tblStylePr w:type="lastCol">
       <w:rPr>
+        <w:rFonts w:eastAsia="黑体"/>
         <w:color w:themeColor="background1" w:val="FFFFFF"/>
       </w:rPr>
       <w:tblPr/>
@@ -13869,6 +14413,7 @@
       <w:spacing w:after="0" w:line="240" w:lineRule="auto"/>
     </w:pPr>
     <w:rPr>
+      <w:rFonts w:eastAsia="黑体"/>
       <w:color w:themeColor="text1" w:val="000000"/>
     </w:rPr>
     <w:tblPr>
@@ -13890,6 +14435,7 @@
     </w:tcPr>
     <w:tblStylePr w:type="firstRow">
       <w:rPr>
+        <w:rFonts w:eastAsia="黑体"/>
         <w:b/>
         <w:bCs/>
       </w:rPr>
@@ -13900,6 +14446,7 @@
     </w:tblStylePr>
     <w:tblStylePr w:type="lastRow">
       <w:rPr>
+        <w:rFonts w:eastAsia="黑体"/>
         <w:b/>
         <w:bCs/>
         <w:color w:themeColor="text1" w:val="000000"/>
@@ -13911,6 +14458,7 @@
     </w:tblStylePr>
     <w:tblStylePr w:type="firstCol">
       <w:rPr>
+        <w:rFonts w:eastAsia="黑体"/>
         <w:color w:themeColor="background1" w:val="FFFFFF"/>
       </w:rPr>
       <w:tblPr/>
@@ -13920,6 +14468,7 @@
     </w:tblStylePr>
     <w:tblStylePr w:type="lastCol">
       <w:rPr>
+        <w:rFonts w:eastAsia="黑体"/>
         <w:color w:themeColor="background1" w:val="FFFFFF"/>
       </w:rPr>
       <w:tblPr/>
@@ -13949,6 +14498,7 @@
       <w:spacing w:after="0" w:line="240" w:lineRule="auto"/>
     </w:pPr>
     <w:rPr>
+      <w:rFonts w:eastAsia="黑体"/>
       <w:color w:themeColor="text1" w:val="000000"/>
     </w:rPr>
     <w:tblPr>
@@ -13970,6 +14520,7 @@
     </w:tcPr>
     <w:tblStylePr w:type="firstRow">
       <w:rPr>
+        <w:rFonts w:eastAsia="黑体"/>
         <w:b/>
         <w:bCs/>
       </w:rPr>
@@ -13980,6 +14531,7 @@
     </w:tblStylePr>
     <w:tblStylePr w:type="lastRow">
       <w:rPr>
+        <w:rFonts w:eastAsia="黑体"/>
         <w:b/>
         <w:bCs/>
         <w:color w:themeColor="text1" w:val="000000"/>
@@ -13991,6 +14543,7 @@
     </w:tblStylePr>
     <w:tblStylePr w:type="firstCol">
       <w:rPr>
+        <w:rFonts w:eastAsia="黑体"/>
         <w:color w:themeColor="background1" w:val="FFFFFF"/>
       </w:rPr>
       <w:tblPr/>
@@ -14000,6 +14553,7 @@
     </w:tblStylePr>
     <w:tblStylePr w:type="lastCol">
       <w:rPr>
+        <w:rFonts w:eastAsia="黑体"/>
         <w:color w:themeColor="background1" w:val="FFFFFF"/>
       </w:rPr>
       <w:tblPr/>
@@ -14029,6 +14583,7 @@
       <w:spacing w:after="0" w:line="240" w:lineRule="auto"/>
     </w:pPr>
     <w:rPr>
+      <w:rFonts w:eastAsia="黑体"/>
       <w:color w:themeColor="text1" w:val="000000"/>
     </w:rPr>
     <w:tblPr>
@@ -14050,6 +14605,7 @@
     </w:tcPr>
     <w:tblStylePr w:type="firstRow">
       <w:rPr>
+        <w:rFonts w:eastAsia="黑体"/>
         <w:b/>
         <w:bCs/>
       </w:rPr>
@@ -14060,6 +14616,7 @@
     </w:tblStylePr>
     <w:tblStylePr w:type="lastRow">
       <w:rPr>
+        <w:rFonts w:eastAsia="黑体"/>
         <w:b/>
         <w:bCs/>
         <w:color w:themeColor="text1" w:val="000000"/>
@@ -14071,6 +14628,7 @@
     </w:tblStylePr>
     <w:tblStylePr w:type="firstCol">
       <w:rPr>
+        <w:rFonts w:eastAsia="黑体"/>
         <w:color w:themeColor="background1" w:val="FFFFFF"/>
       </w:rPr>
       <w:tblPr/>
@@ -14080,6 +14638,7 @@
     </w:tblStylePr>
     <w:tblStylePr w:type="lastCol">
       <w:rPr>
+        <w:rFonts w:eastAsia="黑体"/>
         <w:color w:themeColor="background1" w:val="FFFFFF"/>
       </w:rPr>
       <w:tblPr/>
@@ -14109,6 +14668,7 @@
       <w:spacing w:after="0" w:line="240" w:lineRule="auto"/>
     </w:pPr>
     <w:rPr>
+      <w:rFonts w:eastAsia="黑体"/>
       <w:color w:themeColor="text1" w:val="000000"/>
     </w:rPr>
     <w:tblPr>
@@ -14130,6 +14690,7 @@
     </w:tcPr>
     <w:tblStylePr w:type="firstRow">
       <w:rPr>
+        <w:rFonts w:eastAsia="黑体"/>
         <w:b/>
         <w:bCs/>
       </w:rPr>
@@ -14140,6 +14701,7 @@
     </w:tblStylePr>
     <w:tblStylePr w:type="lastRow">
       <w:rPr>
+        <w:rFonts w:eastAsia="黑体"/>
         <w:b/>
         <w:bCs/>
         <w:color w:themeColor="text1" w:val="000000"/>
@@ -14151,6 +14713,7 @@
     </w:tblStylePr>
     <w:tblStylePr w:type="firstCol">
       <w:rPr>
+        <w:rFonts w:eastAsia="黑体"/>
         <w:color w:themeColor="background1" w:val="FFFFFF"/>
       </w:rPr>
       <w:tblPr/>
@@ -14160,6 +14723,7 @@
     </w:tblStylePr>
     <w:tblStylePr w:type="lastCol">
       <w:rPr>
+        <w:rFonts w:eastAsia="黑体"/>
         <w:color w:themeColor="background1" w:val="FFFFFF"/>
       </w:rPr>
       <w:tblPr/>
@@ -14192,6 +14756,7 @@
     <w:name w:val="KeywordTok"/>
     <w:basedOn w:val="VerbatimChar"/>
     <w:rPr>
+      <w:rFonts w:eastAsia="黑体"/>
       <w:b/>
       <w:color w:val="007020"/>
     </w:rPr>
@@ -14200,6 +14765,7 @@
     <w:name w:val="DataTypeTok"/>
     <w:basedOn w:val="VerbatimChar"/>
     <w:rPr>
+      <w:rFonts w:eastAsia="黑体"/>
       <w:color w:val="902000"/>
     </w:rPr>
   </w:style>
@@ -14207,6 +14773,7 @@
     <w:name w:val="DecValTok"/>
     <w:basedOn w:val="VerbatimChar"/>
     <w:rPr>
+      <w:rFonts w:eastAsia="黑体"/>
       <w:color w:val="40a070"/>
     </w:rPr>
   </w:style>
@@ -14214,6 +14781,7 @@
     <w:name w:val="BaseNTok"/>
     <w:basedOn w:val="VerbatimChar"/>
     <w:rPr>
+      <w:rFonts w:eastAsia="黑体"/>
       <w:color w:val="40a070"/>
     </w:rPr>
   </w:style>
@@ -14221,6 +14789,7 @@
     <w:name w:val="FloatTok"/>
     <w:basedOn w:val="VerbatimChar"/>
     <w:rPr>
+      <w:rFonts w:eastAsia="黑体"/>
       <w:color w:val="40a070"/>
     </w:rPr>
   </w:style>
@@ -14228,6 +14797,7 @@
     <w:name w:val="ConstantTok"/>
     <w:basedOn w:val="VerbatimChar"/>
     <w:rPr>
+      <w:rFonts w:eastAsia="黑体"/>
       <w:color w:val="880000"/>
     </w:rPr>
   </w:style>
@@ -14235,6 +14805,7 @@
     <w:name w:val="CharTok"/>
     <w:basedOn w:val="VerbatimChar"/>
     <w:rPr>
+      <w:rFonts w:eastAsia="黑体"/>
       <w:color w:val="4070a0"/>
     </w:rPr>
   </w:style>
@@ -14242,6 +14813,7 @@
     <w:name w:val="SpecialCharTok"/>
     <w:basedOn w:val="VerbatimChar"/>
     <w:rPr>
+      <w:rFonts w:eastAsia="黑体"/>
       <w:color w:val="4070a0"/>
     </w:rPr>
   </w:style>
@@ -14249,6 +14821,7 @@
     <w:name w:val="StringTok"/>
     <w:basedOn w:val="VerbatimChar"/>
     <w:rPr>
+      <w:rFonts w:eastAsia="黑体"/>
       <w:color w:val="4070a0"/>
     </w:rPr>
   </w:style>
@@ -14256,6 +14829,7 @@
     <w:name w:val="VerbatimStringTok"/>
     <w:basedOn w:val="VerbatimChar"/>
     <w:rPr>
+      <w:rFonts w:eastAsia="黑体"/>
       <w:color w:val="4070a0"/>
     </w:rPr>
   </w:style>
@@ -14263,6 +14837,7 @@
     <w:name w:val="SpecialStringTok"/>
     <w:basedOn w:val="VerbatimChar"/>
     <w:rPr>
+      <w:rFonts w:eastAsia="黑体"/>
       <w:color w:val="bb6688"/>
     </w:rPr>
   </w:style>
@@ -14270,6 +14845,7 @@
     <w:name w:val="ImportTok"/>
     <w:basedOn w:val="VerbatimChar"/>
     <w:rPr>
+      <w:rFonts w:eastAsia="黑体"/>
       <w:b/>
       <w:color w:val="008000"/>
     </w:rPr>
@@ -14278,6 +14854,7 @@
     <w:name w:val="CommentTok"/>
     <w:basedOn w:val="VerbatimChar"/>
     <w:rPr>
+      <w:rFonts w:eastAsia="黑体"/>
       <w:i/>
       <w:color w:val="60a0b0"/>
     </w:rPr>
@@ -14286,6 +14863,7 @@
     <w:name w:val="DocumentationTok"/>
     <w:basedOn w:val="VerbatimChar"/>
     <w:rPr>
+      <w:rFonts w:eastAsia="黑体"/>
       <w:i/>
       <w:color w:val="ba2121"/>
     </w:rPr>
@@ -14294,6 +14872,7 @@
     <w:name w:val="AnnotationTok"/>
     <w:basedOn w:val="VerbatimChar"/>
     <w:rPr>
+      <w:rFonts w:eastAsia="黑体"/>
       <w:b/>
       <w:i/>
       <w:color w:val="60a0b0"/>
@@ -14303,6 +14882,7 @@
     <w:name w:val="CommentVarTok"/>
     <w:basedOn w:val="VerbatimChar"/>
     <w:rPr>
+      <w:rFonts w:eastAsia="黑体"/>
       <w:b/>
       <w:i/>
       <w:color w:val="60a0b0"/>
@@ -14312,6 +14892,7 @@
     <w:name w:val="OtherTok"/>
     <w:basedOn w:val="VerbatimChar"/>
     <w:rPr>
+      <w:rFonts w:eastAsia="黑体"/>
       <w:color w:val="007020"/>
     </w:rPr>
   </w:style>
@@ -14319,6 +14900,7 @@
     <w:name w:val="FunctionTok"/>
     <w:basedOn w:val="VerbatimChar"/>
     <w:rPr>
+      <w:rFonts w:eastAsia="黑体"/>
       <w:color w:val="06287e"/>
     </w:rPr>
   </w:style>
@@ -14326,6 +14908,7 @@
     <w:name w:val="VariableTok"/>
     <w:basedOn w:val="VerbatimChar"/>
     <w:rPr>
+      <w:rFonts w:eastAsia="黑体"/>
       <w:color w:val="19177c"/>
     </w:rPr>
   </w:style>
@@ -14333,6 +14916,7 @@
     <w:name w:val="ControlFlowTok"/>
     <w:basedOn w:val="VerbatimChar"/>
     <w:rPr>
+      <w:rFonts w:eastAsia="黑体"/>
       <w:b/>
       <w:color w:val="007020"/>
     </w:rPr>
@@ -14341,6 +14925,7 @@
     <w:name w:val="OperatorTok"/>
     <w:basedOn w:val="VerbatimChar"/>
     <w:rPr>
+      <w:rFonts w:eastAsia="黑体"/>
       <w:color w:val="666666"/>
     </w:rPr>
   </w:style>
@@ -14348,18 +14933,22 @@
     <w:name w:val="BuiltInTok"/>
     <w:basedOn w:val="VerbatimChar"/>
     <w:rPr>
+      <w:rFonts w:eastAsia="黑体"/>
       <w:color w:val="008000"/>
     </w:rPr>
   </w:style>
   <w:style w:type="character" w:customStyle="1" w:styleId="ExtensionTok">
     <w:name w:val="ExtensionTok"/>
     <w:basedOn w:val="VerbatimChar"/>
-    <w:rPr/>
+    <w:rPr>
+      <w:rFonts w:eastAsia="黑体"/>
+    </w:rPr>
   </w:style>
   <w:style w:type="character" w:customStyle="1" w:styleId="PreprocessorTok">
     <w:name w:val="PreprocessorTok"/>
     <w:basedOn w:val="VerbatimChar"/>
     <w:rPr>
+      <w:rFonts w:eastAsia="黑体"/>
       <w:color w:val="bc7a00"/>
     </w:rPr>
   </w:style>
@@ -14367,18 +14956,22 @@
     <w:name w:val="AttributeTok"/>
     <w:basedOn w:val="VerbatimChar"/>
     <w:rPr>
+      <w:rFonts w:eastAsia="黑体"/>
       <w:color w:val="7d9029"/>
     </w:rPr>
   </w:style>
   <w:style w:type="character" w:customStyle="1" w:styleId="RegionMarkerTok">
     <w:name w:val="RegionMarkerTok"/>
     <w:basedOn w:val="VerbatimChar"/>
-    <w:rPr/>
+    <w:rPr>
+      <w:rFonts w:eastAsia="黑体"/>
+    </w:rPr>
   </w:style>
   <w:style w:type="character" w:customStyle="1" w:styleId="InformationTok">
     <w:name w:val="InformationTok"/>
     <w:basedOn w:val="VerbatimChar"/>
     <w:rPr>
+      <w:rFonts w:eastAsia="黑体"/>
       <w:b/>
       <w:i/>
       <w:color w:val="60a0b0"/>
@@ -14388,6 +14981,7 @@
     <w:name w:val="WarningTok"/>
     <w:basedOn w:val="VerbatimChar"/>
     <w:rPr>
+      <w:rFonts w:eastAsia="黑体"/>
       <w:b/>
       <w:i/>
       <w:color w:val="60a0b0"/>
@@ -14397,6 +14991,7 @@
     <w:name w:val="AlertTok"/>
     <w:basedOn w:val="VerbatimChar"/>
     <w:rPr>
+      <w:rFonts w:eastAsia="黑体"/>
       <w:b/>
       <w:color w:val="ff0000"/>
     </w:rPr>
@@ -14405,6 +15000,7 @@
     <w:name w:val="ErrorTok"/>
     <w:basedOn w:val="VerbatimChar"/>
     <w:rPr>
+      <w:rFonts w:eastAsia="黑体"/>
       <w:b/>
       <w:color w:val="ff0000"/>
     </w:rPr>
@@ -14412,7 +15008,9 @@
   <w:style w:type="character" w:customStyle="1" w:styleId="NormalTok">
     <w:name w:val="NormalTok"/>
     <w:basedOn w:val="VerbatimChar"/>
-    <w:rPr/>
+    <w:rPr>
+      <w:rFonts w:eastAsia="黑体"/>
+    </w:rPr>
   </w:style>
 </w:styles>
 </file>
@@ -14461,12 +15059,12 @@
     <a:fontScheme name="Office">
       <a:majorFont>
         <a:latin typeface="Calibri"/>
-        <a:ea typeface=""/>
+        <a:ea typeface="黑体"/>
         <a:cs typeface=""/>
         <a:font script="Jpan" typeface="ＭＳ ゴシック"/>
         <a:font script="Hang" typeface="맑은 고딕"/>
-        <a:font script="Hans" typeface="宋体"/>
-        <a:font script="Hant" typeface="新細明體"/>
+        <a:font script="Hans" typeface="黑体"/>
+        <a:font script="Hant" typeface="黑体"/>
         <a:font script="Arab" typeface="Times New Roman"/>
         <a:font script="Hebr" typeface="Times New Roman"/>
         <a:font script="Thai" typeface="Angsana New"/>
@@ -14496,12 +15094,12 @@
       </a:majorFont>
       <a:minorFont>
         <a:latin typeface="Cambria"/>
-        <a:ea typeface=""/>
+        <a:ea typeface="黑体"/>
         <a:cs typeface=""/>
         <a:font script="Jpan" typeface="ＭＳ 明朝"/>
         <a:font script="Hang" typeface="맑은 고딕"/>
-        <a:font script="Hans" typeface="宋体"/>
-        <a:font script="Hant" typeface="新細明體"/>
+        <a:font script="Hans" typeface="黑体"/>
+        <a:font script="Hant" typeface="黑体"/>
         <a:font script="Arab" typeface="Arial"/>
         <a:font script="Hebr" typeface="Arial"/>
         <a:font script="Thai" typeface="Cordia New"/>

--- a/12-通用拓扑结构/07-其他拓扑/负反馈结构/负反馈结构.docx
+++ b/12-通用拓扑结构/07-其他拓扑/负反馈结构/负反馈结构.docx
@@ -1991,7 +1991,7 @@
           <w:color w:val="555555"/>
           <w:sz w:val="21"/>
         </w:rPr>
-        <w:t>材料收集者：杜文杰，WX手机：19519196569，QQ:3478827729</w:t>
+        <w:t>材料收集者：杜文杰，微信/手机：19519196569，QQ:3478827729</w:t>
       </w:r>
     </w:p>
     <w:sectPr>
